--- a/Сучасні технології розробки графічного інтерфейсу користувача/lab2/lab2_Goretsky.docx
+++ b/Сучасні технології розробки графічного інтерфейсу користувача/lab2/lab2_Goretsky.docx
@@ -324,7 +324,7 @@
     <w:p>
       <w:pPr>
         <w:spacing w:after="0" w:line="360" w:lineRule="auto"/>
-        <w:ind w:left="7230"/>
+        <w:ind w:left="7513"/>
         <w:rPr>
           <w:rFonts w:ascii="Times New Roman" w:eastAsia="Times New Roman" w:hAnsi="Times New Roman" w:cs="Times New Roman"/>
           <w:bCs/>
@@ -347,7 +347,7 @@
     <w:p>
       <w:pPr>
         <w:spacing w:after="0" w:line="360" w:lineRule="auto"/>
-        <w:ind w:left="7230"/>
+        <w:ind w:left="7513"/>
         <w:rPr>
           <w:rFonts w:ascii="Times New Roman" w:eastAsia="Times New Roman" w:hAnsi="Times New Roman" w:cs="Times New Roman"/>
           <w:noProof/>
@@ -387,7 +387,7 @@
     <w:p>
       <w:pPr>
         <w:spacing w:after="0" w:line="360" w:lineRule="auto"/>
-        <w:ind w:left="7230"/>
+        <w:ind w:left="7513"/>
         <w:rPr>
           <w:rFonts w:ascii="Times New Roman" w:eastAsia="Times New Roman" w:hAnsi="Times New Roman" w:cs="Times New Roman"/>
           <w:noProof/>
@@ -438,7 +438,7 @@
     <w:p>
       <w:pPr>
         <w:spacing w:after="0" w:line="360" w:lineRule="auto"/>
-        <w:ind w:left="7230"/>
+        <w:ind w:left="7513"/>
         <w:rPr>
           <w:rFonts w:ascii="Times New Roman" w:eastAsia="Times New Roman" w:hAnsi="Times New Roman" w:cs="Times New Roman"/>
           <w:b/>
@@ -525,7 +525,7 @@
     <w:p>
       <w:pPr>
         <w:spacing w:after="0" w:line="360" w:lineRule="auto"/>
-        <w:jc w:val="both"/>
+        <w:jc w:val="center"/>
         <w:rPr>
           <w:rFonts w:ascii="Times New Roman" w:eastAsia="Times New Roman" w:hAnsi="Times New Roman" w:cs="Times New Roman"/>
           <w:noProof/>
@@ -545,18 +545,15 @@
           <w:szCs w:val="28"/>
         </w:rPr>
       </w:pPr>
-    </w:p>
-    <w:p>
-      <w:pPr>
-        <w:spacing w:after="0" w:line="360" w:lineRule="auto"/>
-        <w:jc w:val="center"/>
+      <w:r>
         <w:rPr>
           <w:rFonts w:ascii="Times New Roman" w:eastAsia="Times New Roman" w:hAnsi="Times New Roman" w:cs="Times New Roman"/>
           <w:noProof/>
           <w:sz w:val="28"/>
           <w:szCs w:val="28"/>
         </w:rPr>
-      </w:pPr>
+        <w:t>Кам’янець-Подільський – 202</w:t>
+      </w:r>
       <w:r>
         <w:rPr>
           <w:rFonts w:ascii="Times New Roman" w:eastAsia="Times New Roman" w:hAnsi="Times New Roman" w:cs="Times New Roman"/>
@@ -564,52 +561,3561 @@
           <w:sz w:val="28"/>
           <w:szCs w:val="28"/>
         </w:rPr>
-        <w:t>Кам’янець-Подільський – 202</w:t>
-      </w:r>
-      <w:r>
+        <w:t>4</w:t>
+      </w:r>
+    </w:p>
+    <w:p>
+      <w:pPr>
+        <w:spacing w:after="0" w:line="360" w:lineRule="auto"/>
+        <w:jc w:val="both"/>
+        <w:rPr>
+          <w:rFonts w:ascii="Times New Roman" w:hAnsi="Times New Roman" w:cs="Times New Roman"/>
+          <w:sz w:val="28"/>
+          <w:szCs w:val="28"/>
+        </w:rPr>
+      </w:pPr>
+      <w:r>
+        <w:rPr>
+          <w:rFonts w:ascii="Times New Roman" w:hAnsi="Times New Roman" w:cs="Times New Roman"/>
+          <w:sz w:val="28"/>
+          <w:szCs w:val="28"/>
+        </w:rPr>
+        <w:lastRenderedPageBreak/>
+        <w:t>Створи</w:t>
+      </w:r>
+      <w:r>
+        <w:rPr>
+          <w:rFonts w:ascii="Times New Roman" w:hAnsi="Times New Roman" w:cs="Times New Roman"/>
+          <w:sz w:val="28"/>
+          <w:szCs w:val="28"/>
+        </w:rPr>
+        <w:t>в</w:t>
+      </w:r>
+      <w:r>
+        <w:rPr>
+          <w:rFonts w:ascii="Times New Roman" w:hAnsi="Times New Roman" w:cs="Times New Roman"/>
+          <w:sz w:val="28"/>
+          <w:szCs w:val="28"/>
+        </w:rPr>
+        <w:t xml:space="preserve"> </w:t>
+      </w:r>
+      <w:r>
+        <w:rPr>
+          <w:rFonts w:ascii="Times New Roman" w:hAnsi="Times New Roman" w:cs="Times New Roman"/>
+          <w:sz w:val="28"/>
+          <w:szCs w:val="28"/>
+        </w:rPr>
+        <w:t xml:space="preserve">дизайн </w:t>
+      </w:r>
+      <w:r>
+        <w:rPr>
+          <w:rFonts w:ascii="Times New Roman" w:hAnsi="Times New Roman" w:cs="Times New Roman"/>
+          <w:sz w:val="28"/>
+          <w:szCs w:val="28"/>
+        </w:rPr>
+        <w:t>застосун</w:t>
+      </w:r>
+      <w:r>
+        <w:rPr>
+          <w:rFonts w:ascii="Times New Roman" w:hAnsi="Times New Roman" w:cs="Times New Roman"/>
+          <w:sz w:val="28"/>
+          <w:szCs w:val="28"/>
+        </w:rPr>
+        <w:t>ку</w:t>
+      </w:r>
+      <w:r>
+        <w:rPr>
+          <w:rFonts w:ascii="Times New Roman" w:hAnsi="Times New Roman" w:cs="Times New Roman"/>
+          <w:sz w:val="28"/>
+          <w:szCs w:val="28"/>
+        </w:rPr>
+        <w:t xml:space="preserve"> для Windows у технології </w:t>
+      </w:r>
+      <w:r>
+        <w:rPr>
+          <w:rStyle w:val="a9"/>
+          <w:rFonts w:ascii="Times New Roman" w:hAnsi="Times New Roman" w:cs="Times New Roman"/>
+          <w:sz w:val="28"/>
+          <w:szCs w:val="28"/>
+        </w:rPr>
+        <w:t>WPF (.NET)</w:t>
+      </w:r>
+      <w:r>
+        <w:rPr>
+          <w:rFonts w:ascii="Times New Roman" w:hAnsi="Times New Roman" w:cs="Times New Roman"/>
+          <w:sz w:val="28"/>
+          <w:szCs w:val="28"/>
+        </w:rPr>
+        <w:t xml:space="preserve"> для створення, редагування, видалення, пошуку текстових нотаток з можливістю додавання тегів. Дизайн оформлений у темному мінімалістичному стилі.</w:t>
+      </w:r>
+    </w:p>
+    <w:p>
+      <w:pPr>
+        <w:spacing w:after="0" w:line="360" w:lineRule="auto"/>
+        <w:jc w:val="both"/>
+        <w:rPr>
+          <w:rFonts w:ascii="Times New Roman" w:hAnsi="Times New Roman" w:cs="Times New Roman"/>
+          <w:sz w:val="28"/>
+          <w:szCs w:val="28"/>
+        </w:rPr>
+      </w:pPr>
+      <w:r>
+        <w:rPr>
+          <w:noProof/>
+        </w:rPr>
+        <w:drawing>
+          <wp:inline distT="0" distB="0" distL="0" distR="0" wp14:anchorId="7540C660" wp14:editId="07014894">
+            <wp:extent cx="6299835" cy="3603625"/>
+            <wp:effectExtent l="0" t="0" r="5715" b="0"/>
+            <wp:docPr id="1" name="Рисунок 1"/>
+            <wp:cNvGraphicFramePr>
+              <a:graphicFrameLocks xmlns:a="http://schemas.openxmlformats.org/drawingml/2006/main" noChangeAspect="1"/>
+            </wp:cNvGraphicFramePr>
+            <a:graphic xmlns:a="http://schemas.openxmlformats.org/drawingml/2006/main">
+              <a:graphicData uri="http://schemas.openxmlformats.org/drawingml/2006/picture">
+                <pic:pic xmlns:pic="http://schemas.openxmlformats.org/drawingml/2006/picture">
+                  <pic:nvPicPr>
+                    <pic:cNvPr id="1" name=""/>
+                    <pic:cNvPicPr/>
+                  </pic:nvPicPr>
+                  <pic:blipFill>
+                    <a:blip r:embed="rId7"/>
+                    <a:stretch>
+                      <a:fillRect/>
+                    </a:stretch>
+                  </pic:blipFill>
+                  <pic:spPr>
+                    <a:xfrm>
+                      <a:off x="0" y="0"/>
+                      <a:ext cx="6299835" cy="3603625"/>
+                    </a:xfrm>
+                    <a:prstGeom prst="rect">
+                      <a:avLst/>
+                    </a:prstGeom>
+                  </pic:spPr>
+                </pic:pic>
+              </a:graphicData>
+            </a:graphic>
+          </wp:inline>
+        </w:drawing>
+      </w:r>
+    </w:p>
+    <w:p>
+      <w:pPr>
+        <w:spacing w:after="0" w:line="360" w:lineRule="auto"/>
+        <w:rPr>
+          <w:rFonts w:ascii="Times New Roman" w:hAnsi="Times New Roman" w:cs="Times New Roman"/>
+          <w:sz w:val="28"/>
+          <w:szCs w:val="28"/>
+        </w:rPr>
+      </w:pPr>
+      <w:r>
+        <w:rPr>
+          <w:rFonts w:ascii="Times New Roman" w:hAnsi="Times New Roman" w:cs="Times New Roman"/>
+          <w:sz w:val="28"/>
+          <w:szCs w:val="28"/>
+        </w:rPr>
+        <w:t xml:space="preserve">Посилання на дизайн: </w:t>
+      </w:r>
+      <w:hyperlink r:id="rId8" w:history="1">
+        <w:r>
+          <w:rPr>
+            <w:rStyle w:val="ab"/>
+            <w:rFonts w:ascii="Times New Roman" w:hAnsi="Times New Roman" w:cs="Times New Roman"/>
+            <w:sz w:val="28"/>
+            <w:szCs w:val="28"/>
+          </w:rPr>
+          <w:t>https://www.figma.com/design/PRUyit4B5DGtKIab2bKo9W/Clock-Desktop-App-ui-kit--Community-?node-id=0-1&amp;t=LWapO32QW</w:t>
+        </w:r>
+        <w:r>
+          <w:rPr>
+            <w:rStyle w:val="ab"/>
+            <w:rFonts w:ascii="Times New Roman" w:hAnsi="Times New Roman" w:cs="Times New Roman"/>
+            <w:sz w:val="28"/>
+            <w:szCs w:val="28"/>
+          </w:rPr>
+          <w:t>M</w:t>
+        </w:r>
+        <w:r>
+          <w:rPr>
+            <w:rStyle w:val="ab"/>
+            <w:rFonts w:ascii="Times New Roman" w:hAnsi="Times New Roman" w:cs="Times New Roman"/>
+            <w:sz w:val="28"/>
+            <w:szCs w:val="28"/>
+          </w:rPr>
+          <w:t>boOo5E-1</w:t>
+        </w:r>
+      </w:hyperlink>
+    </w:p>
+    <w:p>
+      <w:pPr>
+        <w:pStyle w:val="3"/>
+        <w:spacing w:line="360" w:lineRule="auto"/>
+        <w:jc w:val="both"/>
+        <w:rPr>
+          <w:rFonts w:ascii="Times New Roman" w:hAnsi="Times New Roman" w:cs="Times New Roman"/>
+          <w:b/>
+          <w:bCs/>
+          <w:color w:val="auto"/>
+          <w:sz w:val="28"/>
+          <w:szCs w:val="28"/>
+        </w:rPr>
+      </w:pPr>
+      <w:r>
+        <w:rPr>
+          <w:rFonts w:ascii="Times New Roman" w:hAnsi="Times New Roman" w:cs="Times New Roman"/>
+          <w:b/>
+          <w:bCs/>
+          <w:color w:val="auto"/>
+          <w:sz w:val="28"/>
+          <w:szCs w:val="28"/>
+        </w:rPr>
+        <w:t>Основні функції</w:t>
+      </w:r>
+    </w:p>
+    <w:p>
+      <w:pPr>
+        <w:spacing w:before="100" w:beforeAutospacing="1" w:after="100" w:afterAutospacing="1" w:line="360" w:lineRule="auto"/>
+        <w:jc w:val="both"/>
+        <w:rPr>
+          <w:rFonts w:ascii="Times New Roman" w:hAnsi="Times New Roman" w:cs="Times New Roman"/>
+          <w:sz w:val="28"/>
+          <w:szCs w:val="28"/>
+        </w:rPr>
+      </w:pPr>
+      <w:r>
+        <w:rPr>
+          <w:rStyle w:val="a9"/>
+          <w:rFonts w:ascii="Times New Roman" w:hAnsi="Times New Roman" w:cs="Times New Roman"/>
+          <w:sz w:val="28"/>
+          <w:szCs w:val="28"/>
+        </w:rPr>
+        <w:t>Головне вікно:</w:t>
+      </w:r>
+    </w:p>
+    <w:p>
+      <w:pPr>
+        <w:pStyle w:val="a3"/>
+        <w:numPr>
+          <w:ilvl w:val="0"/>
+          <w:numId w:val="20"/>
+        </w:numPr>
+        <w:spacing w:before="100" w:beforeAutospacing="1" w:after="100" w:afterAutospacing="1" w:line="360" w:lineRule="auto"/>
+        <w:jc w:val="both"/>
+        <w:rPr>
+          <w:rFonts w:ascii="Times New Roman" w:hAnsi="Times New Roman" w:cs="Times New Roman"/>
+          <w:sz w:val="28"/>
+          <w:szCs w:val="28"/>
+        </w:rPr>
+      </w:pPr>
+      <w:r>
+        <w:rPr>
+          <w:rStyle w:val="a9"/>
+          <w:rFonts w:ascii="Times New Roman" w:hAnsi="Times New Roman" w:cs="Times New Roman"/>
+          <w:sz w:val="28"/>
+          <w:szCs w:val="28"/>
+        </w:rPr>
+        <w:t>Ліве меню-</w:t>
+      </w:r>
+      <w:proofErr w:type="spellStart"/>
+      <w:r>
+        <w:rPr>
+          <w:rStyle w:val="a9"/>
+          <w:rFonts w:ascii="Times New Roman" w:hAnsi="Times New Roman" w:cs="Times New Roman"/>
+          <w:sz w:val="28"/>
+          <w:szCs w:val="28"/>
+        </w:rPr>
+        <w:t>навбар</w:t>
+      </w:r>
+      <w:proofErr w:type="spellEnd"/>
+      <w:r>
+        <w:rPr>
+          <w:rStyle w:val="a9"/>
+          <w:rFonts w:ascii="Times New Roman" w:hAnsi="Times New Roman" w:cs="Times New Roman"/>
+          <w:sz w:val="28"/>
+          <w:szCs w:val="28"/>
+        </w:rPr>
+        <w:t>:</w:t>
+      </w:r>
+    </w:p>
+    <w:p>
+      <w:pPr>
+        <w:numPr>
+          <w:ilvl w:val="1"/>
+          <w:numId w:val="9"/>
+        </w:numPr>
+        <w:spacing w:before="100" w:beforeAutospacing="1" w:after="100" w:afterAutospacing="1" w:line="360" w:lineRule="auto"/>
+        <w:jc w:val="both"/>
+        <w:rPr>
+          <w:rFonts w:ascii="Times New Roman" w:hAnsi="Times New Roman" w:cs="Times New Roman"/>
+          <w:sz w:val="28"/>
+          <w:szCs w:val="28"/>
+        </w:rPr>
+      </w:pPr>
+      <w:proofErr w:type="spellStart"/>
+      <w:r>
+        <w:rPr>
+          <w:rStyle w:val="a9"/>
+          <w:rFonts w:ascii="Times New Roman" w:hAnsi="Times New Roman" w:cs="Times New Roman"/>
+          <w:sz w:val="28"/>
+          <w:szCs w:val="28"/>
+        </w:rPr>
+        <w:t>Notes</w:t>
+      </w:r>
+      <w:proofErr w:type="spellEnd"/>
+      <w:r>
+        <w:rPr>
+          <w:rFonts w:ascii="Times New Roman" w:hAnsi="Times New Roman" w:cs="Times New Roman"/>
+          <w:sz w:val="28"/>
+          <w:szCs w:val="28"/>
+        </w:rPr>
+        <w:t xml:space="preserve"> — перехід до перегляду всіх нотаток</w:t>
+      </w:r>
+    </w:p>
+    <w:p>
+      <w:pPr>
+        <w:numPr>
+          <w:ilvl w:val="1"/>
+          <w:numId w:val="9"/>
+        </w:numPr>
+        <w:spacing w:before="100" w:beforeAutospacing="1" w:after="100" w:afterAutospacing="1" w:line="360" w:lineRule="auto"/>
+        <w:jc w:val="both"/>
+        <w:rPr>
+          <w:rFonts w:ascii="Times New Roman" w:hAnsi="Times New Roman" w:cs="Times New Roman"/>
+          <w:sz w:val="28"/>
+          <w:szCs w:val="28"/>
+        </w:rPr>
+      </w:pPr>
+      <w:proofErr w:type="spellStart"/>
+      <w:r>
+        <w:rPr>
+          <w:rStyle w:val="a9"/>
+          <w:rFonts w:ascii="Times New Roman" w:hAnsi="Times New Roman" w:cs="Times New Roman"/>
+          <w:sz w:val="28"/>
+          <w:szCs w:val="28"/>
+        </w:rPr>
+        <w:t>Starred</w:t>
+      </w:r>
+      <w:proofErr w:type="spellEnd"/>
+      <w:r>
+        <w:rPr>
+          <w:rFonts w:ascii="Times New Roman" w:hAnsi="Times New Roman" w:cs="Times New Roman"/>
+          <w:sz w:val="28"/>
+          <w:szCs w:val="28"/>
+        </w:rPr>
+        <w:t xml:space="preserve"> — перегляд лише закріплених нотаток</w:t>
+      </w:r>
+    </w:p>
+    <w:p>
+      <w:pPr>
+        <w:numPr>
+          <w:ilvl w:val="1"/>
+          <w:numId w:val="9"/>
+        </w:numPr>
+        <w:spacing w:before="100" w:beforeAutospacing="1" w:after="100" w:afterAutospacing="1" w:line="360" w:lineRule="auto"/>
+        <w:jc w:val="both"/>
+        <w:rPr>
+          <w:rFonts w:ascii="Times New Roman" w:hAnsi="Times New Roman" w:cs="Times New Roman"/>
+          <w:sz w:val="28"/>
+          <w:szCs w:val="28"/>
+        </w:rPr>
+      </w:pPr>
+      <w:proofErr w:type="spellStart"/>
+      <w:r>
+        <w:rPr>
+          <w:rStyle w:val="a9"/>
+          <w:rFonts w:ascii="Times New Roman" w:hAnsi="Times New Roman" w:cs="Times New Roman"/>
+          <w:sz w:val="28"/>
+          <w:szCs w:val="28"/>
+        </w:rPr>
+        <w:t>Trash</w:t>
+      </w:r>
+      <w:proofErr w:type="spellEnd"/>
+      <w:r>
+        <w:rPr>
+          <w:rFonts w:ascii="Times New Roman" w:hAnsi="Times New Roman" w:cs="Times New Roman"/>
+          <w:sz w:val="28"/>
+          <w:szCs w:val="28"/>
+        </w:rPr>
+        <w:t xml:space="preserve"> — перехід до корзини для видалених нотаток</w:t>
+      </w:r>
+    </w:p>
+    <w:p>
+      <w:pPr>
+        <w:numPr>
+          <w:ilvl w:val="1"/>
+          <w:numId w:val="9"/>
+        </w:numPr>
+        <w:spacing w:before="100" w:beforeAutospacing="1" w:after="100" w:afterAutospacing="1" w:line="360" w:lineRule="auto"/>
+        <w:jc w:val="both"/>
+        <w:rPr>
+          <w:rFonts w:ascii="Times New Roman" w:hAnsi="Times New Roman" w:cs="Times New Roman"/>
+          <w:sz w:val="28"/>
+          <w:szCs w:val="28"/>
+        </w:rPr>
+      </w:pPr>
+      <w:proofErr w:type="spellStart"/>
+      <w:r>
+        <w:rPr>
+          <w:rStyle w:val="a9"/>
+          <w:rFonts w:ascii="Times New Roman" w:hAnsi="Times New Roman" w:cs="Times New Roman"/>
+          <w:sz w:val="28"/>
+          <w:szCs w:val="28"/>
+        </w:rPr>
+        <w:t>Search</w:t>
+      </w:r>
+      <w:proofErr w:type="spellEnd"/>
+      <w:r>
+        <w:rPr>
+          <w:rFonts w:ascii="Times New Roman" w:hAnsi="Times New Roman" w:cs="Times New Roman"/>
+          <w:sz w:val="28"/>
+          <w:szCs w:val="28"/>
+        </w:rPr>
+        <w:t xml:space="preserve"> — поле для введення тексту пошуку по нотаткам</w:t>
+      </w:r>
+    </w:p>
+    <w:p>
+      <w:pPr>
+        <w:numPr>
+          <w:ilvl w:val="1"/>
+          <w:numId w:val="9"/>
+        </w:numPr>
+        <w:spacing w:before="100" w:beforeAutospacing="1" w:after="100" w:afterAutospacing="1" w:line="360" w:lineRule="auto"/>
+        <w:jc w:val="both"/>
+        <w:rPr>
+          <w:rFonts w:ascii="Times New Roman" w:hAnsi="Times New Roman" w:cs="Times New Roman"/>
+          <w:sz w:val="28"/>
+          <w:szCs w:val="28"/>
+        </w:rPr>
+      </w:pPr>
+      <w:proofErr w:type="spellStart"/>
+      <w:r>
+        <w:rPr>
+          <w:rStyle w:val="a9"/>
+          <w:rFonts w:ascii="Times New Roman" w:hAnsi="Times New Roman" w:cs="Times New Roman"/>
+          <w:sz w:val="28"/>
+          <w:szCs w:val="28"/>
+        </w:rPr>
+        <w:t>Tags</w:t>
+      </w:r>
+      <w:proofErr w:type="spellEnd"/>
+      <w:r>
+        <w:rPr>
+          <w:rFonts w:ascii="Times New Roman" w:hAnsi="Times New Roman" w:cs="Times New Roman"/>
+          <w:sz w:val="28"/>
+          <w:szCs w:val="28"/>
+        </w:rPr>
+        <w:t xml:space="preserve"> — перехід до сторінки роботи з тегами</w:t>
+      </w:r>
+    </w:p>
+    <w:p>
+      <w:pPr>
+        <w:numPr>
+          <w:ilvl w:val="1"/>
+          <w:numId w:val="9"/>
+        </w:numPr>
+        <w:spacing w:before="100" w:beforeAutospacing="1" w:after="100" w:afterAutospacing="1" w:line="360" w:lineRule="auto"/>
+        <w:jc w:val="both"/>
+        <w:rPr>
+          <w:rFonts w:ascii="Times New Roman" w:hAnsi="Times New Roman" w:cs="Times New Roman"/>
+          <w:sz w:val="28"/>
+          <w:szCs w:val="28"/>
+        </w:rPr>
+      </w:pPr>
+      <w:proofErr w:type="spellStart"/>
+      <w:r>
+        <w:rPr>
+          <w:rStyle w:val="a9"/>
+          <w:rFonts w:ascii="Times New Roman" w:hAnsi="Times New Roman" w:cs="Times New Roman"/>
+          <w:sz w:val="28"/>
+          <w:szCs w:val="28"/>
+        </w:rPr>
+        <w:t>Settings</w:t>
+      </w:r>
+      <w:proofErr w:type="spellEnd"/>
+      <w:r>
+        <w:rPr>
+          <w:rFonts w:ascii="Times New Roman" w:hAnsi="Times New Roman" w:cs="Times New Roman"/>
+          <w:sz w:val="28"/>
+          <w:szCs w:val="28"/>
+        </w:rPr>
+        <w:t xml:space="preserve"> — налаштування програми</w:t>
+      </w:r>
+    </w:p>
+    <w:p>
+      <w:pPr>
+        <w:numPr>
+          <w:ilvl w:val="0"/>
+          <w:numId w:val="9"/>
+        </w:numPr>
+        <w:spacing w:before="100" w:beforeAutospacing="1" w:after="100" w:afterAutospacing="1" w:line="360" w:lineRule="auto"/>
+        <w:jc w:val="both"/>
+        <w:rPr>
+          <w:rFonts w:ascii="Times New Roman" w:hAnsi="Times New Roman" w:cs="Times New Roman"/>
+          <w:sz w:val="28"/>
+          <w:szCs w:val="28"/>
+        </w:rPr>
+      </w:pPr>
+      <w:r>
+        <w:rPr>
+          <w:rStyle w:val="a9"/>
+          <w:rFonts w:ascii="Times New Roman" w:hAnsi="Times New Roman" w:cs="Times New Roman"/>
+          <w:sz w:val="28"/>
+          <w:szCs w:val="28"/>
+        </w:rPr>
+        <w:t>Праворуч: сітка карток нотаток:</w:t>
+      </w:r>
+    </w:p>
+    <w:p>
+      <w:pPr>
+        <w:numPr>
+          <w:ilvl w:val="1"/>
+          <w:numId w:val="9"/>
+        </w:numPr>
+        <w:spacing w:before="100" w:beforeAutospacing="1" w:after="100" w:afterAutospacing="1" w:line="360" w:lineRule="auto"/>
+        <w:jc w:val="both"/>
+        <w:rPr>
+          <w:rFonts w:ascii="Times New Roman" w:hAnsi="Times New Roman" w:cs="Times New Roman"/>
+          <w:sz w:val="28"/>
+          <w:szCs w:val="28"/>
+        </w:rPr>
+      </w:pPr>
+      <w:r>
+        <w:rPr>
+          <w:rFonts w:ascii="Times New Roman" w:hAnsi="Times New Roman" w:cs="Times New Roman"/>
+          <w:sz w:val="28"/>
+          <w:szCs w:val="28"/>
+        </w:rPr>
+        <w:lastRenderedPageBreak/>
+        <w:t>Відображення заголовка і короткого фрагменту тексту</w:t>
+      </w:r>
+    </w:p>
+    <w:p>
+      <w:pPr>
+        <w:numPr>
+          <w:ilvl w:val="1"/>
+          <w:numId w:val="9"/>
+        </w:numPr>
+        <w:spacing w:before="100" w:beforeAutospacing="1" w:after="100" w:afterAutospacing="1" w:line="360" w:lineRule="auto"/>
+        <w:jc w:val="both"/>
+        <w:rPr>
+          <w:rFonts w:ascii="Times New Roman" w:hAnsi="Times New Roman" w:cs="Times New Roman"/>
+          <w:sz w:val="28"/>
+          <w:szCs w:val="28"/>
+        </w:rPr>
+      </w:pPr>
+      <w:r>
+        <w:rPr>
+          <w:rFonts w:ascii="Times New Roman" w:hAnsi="Times New Roman" w:cs="Times New Roman"/>
+          <w:sz w:val="28"/>
+          <w:szCs w:val="28"/>
+        </w:rPr>
+        <w:t>Іконки/кнопки для:</w:t>
+      </w:r>
+    </w:p>
+    <w:p>
+      <w:pPr>
+        <w:numPr>
+          <w:ilvl w:val="2"/>
+          <w:numId w:val="9"/>
+        </w:numPr>
+        <w:spacing w:before="100" w:beforeAutospacing="1" w:after="100" w:afterAutospacing="1" w:line="360" w:lineRule="auto"/>
+        <w:jc w:val="both"/>
+        <w:rPr>
+          <w:rFonts w:ascii="Times New Roman" w:hAnsi="Times New Roman" w:cs="Times New Roman"/>
+          <w:sz w:val="28"/>
+          <w:szCs w:val="28"/>
+        </w:rPr>
+      </w:pPr>
+      <w:r>
+        <w:rPr>
+          <w:rFonts w:ascii="Times New Roman" w:hAnsi="Times New Roman" w:cs="Times New Roman"/>
+          <w:sz w:val="28"/>
+          <w:szCs w:val="28"/>
+        </w:rPr>
+        <w:t>Перегляду нотатки</w:t>
+      </w:r>
+    </w:p>
+    <w:p>
+      <w:pPr>
+        <w:numPr>
+          <w:ilvl w:val="2"/>
+          <w:numId w:val="9"/>
+        </w:numPr>
+        <w:spacing w:before="100" w:beforeAutospacing="1" w:after="100" w:afterAutospacing="1" w:line="360" w:lineRule="auto"/>
+        <w:jc w:val="both"/>
+        <w:rPr>
+          <w:rFonts w:ascii="Times New Roman" w:hAnsi="Times New Roman" w:cs="Times New Roman"/>
+          <w:sz w:val="28"/>
+          <w:szCs w:val="28"/>
+        </w:rPr>
+      </w:pPr>
+      <w:r>
+        <w:rPr>
+          <w:rFonts w:ascii="Times New Roman" w:hAnsi="Times New Roman" w:cs="Times New Roman"/>
+          <w:sz w:val="28"/>
+          <w:szCs w:val="28"/>
+        </w:rPr>
+        <w:t>Редагування нотатки</w:t>
+      </w:r>
+    </w:p>
+    <w:p>
+      <w:pPr>
+        <w:numPr>
+          <w:ilvl w:val="2"/>
+          <w:numId w:val="9"/>
+        </w:numPr>
+        <w:spacing w:before="100" w:beforeAutospacing="1" w:after="100" w:afterAutospacing="1" w:line="360" w:lineRule="auto"/>
+        <w:jc w:val="both"/>
+        <w:rPr>
+          <w:rFonts w:ascii="Times New Roman" w:hAnsi="Times New Roman" w:cs="Times New Roman"/>
+          <w:sz w:val="28"/>
+          <w:szCs w:val="28"/>
+        </w:rPr>
+      </w:pPr>
+      <w:r>
+        <w:rPr>
+          <w:rFonts w:ascii="Times New Roman" w:hAnsi="Times New Roman" w:cs="Times New Roman"/>
+          <w:sz w:val="28"/>
+          <w:szCs w:val="28"/>
+        </w:rPr>
+        <w:t>Видалення в корзину</w:t>
+      </w:r>
+    </w:p>
+    <w:p>
+      <w:pPr>
+        <w:numPr>
+          <w:ilvl w:val="2"/>
+          <w:numId w:val="9"/>
+        </w:numPr>
+        <w:spacing w:before="100" w:beforeAutospacing="1" w:after="100" w:afterAutospacing="1" w:line="360" w:lineRule="auto"/>
+        <w:jc w:val="both"/>
+        <w:rPr>
+          <w:rFonts w:ascii="Times New Roman" w:hAnsi="Times New Roman" w:cs="Times New Roman"/>
+          <w:sz w:val="28"/>
+          <w:szCs w:val="28"/>
+        </w:rPr>
+      </w:pPr>
+      <w:r>
+        <w:rPr>
+          <w:rFonts w:ascii="Times New Roman" w:hAnsi="Times New Roman" w:cs="Times New Roman"/>
+          <w:sz w:val="28"/>
+          <w:szCs w:val="28"/>
+        </w:rPr>
+        <w:t>Закріплення нотатки</w:t>
+      </w:r>
+    </w:p>
+    <w:p>
+      <w:pPr>
+        <w:numPr>
+          <w:ilvl w:val="1"/>
+          <w:numId w:val="9"/>
+        </w:numPr>
+        <w:spacing w:before="100" w:beforeAutospacing="1" w:after="100" w:afterAutospacing="1" w:line="360" w:lineRule="auto"/>
+        <w:jc w:val="both"/>
+        <w:rPr>
+          <w:rFonts w:ascii="Times New Roman" w:hAnsi="Times New Roman" w:cs="Times New Roman"/>
+          <w:sz w:val="28"/>
+          <w:szCs w:val="28"/>
+        </w:rPr>
+      </w:pPr>
+      <w:r>
+        <w:rPr>
+          <w:rFonts w:ascii="Times New Roman" w:hAnsi="Times New Roman" w:cs="Times New Roman"/>
+          <w:sz w:val="28"/>
+          <w:szCs w:val="28"/>
+        </w:rPr>
+        <w:t>Дата створення/зміни</w:t>
+      </w:r>
+    </w:p>
+    <w:p>
+      <w:pPr>
+        <w:numPr>
+          <w:ilvl w:val="1"/>
+          <w:numId w:val="9"/>
+        </w:numPr>
+        <w:spacing w:before="100" w:beforeAutospacing="1" w:after="100" w:afterAutospacing="1" w:line="360" w:lineRule="auto"/>
+        <w:jc w:val="both"/>
+        <w:rPr>
+          <w:rFonts w:ascii="Times New Roman" w:hAnsi="Times New Roman" w:cs="Times New Roman"/>
+          <w:sz w:val="28"/>
+          <w:szCs w:val="28"/>
+        </w:rPr>
+      </w:pPr>
+      <w:r>
+        <w:rPr>
+          <w:rFonts w:ascii="Times New Roman" w:hAnsi="Times New Roman" w:cs="Times New Roman"/>
+          <w:sz w:val="28"/>
+          <w:szCs w:val="28"/>
+        </w:rPr>
+        <w:t>Відображення прив'язаних тегів</w:t>
+      </w:r>
+    </w:p>
+    <w:p>
+      <w:pPr>
+        <w:spacing w:before="100" w:beforeAutospacing="1" w:after="100" w:afterAutospacing="1" w:line="360" w:lineRule="auto"/>
+        <w:jc w:val="both"/>
+        <w:rPr>
+          <w:rFonts w:ascii="Times New Roman" w:hAnsi="Times New Roman" w:cs="Times New Roman"/>
+          <w:sz w:val="28"/>
+          <w:szCs w:val="28"/>
+        </w:rPr>
+      </w:pPr>
+      <w:r>
+        <w:rPr>
+          <w:rStyle w:val="a9"/>
+          <w:rFonts w:ascii="Times New Roman" w:hAnsi="Times New Roman" w:cs="Times New Roman"/>
+          <w:sz w:val="28"/>
+          <w:szCs w:val="28"/>
+        </w:rPr>
+        <w:t>Вікно створення/редагування нотатки:</w:t>
+      </w:r>
+    </w:p>
+    <w:p>
+      <w:pPr>
+        <w:numPr>
+          <w:ilvl w:val="0"/>
+          <w:numId w:val="10"/>
+        </w:numPr>
+        <w:spacing w:before="100" w:beforeAutospacing="1" w:after="100" w:afterAutospacing="1" w:line="360" w:lineRule="auto"/>
+        <w:jc w:val="both"/>
+        <w:rPr>
+          <w:rFonts w:ascii="Times New Roman" w:hAnsi="Times New Roman" w:cs="Times New Roman"/>
+          <w:sz w:val="28"/>
+          <w:szCs w:val="28"/>
+        </w:rPr>
+      </w:pPr>
+      <w:r>
+        <w:rPr>
+          <w:rFonts w:ascii="Times New Roman" w:hAnsi="Times New Roman" w:cs="Times New Roman"/>
+          <w:sz w:val="28"/>
+          <w:szCs w:val="28"/>
+        </w:rPr>
+        <w:t>Поле для заголовка</w:t>
+      </w:r>
+    </w:p>
+    <w:p>
+      <w:pPr>
+        <w:numPr>
+          <w:ilvl w:val="0"/>
+          <w:numId w:val="10"/>
+        </w:numPr>
+        <w:spacing w:before="100" w:beforeAutospacing="1" w:after="100" w:afterAutospacing="1" w:line="360" w:lineRule="auto"/>
+        <w:jc w:val="both"/>
+        <w:rPr>
+          <w:rFonts w:ascii="Times New Roman" w:hAnsi="Times New Roman" w:cs="Times New Roman"/>
+          <w:sz w:val="28"/>
+          <w:szCs w:val="28"/>
+        </w:rPr>
+      </w:pPr>
+      <w:r>
+        <w:rPr>
+          <w:rFonts w:ascii="Times New Roman" w:hAnsi="Times New Roman" w:cs="Times New Roman"/>
+          <w:sz w:val="28"/>
+          <w:szCs w:val="28"/>
+        </w:rPr>
+        <w:t>Велике текстове поле для змісту нотатки</w:t>
+      </w:r>
+    </w:p>
+    <w:p>
+      <w:pPr>
+        <w:numPr>
+          <w:ilvl w:val="0"/>
+          <w:numId w:val="10"/>
+        </w:numPr>
+        <w:spacing w:before="100" w:beforeAutospacing="1" w:after="100" w:afterAutospacing="1" w:line="360" w:lineRule="auto"/>
+        <w:jc w:val="both"/>
+        <w:rPr>
+          <w:rFonts w:ascii="Times New Roman" w:hAnsi="Times New Roman" w:cs="Times New Roman"/>
+          <w:sz w:val="28"/>
+          <w:szCs w:val="28"/>
+        </w:rPr>
+      </w:pPr>
+      <w:r>
+        <w:rPr>
+          <w:rFonts w:ascii="Times New Roman" w:hAnsi="Times New Roman" w:cs="Times New Roman"/>
+          <w:sz w:val="28"/>
+          <w:szCs w:val="28"/>
+        </w:rPr>
+        <w:t>Поле для додавання/редагування тегів (у вигляді окремих "чіпсів" або списком через кому)</w:t>
+      </w:r>
+    </w:p>
+    <w:p>
+      <w:pPr>
+        <w:numPr>
+          <w:ilvl w:val="0"/>
+          <w:numId w:val="10"/>
+        </w:numPr>
+        <w:spacing w:before="100" w:beforeAutospacing="1" w:after="100" w:afterAutospacing="1" w:line="360" w:lineRule="auto"/>
+        <w:jc w:val="both"/>
+        <w:rPr>
+          <w:rFonts w:ascii="Times New Roman" w:hAnsi="Times New Roman" w:cs="Times New Roman"/>
+          <w:sz w:val="28"/>
+          <w:szCs w:val="28"/>
+        </w:rPr>
+      </w:pPr>
+      <w:r>
+        <w:rPr>
+          <w:rFonts w:ascii="Times New Roman" w:hAnsi="Times New Roman" w:cs="Times New Roman"/>
+          <w:sz w:val="28"/>
+          <w:szCs w:val="28"/>
+        </w:rPr>
+        <w:t>Кнопки «Зберегти» та «Скасувати»</w:t>
+      </w:r>
+    </w:p>
+    <w:p>
+      <w:pPr>
+        <w:numPr>
+          <w:ilvl w:val="0"/>
+          <w:numId w:val="10"/>
+        </w:numPr>
+        <w:spacing w:before="100" w:beforeAutospacing="1" w:after="100" w:afterAutospacing="1" w:line="360" w:lineRule="auto"/>
+        <w:jc w:val="both"/>
+        <w:rPr>
+          <w:rFonts w:ascii="Times New Roman" w:hAnsi="Times New Roman" w:cs="Times New Roman"/>
+          <w:sz w:val="28"/>
+          <w:szCs w:val="28"/>
+        </w:rPr>
+      </w:pPr>
+      <w:r>
+        <w:rPr>
+          <w:rFonts w:ascii="Times New Roman" w:hAnsi="Times New Roman" w:cs="Times New Roman"/>
+          <w:sz w:val="28"/>
+          <w:szCs w:val="28"/>
+        </w:rPr>
+        <w:t>Автоматичне збереження при зміні або запит при виході без збереження</w:t>
+      </w:r>
+    </w:p>
+    <w:p>
+      <w:pPr>
+        <w:spacing w:before="100" w:beforeAutospacing="1" w:after="100" w:afterAutospacing="1" w:line="360" w:lineRule="auto"/>
+        <w:jc w:val="both"/>
+        <w:rPr>
+          <w:rFonts w:ascii="Times New Roman" w:hAnsi="Times New Roman" w:cs="Times New Roman"/>
+          <w:sz w:val="28"/>
+          <w:szCs w:val="28"/>
+        </w:rPr>
+      </w:pPr>
+      <w:r>
+        <w:rPr>
+          <w:rStyle w:val="a9"/>
+          <w:rFonts w:ascii="Times New Roman" w:hAnsi="Times New Roman" w:cs="Times New Roman"/>
+          <w:sz w:val="28"/>
+          <w:szCs w:val="28"/>
+        </w:rPr>
+        <w:t>Менеджмент тегів:</w:t>
+      </w:r>
+    </w:p>
+    <w:p>
+      <w:pPr>
+        <w:numPr>
+          <w:ilvl w:val="0"/>
+          <w:numId w:val="11"/>
+        </w:numPr>
+        <w:spacing w:before="100" w:beforeAutospacing="1" w:after="100" w:afterAutospacing="1" w:line="360" w:lineRule="auto"/>
+        <w:jc w:val="both"/>
+        <w:rPr>
+          <w:rFonts w:ascii="Times New Roman" w:hAnsi="Times New Roman" w:cs="Times New Roman"/>
+          <w:sz w:val="28"/>
+          <w:szCs w:val="28"/>
+        </w:rPr>
+      </w:pPr>
+      <w:r>
+        <w:rPr>
+          <w:rFonts w:ascii="Times New Roman" w:hAnsi="Times New Roman" w:cs="Times New Roman"/>
+          <w:sz w:val="28"/>
+          <w:szCs w:val="28"/>
+        </w:rPr>
+        <w:t>Створення нових тегів</w:t>
+      </w:r>
+    </w:p>
+    <w:p>
+      <w:pPr>
+        <w:numPr>
+          <w:ilvl w:val="0"/>
+          <w:numId w:val="11"/>
+        </w:numPr>
+        <w:spacing w:before="100" w:beforeAutospacing="1" w:after="100" w:afterAutospacing="1" w:line="360" w:lineRule="auto"/>
+        <w:jc w:val="both"/>
+        <w:rPr>
+          <w:rFonts w:ascii="Times New Roman" w:hAnsi="Times New Roman" w:cs="Times New Roman"/>
+          <w:sz w:val="28"/>
+          <w:szCs w:val="28"/>
+        </w:rPr>
+      </w:pPr>
+      <w:r>
+        <w:rPr>
+          <w:rFonts w:ascii="Times New Roman" w:hAnsi="Times New Roman" w:cs="Times New Roman"/>
+          <w:sz w:val="28"/>
+          <w:szCs w:val="28"/>
+        </w:rPr>
+        <w:t>Видалення тегів</w:t>
+      </w:r>
+    </w:p>
+    <w:p>
+      <w:pPr>
+        <w:numPr>
+          <w:ilvl w:val="0"/>
+          <w:numId w:val="11"/>
+        </w:numPr>
+        <w:spacing w:before="100" w:beforeAutospacing="1" w:after="100" w:afterAutospacing="1" w:line="360" w:lineRule="auto"/>
+        <w:jc w:val="both"/>
+        <w:rPr>
+          <w:rFonts w:ascii="Times New Roman" w:hAnsi="Times New Roman" w:cs="Times New Roman"/>
+          <w:sz w:val="28"/>
+          <w:szCs w:val="28"/>
+        </w:rPr>
+      </w:pPr>
+      <w:r>
+        <w:rPr>
+          <w:rFonts w:ascii="Times New Roman" w:hAnsi="Times New Roman" w:cs="Times New Roman"/>
+          <w:sz w:val="28"/>
+          <w:szCs w:val="28"/>
+        </w:rPr>
+        <w:t>Перегляд усіх нотаток, що мають певний тег</w:t>
+      </w:r>
+    </w:p>
+    <w:p>
+      <w:pPr>
+        <w:spacing w:before="100" w:beforeAutospacing="1" w:after="100" w:afterAutospacing="1" w:line="360" w:lineRule="auto"/>
+        <w:jc w:val="both"/>
+        <w:rPr>
+          <w:rFonts w:ascii="Times New Roman" w:hAnsi="Times New Roman" w:cs="Times New Roman"/>
+          <w:sz w:val="28"/>
+          <w:szCs w:val="28"/>
+        </w:rPr>
+      </w:pPr>
+      <w:r>
+        <w:rPr>
+          <w:rStyle w:val="a9"/>
+          <w:rFonts w:ascii="Times New Roman" w:hAnsi="Times New Roman" w:cs="Times New Roman"/>
+          <w:sz w:val="28"/>
+          <w:szCs w:val="28"/>
+        </w:rPr>
+        <w:t>Функціонал корзини (</w:t>
+      </w:r>
+      <w:proofErr w:type="spellStart"/>
+      <w:r>
+        <w:rPr>
+          <w:rStyle w:val="a9"/>
+          <w:rFonts w:ascii="Times New Roman" w:hAnsi="Times New Roman" w:cs="Times New Roman"/>
+          <w:sz w:val="28"/>
+          <w:szCs w:val="28"/>
+        </w:rPr>
+        <w:t>Trash</w:t>
+      </w:r>
+      <w:proofErr w:type="spellEnd"/>
+      <w:r>
+        <w:rPr>
+          <w:rStyle w:val="a9"/>
+          <w:rFonts w:ascii="Times New Roman" w:hAnsi="Times New Roman" w:cs="Times New Roman"/>
+          <w:sz w:val="28"/>
+          <w:szCs w:val="28"/>
+        </w:rPr>
+        <w:t>):</w:t>
+      </w:r>
+    </w:p>
+    <w:p>
+      <w:pPr>
+        <w:numPr>
+          <w:ilvl w:val="0"/>
+          <w:numId w:val="12"/>
+        </w:numPr>
+        <w:spacing w:before="100" w:beforeAutospacing="1" w:after="100" w:afterAutospacing="1" w:line="360" w:lineRule="auto"/>
+        <w:jc w:val="both"/>
+        <w:rPr>
+          <w:rFonts w:ascii="Times New Roman" w:hAnsi="Times New Roman" w:cs="Times New Roman"/>
+          <w:sz w:val="28"/>
+          <w:szCs w:val="28"/>
+        </w:rPr>
+      </w:pPr>
+      <w:r>
+        <w:rPr>
+          <w:rFonts w:ascii="Times New Roman" w:hAnsi="Times New Roman" w:cs="Times New Roman"/>
+          <w:sz w:val="28"/>
+          <w:szCs w:val="28"/>
+        </w:rPr>
+        <w:t>Видалення нотаток у корзину</w:t>
+      </w:r>
+    </w:p>
+    <w:p>
+      <w:pPr>
+        <w:numPr>
+          <w:ilvl w:val="0"/>
+          <w:numId w:val="12"/>
+        </w:numPr>
+        <w:spacing w:before="100" w:beforeAutospacing="1" w:after="100" w:afterAutospacing="1" w:line="360" w:lineRule="auto"/>
+        <w:jc w:val="both"/>
+        <w:rPr>
+          <w:rFonts w:ascii="Times New Roman" w:hAnsi="Times New Roman" w:cs="Times New Roman"/>
+          <w:sz w:val="28"/>
+          <w:szCs w:val="28"/>
+        </w:rPr>
+      </w:pPr>
+      <w:r>
+        <w:rPr>
+          <w:rFonts w:ascii="Times New Roman" w:hAnsi="Times New Roman" w:cs="Times New Roman"/>
+          <w:sz w:val="28"/>
+          <w:szCs w:val="28"/>
+        </w:rPr>
+        <w:t>Можливість відновлення або повного очищення</w:t>
+      </w:r>
+    </w:p>
+    <w:p>
+      <w:pPr>
+        <w:spacing w:before="100" w:beforeAutospacing="1" w:after="100" w:afterAutospacing="1" w:line="360" w:lineRule="auto"/>
+        <w:jc w:val="both"/>
+        <w:rPr>
+          <w:rFonts w:ascii="Times New Roman" w:hAnsi="Times New Roman" w:cs="Times New Roman"/>
+          <w:sz w:val="28"/>
+          <w:szCs w:val="28"/>
+        </w:rPr>
+      </w:pPr>
+      <w:r>
+        <w:rPr>
+          <w:rStyle w:val="a9"/>
+          <w:rFonts w:ascii="Times New Roman" w:hAnsi="Times New Roman" w:cs="Times New Roman"/>
+          <w:sz w:val="28"/>
+          <w:szCs w:val="28"/>
+        </w:rPr>
+        <w:t>Пошук (</w:t>
+      </w:r>
+      <w:proofErr w:type="spellStart"/>
+      <w:r>
+        <w:rPr>
+          <w:rStyle w:val="a9"/>
+          <w:rFonts w:ascii="Times New Roman" w:hAnsi="Times New Roman" w:cs="Times New Roman"/>
+          <w:sz w:val="28"/>
+          <w:szCs w:val="28"/>
+        </w:rPr>
+        <w:t>Search</w:t>
+      </w:r>
+      <w:proofErr w:type="spellEnd"/>
+      <w:r>
+        <w:rPr>
+          <w:rStyle w:val="a9"/>
+          <w:rFonts w:ascii="Times New Roman" w:hAnsi="Times New Roman" w:cs="Times New Roman"/>
+          <w:sz w:val="28"/>
+          <w:szCs w:val="28"/>
+        </w:rPr>
+        <w:t>):</w:t>
+      </w:r>
+    </w:p>
+    <w:p>
+      <w:pPr>
+        <w:numPr>
+          <w:ilvl w:val="0"/>
+          <w:numId w:val="13"/>
+        </w:numPr>
+        <w:spacing w:before="100" w:beforeAutospacing="1" w:after="100" w:afterAutospacing="1" w:line="360" w:lineRule="auto"/>
+        <w:jc w:val="both"/>
+        <w:rPr>
+          <w:rFonts w:ascii="Times New Roman" w:hAnsi="Times New Roman" w:cs="Times New Roman"/>
+          <w:sz w:val="28"/>
+          <w:szCs w:val="28"/>
+        </w:rPr>
+      </w:pPr>
+      <w:r>
+        <w:rPr>
+          <w:rFonts w:ascii="Times New Roman" w:hAnsi="Times New Roman" w:cs="Times New Roman"/>
+          <w:sz w:val="28"/>
+          <w:szCs w:val="28"/>
+        </w:rPr>
+        <w:t>Пошук нотаток за текстом заголовку, вмістом або тегами</w:t>
+      </w:r>
+    </w:p>
+    <w:p>
+      <w:pPr>
+        <w:spacing w:before="100" w:beforeAutospacing="1" w:after="100" w:afterAutospacing="1" w:line="360" w:lineRule="auto"/>
+        <w:jc w:val="both"/>
+        <w:rPr>
+          <w:rFonts w:ascii="Times New Roman" w:hAnsi="Times New Roman" w:cs="Times New Roman"/>
+          <w:sz w:val="28"/>
+          <w:szCs w:val="28"/>
+        </w:rPr>
+      </w:pPr>
+      <w:r>
+        <w:rPr>
+          <w:rStyle w:val="a9"/>
+          <w:rFonts w:ascii="Times New Roman" w:hAnsi="Times New Roman" w:cs="Times New Roman"/>
+          <w:sz w:val="28"/>
+          <w:szCs w:val="28"/>
+        </w:rPr>
+        <w:t>Закріплення нотаток (</w:t>
+      </w:r>
+      <w:proofErr w:type="spellStart"/>
+      <w:r>
+        <w:rPr>
+          <w:rStyle w:val="a9"/>
+          <w:rFonts w:ascii="Times New Roman" w:hAnsi="Times New Roman" w:cs="Times New Roman"/>
+          <w:sz w:val="28"/>
+          <w:szCs w:val="28"/>
+        </w:rPr>
+        <w:t>Starred</w:t>
+      </w:r>
+      <w:proofErr w:type="spellEnd"/>
+      <w:r>
+        <w:rPr>
+          <w:rStyle w:val="a9"/>
+          <w:rFonts w:ascii="Times New Roman" w:hAnsi="Times New Roman" w:cs="Times New Roman"/>
+          <w:sz w:val="28"/>
+          <w:szCs w:val="28"/>
+        </w:rPr>
+        <w:t>):</w:t>
+      </w:r>
+    </w:p>
+    <w:p>
+      <w:pPr>
+        <w:numPr>
+          <w:ilvl w:val="0"/>
+          <w:numId w:val="14"/>
+        </w:numPr>
+        <w:spacing w:before="100" w:beforeAutospacing="1" w:after="100" w:afterAutospacing="1" w:line="360" w:lineRule="auto"/>
+        <w:jc w:val="both"/>
+        <w:rPr>
+          <w:rFonts w:ascii="Times New Roman" w:hAnsi="Times New Roman" w:cs="Times New Roman"/>
+          <w:sz w:val="28"/>
+          <w:szCs w:val="28"/>
+        </w:rPr>
+      </w:pPr>
+      <w:r>
+        <w:rPr>
+          <w:rFonts w:ascii="Times New Roman" w:hAnsi="Times New Roman" w:cs="Times New Roman"/>
+          <w:sz w:val="28"/>
+          <w:szCs w:val="28"/>
+        </w:rPr>
+        <w:lastRenderedPageBreak/>
+        <w:t>Відмітка нотаток як важливих</w:t>
+      </w:r>
+    </w:p>
+    <w:p>
+      <w:pPr>
+        <w:numPr>
+          <w:ilvl w:val="0"/>
+          <w:numId w:val="14"/>
+        </w:numPr>
+        <w:spacing w:before="100" w:beforeAutospacing="1" w:after="100" w:afterAutospacing="1" w:line="360" w:lineRule="auto"/>
+        <w:jc w:val="both"/>
+        <w:rPr>
+          <w:rFonts w:ascii="Times New Roman" w:hAnsi="Times New Roman" w:cs="Times New Roman"/>
+          <w:sz w:val="28"/>
+          <w:szCs w:val="28"/>
+        </w:rPr>
+      </w:pPr>
+      <w:r>
+        <w:rPr>
+          <w:rFonts w:ascii="Times New Roman" w:hAnsi="Times New Roman" w:cs="Times New Roman"/>
+          <w:sz w:val="28"/>
+          <w:szCs w:val="28"/>
+        </w:rPr>
+        <w:t>Відображення їх в окремому розділі</w:t>
+      </w:r>
+    </w:p>
+    <w:p>
+      <w:pPr>
+        <w:pStyle w:val="3"/>
+        <w:spacing w:line="360" w:lineRule="auto"/>
+        <w:jc w:val="both"/>
+        <w:rPr>
+          <w:rFonts w:ascii="Times New Roman" w:hAnsi="Times New Roman" w:cs="Times New Roman"/>
+          <w:b/>
+          <w:bCs/>
+          <w:color w:val="auto"/>
+          <w:sz w:val="28"/>
+          <w:szCs w:val="28"/>
+        </w:rPr>
+      </w:pPr>
+      <w:r>
+        <w:rPr>
+          <w:rFonts w:ascii="Times New Roman" w:hAnsi="Times New Roman" w:cs="Times New Roman"/>
+          <w:b/>
+          <w:bCs/>
+          <w:color w:val="auto"/>
+          <w:sz w:val="28"/>
+          <w:szCs w:val="28"/>
+        </w:rPr>
+        <w:t>Зберігання даних</w:t>
+      </w:r>
+    </w:p>
+    <w:p>
+      <w:pPr>
+        <w:numPr>
+          <w:ilvl w:val="0"/>
+          <w:numId w:val="15"/>
+        </w:numPr>
+        <w:spacing w:before="100" w:beforeAutospacing="1" w:after="100" w:afterAutospacing="1" w:line="360" w:lineRule="auto"/>
+        <w:jc w:val="both"/>
+        <w:rPr>
+          <w:rFonts w:ascii="Times New Roman" w:hAnsi="Times New Roman" w:cs="Times New Roman"/>
+          <w:sz w:val="28"/>
+          <w:szCs w:val="28"/>
+        </w:rPr>
+      </w:pPr>
+      <w:r>
+        <w:rPr>
+          <w:rStyle w:val="a9"/>
+          <w:rFonts w:ascii="Times New Roman" w:hAnsi="Times New Roman" w:cs="Times New Roman"/>
+          <w:sz w:val="28"/>
+          <w:szCs w:val="28"/>
+        </w:rPr>
+        <w:t>Локальне</w:t>
+      </w:r>
+      <w:r>
+        <w:rPr>
+          <w:rStyle w:val="a9"/>
+          <w:rFonts w:ascii="Times New Roman" w:hAnsi="Times New Roman" w:cs="Times New Roman"/>
+          <w:sz w:val="28"/>
+          <w:szCs w:val="28"/>
+        </w:rPr>
+        <w:t> </w:t>
+      </w:r>
+      <w:r>
+        <w:rPr>
+          <w:rStyle w:val="a9"/>
+          <w:rFonts w:ascii="Times New Roman" w:hAnsi="Times New Roman" w:cs="Times New Roman"/>
+          <w:sz w:val="28"/>
+          <w:szCs w:val="28"/>
+        </w:rPr>
+        <w:t>зберігання:</w:t>
+      </w:r>
+      <w:r>
+        <w:rPr>
+          <w:rFonts w:ascii="Times New Roman" w:hAnsi="Times New Roman" w:cs="Times New Roman"/>
+          <w:sz w:val="28"/>
+          <w:szCs w:val="28"/>
+        </w:rPr>
+        <w:br/>
+        <w:t xml:space="preserve">Дані зберігаються у файлі </w:t>
+      </w:r>
+      <w:r>
+        <w:rPr>
+          <w:rStyle w:val="a9"/>
+          <w:rFonts w:ascii="Times New Roman" w:hAnsi="Times New Roman" w:cs="Times New Roman"/>
+          <w:sz w:val="28"/>
+          <w:szCs w:val="28"/>
+        </w:rPr>
+        <w:t>JSON</w:t>
+      </w:r>
+      <w:r>
+        <w:rPr>
+          <w:rFonts w:ascii="Times New Roman" w:hAnsi="Times New Roman" w:cs="Times New Roman"/>
+          <w:sz w:val="28"/>
+          <w:szCs w:val="28"/>
+        </w:rPr>
+        <w:t xml:space="preserve">. </w:t>
+      </w:r>
+    </w:p>
+    <w:p>
+      <w:pPr>
+        <w:numPr>
+          <w:ilvl w:val="0"/>
+          <w:numId w:val="15"/>
+        </w:numPr>
+        <w:spacing w:before="100" w:beforeAutospacing="1" w:after="100" w:afterAutospacing="1" w:line="360" w:lineRule="auto"/>
+        <w:jc w:val="both"/>
+        <w:rPr>
+          <w:rFonts w:ascii="Times New Roman" w:hAnsi="Times New Roman" w:cs="Times New Roman"/>
+          <w:sz w:val="28"/>
+          <w:szCs w:val="28"/>
+        </w:rPr>
+      </w:pPr>
+      <w:r>
+        <w:rPr>
+          <w:rStyle w:val="a9"/>
+          <w:rFonts w:ascii="Times New Roman" w:hAnsi="Times New Roman" w:cs="Times New Roman"/>
+          <w:sz w:val="28"/>
+          <w:szCs w:val="28"/>
+        </w:rPr>
+        <w:t>Структура нотатки:</w:t>
+      </w:r>
+    </w:p>
+    <w:p>
+      <w:pPr>
+        <w:numPr>
+          <w:ilvl w:val="1"/>
+          <w:numId w:val="15"/>
+        </w:numPr>
+        <w:spacing w:before="100" w:beforeAutospacing="1" w:after="100" w:afterAutospacing="1" w:line="360" w:lineRule="auto"/>
+        <w:jc w:val="both"/>
+        <w:rPr>
+          <w:rFonts w:ascii="Times New Roman" w:hAnsi="Times New Roman" w:cs="Times New Roman"/>
+          <w:sz w:val="28"/>
+          <w:szCs w:val="28"/>
+        </w:rPr>
+      </w:pPr>
+      <w:r>
+        <w:rPr>
+          <w:rStyle w:val="a9"/>
+          <w:rFonts w:ascii="Times New Roman" w:hAnsi="Times New Roman" w:cs="Times New Roman"/>
+          <w:sz w:val="28"/>
+          <w:szCs w:val="28"/>
+        </w:rPr>
+        <w:t>ID нотатки</w:t>
+      </w:r>
+    </w:p>
+    <w:p>
+      <w:pPr>
+        <w:numPr>
+          <w:ilvl w:val="1"/>
+          <w:numId w:val="15"/>
+        </w:numPr>
+        <w:spacing w:before="100" w:beforeAutospacing="1" w:after="100" w:afterAutospacing="1" w:line="360" w:lineRule="auto"/>
+        <w:jc w:val="both"/>
+        <w:rPr>
+          <w:rFonts w:ascii="Times New Roman" w:hAnsi="Times New Roman" w:cs="Times New Roman"/>
+          <w:sz w:val="28"/>
+          <w:szCs w:val="28"/>
+        </w:rPr>
+      </w:pPr>
+      <w:r>
+        <w:rPr>
+          <w:rStyle w:val="a9"/>
+          <w:rFonts w:ascii="Times New Roman" w:hAnsi="Times New Roman" w:cs="Times New Roman"/>
+          <w:sz w:val="28"/>
+          <w:szCs w:val="28"/>
+        </w:rPr>
+        <w:t>Заголовок</w:t>
+      </w:r>
+    </w:p>
+    <w:p>
+      <w:pPr>
+        <w:numPr>
+          <w:ilvl w:val="1"/>
+          <w:numId w:val="15"/>
+        </w:numPr>
+        <w:spacing w:before="100" w:beforeAutospacing="1" w:after="100" w:afterAutospacing="1" w:line="360" w:lineRule="auto"/>
+        <w:jc w:val="both"/>
+        <w:rPr>
+          <w:rFonts w:ascii="Times New Roman" w:hAnsi="Times New Roman" w:cs="Times New Roman"/>
+          <w:sz w:val="28"/>
+          <w:szCs w:val="28"/>
+        </w:rPr>
+      </w:pPr>
+      <w:r>
+        <w:rPr>
+          <w:rStyle w:val="a9"/>
+          <w:rFonts w:ascii="Times New Roman" w:hAnsi="Times New Roman" w:cs="Times New Roman"/>
+          <w:sz w:val="28"/>
+          <w:szCs w:val="28"/>
+        </w:rPr>
+        <w:t>Основний текст</w:t>
+      </w:r>
+    </w:p>
+    <w:p>
+      <w:pPr>
+        <w:numPr>
+          <w:ilvl w:val="1"/>
+          <w:numId w:val="15"/>
+        </w:numPr>
+        <w:spacing w:before="100" w:beforeAutospacing="1" w:after="100" w:afterAutospacing="1" w:line="360" w:lineRule="auto"/>
+        <w:jc w:val="both"/>
+        <w:rPr>
+          <w:rFonts w:ascii="Times New Roman" w:hAnsi="Times New Roman" w:cs="Times New Roman"/>
+          <w:sz w:val="28"/>
+          <w:szCs w:val="28"/>
+        </w:rPr>
+      </w:pPr>
+      <w:r>
+        <w:rPr>
+          <w:rStyle w:val="a9"/>
+          <w:rFonts w:ascii="Times New Roman" w:hAnsi="Times New Roman" w:cs="Times New Roman"/>
+          <w:sz w:val="28"/>
+          <w:szCs w:val="28"/>
+        </w:rPr>
+        <w:t>Дата створення</w:t>
+      </w:r>
+    </w:p>
+    <w:p>
+      <w:pPr>
+        <w:numPr>
+          <w:ilvl w:val="1"/>
+          <w:numId w:val="15"/>
+        </w:numPr>
+        <w:spacing w:before="100" w:beforeAutospacing="1" w:after="100" w:afterAutospacing="1" w:line="360" w:lineRule="auto"/>
+        <w:jc w:val="both"/>
+        <w:rPr>
+          <w:rFonts w:ascii="Times New Roman" w:hAnsi="Times New Roman" w:cs="Times New Roman"/>
+          <w:sz w:val="28"/>
+          <w:szCs w:val="28"/>
+        </w:rPr>
+      </w:pPr>
+      <w:r>
+        <w:rPr>
+          <w:rStyle w:val="a9"/>
+          <w:rFonts w:ascii="Times New Roman" w:hAnsi="Times New Roman" w:cs="Times New Roman"/>
+          <w:sz w:val="28"/>
+          <w:szCs w:val="28"/>
+        </w:rPr>
+        <w:t>Дата останнього редагування</w:t>
+      </w:r>
+    </w:p>
+    <w:p>
+      <w:pPr>
+        <w:numPr>
+          <w:ilvl w:val="1"/>
+          <w:numId w:val="15"/>
+        </w:numPr>
+        <w:spacing w:before="100" w:beforeAutospacing="1" w:after="100" w:afterAutospacing="1" w:line="360" w:lineRule="auto"/>
+        <w:jc w:val="both"/>
+        <w:rPr>
+          <w:rFonts w:ascii="Times New Roman" w:hAnsi="Times New Roman" w:cs="Times New Roman"/>
+          <w:sz w:val="28"/>
+          <w:szCs w:val="28"/>
+        </w:rPr>
+      </w:pPr>
+      <w:r>
+        <w:rPr>
+          <w:rStyle w:val="a9"/>
+          <w:rFonts w:ascii="Times New Roman" w:hAnsi="Times New Roman" w:cs="Times New Roman"/>
+          <w:sz w:val="28"/>
+          <w:szCs w:val="28"/>
+        </w:rPr>
+        <w:t>Список тегів</w:t>
+      </w:r>
+    </w:p>
+    <w:p>
+      <w:pPr>
+        <w:spacing w:line="360" w:lineRule="auto"/>
+        <w:rPr>
+          <w:rFonts w:ascii="Times New Roman" w:hAnsi="Times New Roman" w:cs="Times New Roman"/>
+          <w:b/>
+          <w:bCs/>
+          <w:sz w:val="28"/>
+          <w:szCs w:val="28"/>
+          <w:lang w:val="en-US"/>
+        </w:rPr>
+      </w:pPr>
+      <w:r>
+        <w:rPr>
+          <w:rFonts w:ascii="Times New Roman" w:hAnsi="Times New Roman" w:cs="Times New Roman"/>
+          <w:b/>
+          <w:bCs/>
+          <w:sz w:val="28"/>
+          <w:szCs w:val="28"/>
+        </w:rPr>
+        <w:t>Таблиця опису елементів інтерфейсу</w:t>
+      </w:r>
+    </w:p>
+    <w:tbl>
+      <w:tblPr>
+        <w:tblStyle w:val="-2"/>
+        <w:tblW w:w="0" w:type="auto"/>
+        <w:tblLook w:val="04A0" w:firstRow="1" w:lastRow="0" w:firstColumn="1" w:lastColumn="0" w:noHBand="0" w:noVBand="1"/>
+      </w:tblPr>
+      <w:tblGrid>
+        <w:gridCol w:w="1796"/>
+        <w:gridCol w:w="2092"/>
+        <w:gridCol w:w="6033"/>
+      </w:tblGrid>
+      <w:tr>
+        <w:trPr>
+          <w:cnfStyle w:val="100000000000" w:firstRow="1" w:lastRow="0" w:firstColumn="0" w:lastColumn="0" w:oddVBand="0" w:evenVBand="0" w:oddHBand="0" w:evenHBand="0" w:firstRowFirstColumn="0" w:firstRowLastColumn="0" w:lastRowFirstColumn="0" w:lastRowLastColumn="0"/>
+        </w:trPr>
+        <w:tc>
+          <w:tcPr>
+            <w:cnfStyle w:val="001000000000" w:firstRow="0" w:lastRow="0" w:firstColumn="1" w:lastColumn="0" w:oddVBand="0" w:evenVBand="0" w:oddHBand="0" w:evenHBand="0" w:firstRowFirstColumn="0" w:firstRowLastColumn="0" w:lastRowFirstColumn="0" w:lastRowLastColumn="0"/>
+            <w:tcW w:w="0" w:type="auto"/>
+            <w:hideMark/>
+          </w:tcPr>
+          <w:p>
+            <w:pPr>
+              <w:spacing w:line="360" w:lineRule="auto"/>
+              <w:rPr>
+                <w:rFonts w:ascii="Times New Roman" w:hAnsi="Times New Roman" w:cs="Times New Roman"/>
+                <w:b w:val="0"/>
+                <w:bCs w:val="0"/>
+                <w:sz w:val="28"/>
+                <w:szCs w:val="28"/>
+              </w:rPr>
+            </w:pPr>
+            <w:r>
+              <w:rPr>
+                <w:rFonts w:ascii="Times New Roman" w:hAnsi="Times New Roman" w:cs="Times New Roman"/>
+                <w:b w:val="0"/>
+                <w:bCs w:val="0"/>
+                <w:sz w:val="28"/>
+                <w:szCs w:val="28"/>
+              </w:rPr>
+              <w:t>Назва поля</w:t>
+            </w:r>
+          </w:p>
+        </w:tc>
+        <w:tc>
+          <w:tcPr>
+            <w:tcW w:w="0" w:type="auto"/>
+            <w:hideMark/>
+          </w:tcPr>
+          <w:p>
+            <w:pPr>
+              <w:spacing w:line="360" w:lineRule="auto"/>
+              <w:cnfStyle w:val="100000000000" w:firstRow="1" w:lastRow="0" w:firstColumn="0" w:lastColumn="0" w:oddVBand="0" w:evenVBand="0" w:oddHBand="0" w:evenHBand="0" w:firstRowFirstColumn="0" w:firstRowLastColumn="0" w:lastRowFirstColumn="0" w:lastRowLastColumn="0"/>
+              <w:rPr>
+                <w:rFonts w:ascii="Times New Roman" w:hAnsi="Times New Roman" w:cs="Times New Roman"/>
+                <w:b w:val="0"/>
+                <w:bCs w:val="0"/>
+                <w:sz w:val="28"/>
+                <w:szCs w:val="28"/>
+              </w:rPr>
+            </w:pPr>
+            <w:r>
+              <w:rPr>
+                <w:rFonts w:ascii="Times New Roman" w:hAnsi="Times New Roman" w:cs="Times New Roman"/>
+                <w:b w:val="0"/>
+                <w:bCs w:val="0"/>
+                <w:sz w:val="28"/>
+                <w:szCs w:val="28"/>
+              </w:rPr>
+              <w:t>Тип</w:t>
+            </w:r>
+          </w:p>
+        </w:tc>
+        <w:tc>
+          <w:tcPr>
+            <w:tcW w:w="0" w:type="auto"/>
+            <w:hideMark/>
+          </w:tcPr>
+          <w:p>
+            <w:pPr>
+              <w:spacing w:line="360" w:lineRule="auto"/>
+              <w:cnfStyle w:val="100000000000" w:firstRow="1" w:lastRow="0" w:firstColumn="0" w:lastColumn="0" w:oddVBand="0" w:evenVBand="0" w:oddHBand="0" w:evenHBand="0" w:firstRowFirstColumn="0" w:firstRowLastColumn="0" w:lastRowFirstColumn="0" w:lastRowLastColumn="0"/>
+              <w:rPr>
+                <w:rFonts w:ascii="Times New Roman" w:hAnsi="Times New Roman" w:cs="Times New Roman"/>
+                <w:b w:val="0"/>
+                <w:bCs w:val="0"/>
+                <w:sz w:val="28"/>
+                <w:szCs w:val="28"/>
+              </w:rPr>
+            </w:pPr>
+            <w:r>
+              <w:rPr>
+                <w:rFonts w:ascii="Times New Roman" w:hAnsi="Times New Roman" w:cs="Times New Roman"/>
+                <w:b w:val="0"/>
+                <w:bCs w:val="0"/>
+                <w:sz w:val="28"/>
+                <w:szCs w:val="28"/>
+              </w:rPr>
+              <w:t>Опис</w:t>
+            </w:r>
+          </w:p>
+        </w:tc>
+      </w:tr>
+      <w:tr>
+        <w:trPr>
+          <w:cnfStyle w:val="000000100000" w:firstRow="0" w:lastRow="0" w:firstColumn="0" w:lastColumn="0" w:oddVBand="0" w:evenVBand="0" w:oddHBand="1" w:evenHBand="0" w:firstRowFirstColumn="0" w:firstRowLastColumn="0" w:lastRowFirstColumn="0" w:lastRowLastColumn="0"/>
+        </w:trPr>
+        <w:tc>
+          <w:tcPr>
+            <w:cnfStyle w:val="001000000000" w:firstRow="0" w:lastRow="0" w:firstColumn="1" w:lastColumn="0" w:oddVBand="0" w:evenVBand="0" w:oddHBand="0" w:evenHBand="0" w:firstRowFirstColumn="0" w:firstRowLastColumn="0" w:lastRowFirstColumn="0" w:lastRowLastColumn="0"/>
+            <w:tcW w:w="0" w:type="auto"/>
+            <w:hideMark/>
+          </w:tcPr>
+          <w:p>
+            <w:pPr>
+              <w:spacing w:line="360" w:lineRule="auto"/>
+              <w:rPr>
+                <w:rFonts w:ascii="Times New Roman" w:hAnsi="Times New Roman" w:cs="Times New Roman"/>
+                <w:sz w:val="28"/>
+                <w:szCs w:val="28"/>
+              </w:rPr>
+            </w:pPr>
+            <w:proofErr w:type="spellStart"/>
+            <w:r>
+              <w:rPr>
+                <w:rFonts w:ascii="Times New Roman" w:hAnsi="Times New Roman" w:cs="Times New Roman"/>
+                <w:sz w:val="28"/>
+                <w:szCs w:val="28"/>
+              </w:rPr>
+              <w:t>Notes</w:t>
+            </w:r>
+            <w:proofErr w:type="spellEnd"/>
+          </w:p>
+        </w:tc>
+        <w:tc>
+          <w:tcPr>
+            <w:tcW w:w="0" w:type="auto"/>
+            <w:hideMark/>
+          </w:tcPr>
+          <w:p>
+            <w:pPr>
+              <w:spacing w:line="360" w:lineRule="auto"/>
+              <w:cnfStyle w:val="000000100000" w:firstRow="0" w:lastRow="0" w:firstColumn="0" w:lastColumn="0" w:oddVBand="0" w:evenVBand="0" w:oddHBand="1" w:evenHBand="0" w:firstRowFirstColumn="0" w:firstRowLastColumn="0" w:lastRowFirstColumn="0" w:lastRowLastColumn="0"/>
+              <w:rPr>
+                <w:rFonts w:ascii="Times New Roman" w:hAnsi="Times New Roman" w:cs="Times New Roman"/>
+                <w:sz w:val="28"/>
+                <w:szCs w:val="28"/>
+              </w:rPr>
+            </w:pPr>
+            <w:r>
+              <w:rPr>
+                <w:rFonts w:ascii="Times New Roman" w:hAnsi="Times New Roman" w:cs="Times New Roman"/>
+                <w:sz w:val="28"/>
+                <w:szCs w:val="28"/>
+              </w:rPr>
+              <w:t>Пункт меню</w:t>
+            </w:r>
+          </w:p>
+        </w:tc>
+        <w:tc>
+          <w:tcPr>
+            <w:tcW w:w="0" w:type="auto"/>
+            <w:hideMark/>
+          </w:tcPr>
+          <w:p>
+            <w:pPr>
+              <w:spacing w:line="360" w:lineRule="auto"/>
+              <w:cnfStyle w:val="000000100000" w:firstRow="0" w:lastRow="0" w:firstColumn="0" w:lastColumn="0" w:oddVBand="0" w:evenVBand="0" w:oddHBand="1" w:evenHBand="0" w:firstRowFirstColumn="0" w:firstRowLastColumn="0" w:lastRowFirstColumn="0" w:lastRowLastColumn="0"/>
+              <w:rPr>
+                <w:rFonts w:ascii="Times New Roman" w:hAnsi="Times New Roman" w:cs="Times New Roman"/>
+                <w:sz w:val="28"/>
+                <w:szCs w:val="28"/>
+              </w:rPr>
+            </w:pPr>
+            <w:r>
+              <w:rPr>
+                <w:rFonts w:ascii="Times New Roman" w:hAnsi="Times New Roman" w:cs="Times New Roman"/>
+                <w:sz w:val="28"/>
+                <w:szCs w:val="28"/>
+              </w:rPr>
+              <w:t>Перехід до перегляду всіх нотаток</w:t>
+            </w:r>
+          </w:p>
+        </w:tc>
+      </w:tr>
+      <w:tr>
+        <w:tc>
+          <w:tcPr>
+            <w:cnfStyle w:val="001000000000" w:firstRow="0" w:lastRow="0" w:firstColumn="1" w:lastColumn="0" w:oddVBand="0" w:evenVBand="0" w:oddHBand="0" w:evenHBand="0" w:firstRowFirstColumn="0" w:firstRowLastColumn="0" w:lastRowFirstColumn="0" w:lastRowLastColumn="0"/>
+            <w:tcW w:w="0" w:type="auto"/>
+            <w:hideMark/>
+          </w:tcPr>
+          <w:p>
+            <w:pPr>
+              <w:spacing w:line="360" w:lineRule="auto"/>
+              <w:rPr>
+                <w:rFonts w:ascii="Times New Roman" w:hAnsi="Times New Roman" w:cs="Times New Roman"/>
+                <w:sz w:val="28"/>
+                <w:szCs w:val="28"/>
+              </w:rPr>
+            </w:pPr>
+            <w:proofErr w:type="spellStart"/>
+            <w:r>
+              <w:rPr>
+                <w:rFonts w:ascii="Times New Roman" w:hAnsi="Times New Roman" w:cs="Times New Roman"/>
+                <w:sz w:val="28"/>
+                <w:szCs w:val="28"/>
+              </w:rPr>
+              <w:t>Starred</w:t>
+            </w:r>
+            <w:proofErr w:type="spellEnd"/>
+          </w:p>
+        </w:tc>
+        <w:tc>
+          <w:tcPr>
+            <w:tcW w:w="0" w:type="auto"/>
+            <w:hideMark/>
+          </w:tcPr>
+          <w:p>
+            <w:pPr>
+              <w:spacing w:line="360" w:lineRule="auto"/>
+              <w:cnfStyle w:val="000000000000" w:firstRow="0" w:lastRow="0" w:firstColumn="0" w:lastColumn="0" w:oddVBand="0" w:evenVBand="0" w:oddHBand="0" w:evenHBand="0" w:firstRowFirstColumn="0" w:firstRowLastColumn="0" w:lastRowFirstColumn="0" w:lastRowLastColumn="0"/>
+              <w:rPr>
+                <w:rFonts w:ascii="Times New Roman" w:hAnsi="Times New Roman" w:cs="Times New Roman"/>
+                <w:sz w:val="28"/>
+                <w:szCs w:val="28"/>
+              </w:rPr>
+            </w:pPr>
+            <w:r>
+              <w:rPr>
+                <w:rFonts w:ascii="Times New Roman" w:hAnsi="Times New Roman" w:cs="Times New Roman"/>
+                <w:sz w:val="28"/>
+                <w:szCs w:val="28"/>
+              </w:rPr>
+              <w:t>Пункт меню</w:t>
+            </w:r>
+          </w:p>
+        </w:tc>
+        <w:tc>
+          <w:tcPr>
+            <w:tcW w:w="0" w:type="auto"/>
+            <w:hideMark/>
+          </w:tcPr>
+          <w:p>
+            <w:pPr>
+              <w:spacing w:line="360" w:lineRule="auto"/>
+              <w:cnfStyle w:val="000000000000" w:firstRow="0" w:lastRow="0" w:firstColumn="0" w:lastColumn="0" w:oddVBand="0" w:evenVBand="0" w:oddHBand="0" w:evenHBand="0" w:firstRowFirstColumn="0" w:firstRowLastColumn="0" w:lastRowFirstColumn="0" w:lastRowLastColumn="0"/>
+              <w:rPr>
+                <w:rFonts w:ascii="Times New Roman" w:hAnsi="Times New Roman" w:cs="Times New Roman"/>
+                <w:sz w:val="28"/>
+                <w:szCs w:val="28"/>
+              </w:rPr>
+            </w:pPr>
+            <w:r>
+              <w:rPr>
+                <w:rFonts w:ascii="Times New Roman" w:hAnsi="Times New Roman" w:cs="Times New Roman"/>
+                <w:sz w:val="28"/>
+                <w:szCs w:val="28"/>
+              </w:rPr>
+              <w:t>Перегляд лише закріплених нотаток</w:t>
+            </w:r>
+          </w:p>
+        </w:tc>
+      </w:tr>
+      <w:tr>
+        <w:trPr>
+          <w:cnfStyle w:val="000000100000" w:firstRow="0" w:lastRow="0" w:firstColumn="0" w:lastColumn="0" w:oddVBand="0" w:evenVBand="0" w:oddHBand="1" w:evenHBand="0" w:firstRowFirstColumn="0" w:firstRowLastColumn="0" w:lastRowFirstColumn="0" w:lastRowLastColumn="0"/>
+        </w:trPr>
+        <w:tc>
+          <w:tcPr>
+            <w:cnfStyle w:val="001000000000" w:firstRow="0" w:lastRow="0" w:firstColumn="1" w:lastColumn="0" w:oddVBand="0" w:evenVBand="0" w:oddHBand="0" w:evenHBand="0" w:firstRowFirstColumn="0" w:firstRowLastColumn="0" w:lastRowFirstColumn="0" w:lastRowLastColumn="0"/>
+            <w:tcW w:w="0" w:type="auto"/>
+            <w:hideMark/>
+          </w:tcPr>
+          <w:p>
+            <w:pPr>
+              <w:spacing w:line="360" w:lineRule="auto"/>
+              <w:rPr>
+                <w:rFonts w:ascii="Times New Roman" w:hAnsi="Times New Roman" w:cs="Times New Roman"/>
+                <w:sz w:val="28"/>
+                <w:szCs w:val="28"/>
+              </w:rPr>
+            </w:pPr>
+            <w:proofErr w:type="spellStart"/>
+            <w:r>
+              <w:rPr>
+                <w:rFonts w:ascii="Times New Roman" w:hAnsi="Times New Roman" w:cs="Times New Roman"/>
+                <w:sz w:val="28"/>
+                <w:szCs w:val="28"/>
+              </w:rPr>
+              <w:t>Trash</w:t>
+            </w:r>
+            <w:proofErr w:type="spellEnd"/>
+          </w:p>
+        </w:tc>
+        <w:tc>
+          <w:tcPr>
+            <w:tcW w:w="0" w:type="auto"/>
+            <w:hideMark/>
+          </w:tcPr>
+          <w:p>
+            <w:pPr>
+              <w:spacing w:line="360" w:lineRule="auto"/>
+              <w:cnfStyle w:val="000000100000" w:firstRow="0" w:lastRow="0" w:firstColumn="0" w:lastColumn="0" w:oddVBand="0" w:evenVBand="0" w:oddHBand="1" w:evenHBand="0" w:firstRowFirstColumn="0" w:firstRowLastColumn="0" w:lastRowFirstColumn="0" w:lastRowLastColumn="0"/>
+              <w:rPr>
+                <w:rFonts w:ascii="Times New Roman" w:hAnsi="Times New Roman" w:cs="Times New Roman"/>
+                <w:sz w:val="28"/>
+                <w:szCs w:val="28"/>
+              </w:rPr>
+            </w:pPr>
+            <w:r>
+              <w:rPr>
+                <w:rFonts w:ascii="Times New Roman" w:hAnsi="Times New Roman" w:cs="Times New Roman"/>
+                <w:sz w:val="28"/>
+                <w:szCs w:val="28"/>
+              </w:rPr>
+              <w:t>Пункт меню</w:t>
+            </w:r>
+          </w:p>
+        </w:tc>
+        <w:tc>
+          <w:tcPr>
+            <w:tcW w:w="0" w:type="auto"/>
+            <w:hideMark/>
+          </w:tcPr>
+          <w:p>
+            <w:pPr>
+              <w:spacing w:line="360" w:lineRule="auto"/>
+              <w:cnfStyle w:val="000000100000" w:firstRow="0" w:lastRow="0" w:firstColumn="0" w:lastColumn="0" w:oddVBand="0" w:evenVBand="0" w:oddHBand="1" w:evenHBand="0" w:firstRowFirstColumn="0" w:firstRowLastColumn="0" w:lastRowFirstColumn="0" w:lastRowLastColumn="0"/>
+              <w:rPr>
+                <w:rFonts w:ascii="Times New Roman" w:hAnsi="Times New Roman" w:cs="Times New Roman"/>
+                <w:sz w:val="28"/>
+                <w:szCs w:val="28"/>
+              </w:rPr>
+            </w:pPr>
+            <w:r>
+              <w:rPr>
+                <w:rFonts w:ascii="Times New Roman" w:hAnsi="Times New Roman" w:cs="Times New Roman"/>
+                <w:sz w:val="28"/>
+                <w:szCs w:val="28"/>
+              </w:rPr>
+              <w:t>Перехід до корзини для перегляду видалених нотаток</w:t>
+            </w:r>
+          </w:p>
+        </w:tc>
+      </w:tr>
+      <w:tr>
+        <w:tc>
+          <w:tcPr>
+            <w:cnfStyle w:val="001000000000" w:firstRow="0" w:lastRow="0" w:firstColumn="1" w:lastColumn="0" w:oddVBand="0" w:evenVBand="0" w:oddHBand="0" w:evenHBand="0" w:firstRowFirstColumn="0" w:firstRowLastColumn="0" w:lastRowFirstColumn="0" w:lastRowLastColumn="0"/>
+            <w:tcW w:w="0" w:type="auto"/>
+            <w:hideMark/>
+          </w:tcPr>
+          <w:p>
+            <w:pPr>
+              <w:spacing w:line="360" w:lineRule="auto"/>
+              <w:rPr>
+                <w:rFonts w:ascii="Times New Roman" w:hAnsi="Times New Roman" w:cs="Times New Roman"/>
+                <w:sz w:val="28"/>
+                <w:szCs w:val="28"/>
+              </w:rPr>
+            </w:pPr>
+            <w:proofErr w:type="spellStart"/>
+            <w:r>
+              <w:rPr>
+                <w:rFonts w:ascii="Times New Roman" w:hAnsi="Times New Roman" w:cs="Times New Roman"/>
+                <w:sz w:val="28"/>
+                <w:szCs w:val="28"/>
+              </w:rPr>
+              <w:t>Search</w:t>
+            </w:r>
+            <w:proofErr w:type="spellEnd"/>
+          </w:p>
+        </w:tc>
+        <w:tc>
+          <w:tcPr>
+            <w:tcW w:w="0" w:type="auto"/>
+            <w:hideMark/>
+          </w:tcPr>
+          <w:p>
+            <w:pPr>
+              <w:spacing w:line="360" w:lineRule="auto"/>
+              <w:cnfStyle w:val="000000000000" w:firstRow="0" w:lastRow="0" w:firstColumn="0" w:lastColumn="0" w:oddVBand="0" w:evenVBand="0" w:oddHBand="0" w:evenHBand="0" w:firstRowFirstColumn="0" w:firstRowLastColumn="0" w:lastRowFirstColumn="0" w:lastRowLastColumn="0"/>
+              <w:rPr>
+                <w:rFonts w:ascii="Times New Roman" w:hAnsi="Times New Roman" w:cs="Times New Roman"/>
+                <w:sz w:val="28"/>
+                <w:szCs w:val="28"/>
+              </w:rPr>
+            </w:pPr>
+            <w:r>
+              <w:rPr>
+                <w:rFonts w:ascii="Times New Roman" w:hAnsi="Times New Roman" w:cs="Times New Roman"/>
+                <w:sz w:val="28"/>
+                <w:szCs w:val="28"/>
+              </w:rPr>
+              <w:t>Поле введення</w:t>
+            </w:r>
+          </w:p>
+        </w:tc>
+        <w:tc>
+          <w:tcPr>
+            <w:tcW w:w="0" w:type="auto"/>
+            <w:hideMark/>
+          </w:tcPr>
+          <w:p>
+            <w:pPr>
+              <w:spacing w:line="360" w:lineRule="auto"/>
+              <w:cnfStyle w:val="000000000000" w:firstRow="0" w:lastRow="0" w:firstColumn="0" w:lastColumn="0" w:oddVBand="0" w:evenVBand="0" w:oddHBand="0" w:evenHBand="0" w:firstRowFirstColumn="0" w:firstRowLastColumn="0" w:lastRowFirstColumn="0" w:lastRowLastColumn="0"/>
+              <w:rPr>
+                <w:rFonts w:ascii="Times New Roman" w:hAnsi="Times New Roman" w:cs="Times New Roman"/>
+                <w:sz w:val="28"/>
+                <w:szCs w:val="28"/>
+              </w:rPr>
+            </w:pPr>
+            <w:r>
+              <w:rPr>
+                <w:rFonts w:ascii="Times New Roman" w:hAnsi="Times New Roman" w:cs="Times New Roman"/>
+                <w:sz w:val="28"/>
+                <w:szCs w:val="28"/>
+              </w:rPr>
+              <w:t>Поле для введення тексту пошуку по нотаткам</w:t>
+            </w:r>
+          </w:p>
+        </w:tc>
+      </w:tr>
+      <w:tr>
+        <w:trPr>
+          <w:cnfStyle w:val="000000100000" w:firstRow="0" w:lastRow="0" w:firstColumn="0" w:lastColumn="0" w:oddVBand="0" w:evenVBand="0" w:oddHBand="1" w:evenHBand="0" w:firstRowFirstColumn="0" w:firstRowLastColumn="0" w:lastRowFirstColumn="0" w:lastRowLastColumn="0"/>
+        </w:trPr>
+        <w:tc>
+          <w:tcPr>
+            <w:cnfStyle w:val="001000000000" w:firstRow="0" w:lastRow="0" w:firstColumn="1" w:lastColumn="0" w:oddVBand="0" w:evenVBand="0" w:oddHBand="0" w:evenHBand="0" w:firstRowFirstColumn="0" w:firstRowLastColumn="0" w:lastRowFirstColumn="0" w:lastRowLastColumn="0"/>
+            <w:tcW w:w="0" w:type="auto"/>
+            <w:hideMark/>
+          </w:tcPr>
+          <w:p>
+            <w:pPr>
+              <w:spacing w:line="360" w:lineRule="auto"/>
+              <w:rPr>
+                <w:rFonts w:ascii="Times New Roman" w:hAnsi="Times New Roman" w:cs="Times New Roman"/>
+                <w:sz w:val="28"/>
+                <w:szCs w:val="28"/>
+              </w:rPr>
+            </w:pPr>
+            <w:proofErr w:type="spellStart"/>
+            <w:r>
+              <w:rPr>
+                <w:rFonts w:ascii="Times New Roman" w:hAnsi="Times New Roman" w:cs="Times New Roman"/>
+                <w:sz w:val="28"/>
+                <w:szCs w:val="28"/>
+              </w:rPr>
+              <w:t>Tags</w:t>
+            </w:r>
+            <w:proofErr w:type="spellEnd"/>
+          </w:p>
+        </w:tc>
+        <w:tc>
+          <w:tcPr>
+            <w:tcW w:w="0" w:type="auto"/>
+            <w:hideMark/>
+          </w:tcPr>
+          <w:p>
+            <w:pPr>
+              <w:spacing w:line="360" w:lineRule="auto"/>
+              <w:cnfStyle w:val="000000100000" w:firstRow="0" w:lastRow="0" w:firstColumn="0" w:lastColumn="0" w:oddVBand="0" w:evenVBand="0" w:oddHBand="1" w:evenHBand="0" w:firstRowFirstColumn="0" w:firstRowLastColumn="0" w:lastRowFirstColumn="0" w:lastRowLastColumn="0"/>
+              <w:rPr>
+                <w:rFonts w:ascii="Times New Roman" w:hAnsi="Times New Roman" w:cs="Times New Roman"/>
+                <w:sz w:val="28"/>
+                <w:szCs w:val="28"/>
+              </w:rPr>
+            </w:pPr>
+            <w:r>
+              <w:rPr>
+                <w:rFonts w:ascii="Times New Roman" w:hAnsi="Times New Roman" w:cs="Times New Roman"/>
+                <w:sz w:val="28"/>
+                <w:szCs w:val="28"/>
+              </w:rPr>
+              <w:t>Пункт меню</w:t>
+            </w:r>
+          </w:p>
+        </w:tc>
+        <w:tc>
+          <w:tcPr>
+            <w:tcW w:w="0" w:type="auto"/>
+            <w:hideMark/>
+          </w:tcPr>
+          <w:p>
+            <w:pPr>
+              <w:spacing w:line="360" w:lineRule="auto"/>
+              <w:cnfStyle w:val="000000100000" w:firstRow="0" w:lastRow="0" w:firstColumn="0" w:lastColumn="0" w:oddVBand="0" w:evenVBand="0" w:oddHBand="1" w:evenHBand="0" w:firstRowFirstColumn="0" w:firstRowLastColumn="0" w:lastRowFirstColumn="0" w:lastRowLastColumn="0"/>
+              <w:rPr>
+                <w:rFonts w:ascii="Times New Roman" w:hAnsi="Times New Roman" w:cs="Times New Roman"/>
+                <w:sz w:val="28"/>
+                <w:szCs w:val="28"/>
+              </w:rPr>
+            </w:pPr>
+            <w:r>
+              <w:rPr>
+                <w:rFonts w:ascii="Times New Roman" w:hAnsi="Times New Roman" w:cs="Times New Roman"/>
+                <w:sz w:val="28"/>
+                <w:szCs w:val="28"/>
+              </w:rPr>
+              <w:t>Перехід до сторінки керування тегами</w:t>
+            </w:r>
+          </w:p>
+        </w:tc>
+      </w:tr>
+      <w:tr>
+        <w:tc>
+          <w:tcPr>
+            <w:cnfStyle w:val="001000000000" w:firstRow="0" w:lastRow="0" w:firstColumn="1" w:lastColumn="0" w:oddVBand="0" w:evenVBand="0" w:oddHBand="0" w:evenHBand="0" w:firstRowFirstColumn="0" w:firstRowLastColumn="0" w:lastRowFirstColumn="0" w:lastRowLastColumn="0"/>
+            <w:tcW w:w="0" w:type="auto"/>
+            <w:hideMark/>
+          </w:tcPr>
+          <w:p>
+            <w:pPr>
+              <w:spacing w:line="360" w:lineRule="auto"/>
+              <w:rPr>
+                <w:rFonts w:ascii="Times New Roman" w:hAnsi="Times New Roman" w:cs="Times New Roman"/>
+                <w:sz w:val="28"/>
+                <w:szCs w:val="28"/>
+              </w:rPr>
+            </w:pPr>
+            <w:proofErr w:type="spellStart"/>
+            <w:r>
+              <w:rPr>
+                <w:rFonts w:ascii="Times New Roman" w:hAnsi="Times New Roman" w:cs="Times New Roman"/>
+                <w:sz w:val="28"/>
+                <w:szCs w:val="28"/>
+              </w:rPr>
+              <w:t>Settings</w:t>
+            </w:r>
+            <w:proofErr w:type="spellEnd"/>
+          </w:p>
+        </w:tc>
+        <w:tc>
+          <w:tcPr>
+            <w:tcW w:w="0" w:type="auto"/>
+            <w:hideMark/>
+          </w:tcPr>
+          <w:p>
+            <w:pPr>
+              <w:spacing w:line="360" w:lineRule="auto"/>
+              <w:cnfStyle w:val="000000000000" w:firstRow="0" w:lastRow="0" w:firstColumn="0" w:lastColumn="0" w:oddVBand="0" w:evenVBand="0" w:oddHBand="0" w:evenHBand="0" w:firstRowFirstColumn="0" w:firstRowLastColumn="0" w:lastRowFirstColumn="0" w:lastRowLastColumn="0"/>
+              <w:rPr>
+                <w:rFonts w:ascii="Times New Roman" w:hAnsi="Times New Roman" w:cs="Times New Roman"/>
+                <w:sz w:val="28"/>
+                <w:szCs w:val="28"/>
+              </w:rPr>
+            </w:pPr>
+            <w:r>
+              <w:rPr>
+                <w:rFonts w:ascii="Times New Roman" w:hAnsi="Times New Roman" w:cs="Times New Roman"/>
+                <w:sz w:val="28"/>
+                <w:szCs w:val="28"/>
+              </w:rPr>
+              <w:t>Пункт меню</w:t>
+            </w:r>
+          </w:p>
+        </w:tc>
+        <w:tc>
+          <w:tcPr>
+            <w:tcW w:w="0" w:type="auto"/>
+            <w:hideMark/>
+          </w:tcPr>
+          <w:p>
+            <w:pPr>
+              <w:spacing w:line="360" w:lineRule="auto"/>
+              <w:cnfStyle w:val="000000000000" w:firstRow="0" w:lastRow="0" w:firstColumn="0" w:lastColumn="0" w:oddVBand="0" w:evenVBand="0" w:oddHBand="0" w:evenHBand="0" w:firstRowFirstColumn="0" w:firstRowLastColumn="0" w:lastRowFirstColumn="0" w:lastRowLastColumn="0"/>
+              <w:rPr>
+                <w:rFonts w:ascii="Times New Roman" w:hAnsi="Times New Roman" w:cs="Times New Roman"/>
+                <w:sz w:val="28"/>
+                <w:szCs w:val="28"/>
+              </w:rPr>
+            </w:pPr>
+            <w:r>
+              <w:rPr>
+                <w:rFonts w:ascii="Times New Roman" w:hAnsi="Times New Roman" w:cs="Times New Roman"/>
+                <w:sz w:val="28"/>
+                <w:szCs w:val="28"/>
+              </w:rPr>
+              <w:t>Перехід до налаштувань програми</w:t>
+            </w:r>
+          </w:p>
+        </w:tc>
+      </w:tr>
+      <w:tr>
+        <w:trPr>
+          <w:cnfStyle w:val="000000100000" w:firstRow="0" w:lastRow="0" w:firstColumn="0" w:lastColumn="0" w:oddVBand="0" w:evenVBand="0" w:oddHBand="1" w:evenHBand="0" w:firstRowFirstColumn="0" w:firstRowLastColumn="0" w:lastRowFirstColumn="0" w:lastRowLastColumn="0"/>
+        </w:trPr>
+        <w:tc>
+          <w:tcPr>
+            <w:cnfStyle w:val="001000000000" w:firstRow="0" w:lastRow="0" w:firstColumn="1" w:lastColumn="0" w:oddVBand="0" w:evenVBand="0" w:oddHBand="0" w:evenHBand="0" w:firstRowFirstColumn="0" w:firstRowLastColumn="0" w:lastRowFirstColumn="0" w:lastRowLastColumn="0"/>
+            <w:tcW w:w="0" w:type="auto"/>
+            <w:hideMark/>
+          </w:tcPr>
+          <w:p>
+            <w:pPr>
+              <w:spacing w:line="360" w:lineRule="auto"/>
+              <w:rPr>
+                <w:rFonts w:ascii="Times New Roman" w:hAnsi="Times New Roman" w:cs="Times New Roman"/>
+                <w:sz w:val="28"/>
+                <w:szCs w:val="28"/>
+              </w:rPr>
+            </w:pPr>
+            <w:proofErr w:type="spellStart"/>
+            <w:r>
+              <w:rPr>
+                <w:rFonts w:ascii="Times New Roman" w:hAnsi="Times New Roman" w:cs="Times New Roman"/>
+                <w:sz w:val="28"/>
+                <w:szCs w:val="28"/>
+              </w:rPr>
+              <w:t>New</w:t>
+            </w:r>
+            <w:proofErr w:type="spellEnd"/>
+            <w:r>
+              <w:rPr>
+                <w:rFonts w:ascii="Times New Roman" w:hAnsi="Times New Roman" w:cs="Times New Roman"/>
+                <w:sz w:val="28"/>
+                <w:szCs w:val="28"/>
+              </w:rPr>
+              <w:t xml:space="preserve"> </w:t>
+            </w:r>
+            <w:proofErr w:type="spellStart"/>
+            <w:r>
+              <w:rPr>
+                <w:rFonts w:ascii="Times New Roman" w:hAnsi="Times New Roman" w:cs="Times New Roman"/>
+                <w:sz w:val="28"/>
+                <w:szCs w:val="28"/>
+              </w:rPr>
+              <w:t>Note</w:t>
+            </w:r>
+            <w:proofErr w:type="spellEnd"/>
+          </w:p>
+        </w:tc>
+        <w:tc>
+          <w:tcPr>
+            <w:tcW w:w="0" w:type="auto"/>
+            <w:hideMark/>
+          </w:tcPr>
+          <w:p>
+            <w:pPr>
+              <w:spacing w:line="360" w:lineRule="auto"/>
+              <w:cnfStyle w:val="000000100000" w:firstRow="0" w:lastRow="0" w:firstColumn="0" w:lastColumn="0" w:oddVBand="0" w:evenVBand="0" w:oddHBand="1" w:evenHBand="0" w:firstRowFirstColumn="0" w:firstRowLastColumn="0" w:lastRowFirstColumn="0" w:lastRowLastColumn="0"/>
+              <w:rPr>
+                <w:rFonts w:ascii="Times New Roman" w:hAnsi="Times New Roman" w:cs="Times New Roman"/>
+                <w:sz w:val="28"/>
+                <w:szCs w:val="28"/>
+              </w:rPr>
+            </w:pPr>
+            <w:r>
+              <w:rPr>
+                <w:rFonts w:ascii="Times New Roman" w:hAnsi="Times New Roman" w:cs="Times New Roman"/>
+                <w:sz w:val="28"/>
+                <w:szCs w:val="28"/>
+              </w:rPr>
+              <w:t>Кнопка</w:t>
+            </w:r>
+          </w:p>
+        </w:tc>
+        <w:tc>
+          <w:tcPr>
+            <w:tcW w:w="0" w:type="auto"/>
+            <w:hideMark/>
+          </w:tcPr>
+          <w:p>
+            <w:pPr>
+              <w:spacing w:line="360" w:lineRule="auto"/>
+              <w:cnfStyle w:val="000000100000" w:firstRow="0" w:lastRow="0" w:firstColumn="0" w:lastColumn="0" w:oddVBand="0" w:evenVBand="0" w:oddHBand="1" w:evenHBand="0" w:firstRowFirstColumn="0" w:firstRowLastColumn="0" w:lastRowFirstColumn="0" w:lastRowLastColumn="0"/>
+              <w:rPr>
+                <w:rFonts w:ascii="Times New Roman" w:hAnsi="Times New Roman" w:cs="Times New Roman"/>
+                <w:sz w:val="28"/>
+                <w:szCs w:val="28"/>
+              </w:rPr>
+            </w:pPr>
+            <w:r>
+              <w:rPr>
+                <w:rFonts w:ascii="Times New Roman" w:hAnsi="Times New Roman" w:cs="Times New Roman"/>
+                <w:sz w:val="28"/>
+                <w:szCs w:val="28"/>
+              </w:rPr>
+              <w:t>Створити нову нотатку</w:t>
+            </w:r>
+          </w:p>
+        </w:tc>
+      </w:tr>
+      <w:tr>
+        <w:tc>
+          <w:tcPr>
+            <w:cnfStyle w:val="001000000000" w:firstRow="0" w:lastRow="0" w:firstColumn="1" w:lastColumn="0" w:oddVBand="0" w:evenVBand="0" w:oddHBand="0" w:evenHBand="0" w:firstRowFirstColumn="0" w:firstRowLastColumn="0" w:lastRowFirstColumn="0" w:lastRowLastColumn="0"/>
+            <w:tcW w:w="0" w:type="auto"/>
+            <w:hideMark/>
+          </w:tcPr>
+          <w:p>
+            <w:pPr>
+              <w:spacing w:line="360" w:lineRule="auto"/>
+              <w:rPr>
+                <w:rFonts w:ascii="Times New Roman" w:hAnsi="Times New Roman" w:cs="Times New Roman"/>
+                <w:sz w:val="28"/>
+                <w:szCs w:val="28"/>
+              </w:rPr>
+            </w:pPr>
+            <w:proofErr w:type="spellStart"/>
+            <w:r>
+              <w:rPr>
+                <w:rFonts w:ascii="Times New Roman" w:hAnsi="Times New Roman" w:cs="Times New Roman"/>
+                <w:sz w:val="28"/>
+                <w:szCs w:val="28"/>
+              </w:rPr>
+              <w:t>Save</w:t>
+            </w:r>
+            <w:proofErr w:type="spellEnd"/>
+            <w:r>
+              <w:rPr>
+                <w:rFonts w:ascii="Times New Roman" w:hAnsi="Times New Roman" w:cs="Times New Roman"/>
+                <w:sz w:val="28"/>
+                <w:szCs w:val="28"/>
+              </w:rPr>
+              <w:t xml:space="preserve"> </w:t>
+            </w:r>
+            <w:proofErr w:type="spellStart"/>
+            <w:r>
+              <w:rPr>
+                <w:rFonts w:ascii="Times New Roman" w:hAnsi="Times New Roman" w:cs="Times New Roman"/>
+                <w:sz w:val="28"/>
+                <w:szCs w:val="28"/>
+              </w:rPr>
+              <w:t>Note</w:t>
+            </w:r>
+            <w:proofErr w:type="spellEnd"/>
+          </w:p>
+        </w:tc>
+        <w:tc>
+          <w:tcPr>
+            <w:tcW w:w="0" w:type="auto"/>
+            <w:hideMark/>
+          </w:tcPr>
+          <w:p>
+            <w:pPr>
+              <w:spacing w:line="360" w:lineRule="auto"/>
+              <w:cnfStyle w:val="000000000000" w:firstRow="0" w:lastRow="0" w:firstColumn="0" w:lastColumn="0" w:oddVBand="0" w:evenVBand="0" w:oddHBand="0" w:evenHBand="0" w:firstRowFirstColumn="0" w:firstRowLastColumn="0" w:lastRowFirstColumn="0" w:lastRowLastColumn="0"/>
+              <w:rPr>
+                <w:rFonts w:ascii="Times New Roman" w:hAnsi="Times New Roman" w:cs="Times New Roman"/>
+                <w:sz w:val="28"/>
+                <w:szCs w:val="28"/>
+              </w:rPr>
+            </w:pPr>
+            <w:r>
+              <w:rPr>
+                <w:rFonts w:ascii="Times New Roman" w:hAnsi="Times New Roman" w:cs="Times New Roman"/>
+                <w:sz w:val="28"/>
+                <w:szCs w:val="28"/>
+              </w:rPr>
+              <w:t>Кнопка</w:t>
+            </w:r>
+          </w:p>
+        </w:tc>
+        <w:tc>
+          <w:tcPr>
+            <w:tcW w:w="0" w:type="auto"/>
+            <w:hideMark/>
+          </w:tcPr>
+          <w:p>
+            <w:pPr>
+              <w:spacing w:line="360" w:lineRule="auto"/>
+              <w:cnfStyle w:val="000000000000" w:firstRow="0" w:lastRow="0" w:firstColumn="0" w:lastColumn="0" w:oddVBand="0" w:evenVBand="0" w:oddHBand="0" w:evenHBand="0" w:firstRowFirstColumn="0" w:firstRowLastColumn="0" w:lastRowFirstColumn="0" w:lastRowLastColumn="0"/>
+              <w:rPr>
+                <w:rFonts w:ascii="Times New Roman" w:hAnsi="Times New Roman" w:cs="Times New Roman"/>
+                <w:sz w:val="28"/>
+                <w:szCs w:val="28"/>
+              </w:rPr>
+            </w:pPr>
+            <w:r>
+              <w:rPr>
+                <w:rFonts w:ascii="Times New Roman" w:hAnsi="Times New Roman" w:cs="Times New Roman"/>
+                <w:sz w:val="28"/>
+                <w:szCs w:val="28"/>
+              </w:rPr>
+              <w:t>Зберегти поточну нотатку</w:t>
+            </w:r>
+          </w:p>
+        </w:tc>
+      </w:tr>
+      <w:tr>
+        <w:trPr>
+          <w:cnfStyle w:val="000000100000" w:firstRow="0" w:lastRow="0" w:firstColumn="0" w:lastColumn="0" w:oddVBand="0" w:evenVBand="0" w:oddHBand="1" w:evenHBand="0" w:firstRowFirstColumn="0" w:firstRowLastColumn="0" w:lastRowFirstColumn="0" w:lastRowLastColumn="0"/>
+        </w:trPr>
+        <w:tc>
+          <w:tcPr>
+            <w:cnfStyle w:val="001000000000" w:firstRow="0" w:lastRow="0" w:firstColumn="1" w:lastColumn="0" w:oddVBand="0" w:evenVBand="0" w:oddHBand="0" w:evenHBand="0" w:firstRowFirstColumn="0" w:firstRowLastColumn="0" w:lastRowFirstColumn="0" w:lastRowLastColumn="0"/>
+            <w:tcW w:w="0" w:type="auto"/>
+            <w:hideMark/>
+          </w:tcPr>
+          <w:p>
+            <w:pPr>
+              <w:spacing w:line="360" w:lineRule="auto"/>
+              <w:rPr>
+                <w:rFonts w:ascii="Times New Roman" w:hAnsi="Times New Roman" w:cs="Times New Roman"/>
+                <w:sz w:val="28"/>
+                <w:szCs w:val="28"/>
+              </w:rPr>
+            </w:pPr>
+            <w:proofErr w:type="spellStart"/>
+            <w:r>
+              <w:rPr>
+                <w:rFonts w:ascii="Times New Roman" w:hAnsi="Times New Roman" w:cs="Times New Roman"/>
+                <w:sz w:val="28"/>
+                <w:szCs w:val="28"/>
+              </w:rPr>
+              <w:t>Cancel</w:t>
+            </w:r>
+            <w:proofErr w:type="spellEnd"/>
+          </w:p>
+        </w:tc>
+        <w:tc>
+          <w:tcPr>
+            <w:tcW w:w="0" w:type="auto"/>
+            <w:hideMark/>
+          </w:tcPr>
+          <w:p>
+            <w:pPr>
+              <w:spacing w:line="360" w:lineRule="auto"/>
+              <w:cnfStyle w:val="000000100000" w:firstRow="0" w:lastRow="0" w:firstColumn="0" w:lastColumn="0" w:oddVBand="0" w:evenVBand="0" w:oddHBand="1" w:evenHBand="0" w:firstRowFirstColumn="0" w:firstRowLastColumn="0" w:lastRowFirstColumn="0" w:lastRowLastColumn="0"/>
+              <w:rPr>
+                <w:rFonts w:ascii="Times New Roman" w:hAnsi="Times New Roman" w:cs="Times New Roman"/>
+                <w:sz w:val="28"/>
+                <w:szCs w:val="28"/>
+              </w:rPr>
+            </w:pPr>
+            <w:r>
+              <w:rPr>
+                <w:rFonts w:ascii="Times New Roman" w:hAnsi="Times New Roman" w:cs="Times New Roman"/>
+                <w:sz w:val="28"/>
+                <w:szCs w:val="28"/>
+              </w:rPr>
+              <w:t>Кнопка</w:t>
+            </w:r>
+          </w:p>
+        </w:tc>
+        <w:tc>
+          <w:tcPr>
+            <w:tcW w:w="0" w:type="auto"/>
+            <w:hideMark/>
+          </w:tcPr>
+          <w:p>
+            <w:pPr>
+              <w:spacing w:line="360" w:lineRule="auto"/>
+              <w:cnfStyle w:val="000000100000" w:firstRow="0" w:lastRow="0" w:firstColumn="0" w:lastColumn="0" w:oddVBand="0" w:evenVBand="0" w:oddHBand="1" w:evenHBand="0" w:firstRowFirstColumn="0" w:firstRowLastColumn="0" w:lastRowFirstColumn="0" w:lastRowLastColumn="0"/>
+              <w:rPr>
+                <w:rFonts w:ascii="Times New Roman" w:hAnsi="Times New Roman" w:cs="Times New Roman"/>
+                <w:sz w:val="28"/>
+                <w:szCs w:val="28"/>
+              </w:rPr>
+            </w:pPr>
+            <w:r>
+              <w:rPr>
+                <w:rFonts w:ascii="Times New Roman" w:hAnsi="Times New Roman" w:cs="Times New Roman"/>
+                <w:sz w:val="28"/>
+                <w:szCs w:val="28"/>
+              </w:rPr>
+              <w:t>Скасувати створення/редагування нотатки</w:t>
+            </w:r>
+          </w:p>
+        </w:tc>
+      </w:tr>
+      <w:tr>
+        <w:tc>
+          <w:tcPr>
+            <w:cnfStyle w:val="001000000000" w:firstRow="0" w:lastRow="0" w:firstColumn="1" w:lastColumn="0" w:oddVBand="0" w:evenVBand="0" w:oddHBand="0" w:evenHBand="0" w:firstRowFirstColumn="0" w:firstRowLastColumn="0" w:lastRowFirstColumn="0" w:lastRowLastColumn="0"/>
+            <w:tcW w:w="0" w:type="auto"/>
+            <w:hideMark/>
+          </w:tcPr>
+          <w:p>
+            <w:pPr>
+              <w:spacing w:line="360" w:lineRule="auto"/>
+              <w:rPr>
+                <w:rFonts w:ascii="Times New Roman" w:hAnsi="Times New Roman" w:cs="Times New Roman"/>
+                <w:sz w:val="28"/>
+                <w:szCs w:val="28"/>
+              </w:rPr>
+            </w:pPr>
+            <w:proofErr w:type="spellStart"/>
+            <w:r>
+              <w:rPr>
+                <w:rFonts w:ascii="Times New Roman" w:hAnsi="Times New Roman" w:cs="Times New Roman"/>
+                <w:sz w:val="28"/>
+                <w:szCs w:val="28"/>
+              </w:rPr>
+              <w:t>Title</w:t>
+            </w:r>
+            <w:proofErr w:type="spellEnd"/>
+            <w:r>
+              <w:rPr>
+                <w:rFonts w:ascii="Times New Roman" w:hAnsi="Times New Roman" w:cs="Times New Roman"/>
+                <w:sz w:val="28"/>
+                <w:szCs w:val="28"/>
+              </w:rPr>
+              <w:t xml:space="preserve"> </w:t>
+            </w:r>
+            <w:proofErr w:type="spellStart"/>
+            <w:r>
+              <w:rPr>
+                <w:rFonts w:ascii="Times New Roman" w:hAnsi="Times New Roman" w:cs="Times New Roman"/>
+                <w:sz w:val="28"/>
+                <w:szCs w:val="28"/>
+              </w:rPr>
+              <w:t>Input</w:t>
+            </w:r>
+            <w:proofErr w:type="spellEnd"/>
+          </w:p>
+        </w:tc>
+        <w:tc>
+          <w:tcPr>
+            <w:tcW w:w="0" w:type="auto"/>
+            <w:hideMark/>
+          </w:tcPr>
+          <w:p>
+            <w:pPr>
+              <w:spacing w:line="360" w:lineRule="auto"/>
+              <w:cnfStyle w:val="000000000000" w:firstRow="0" w:lastRow="0" w:firstColumn="0" w:lastColumn="0" w:oddVBand="0" w:evenVBand="0" w:oddHBand="0" w:evenHBand="0" w:firstRowFirstColumn="0" w:firstRowLastColumn="0" w:lastRowFirstColumn="0" w:lastRowLastColumn="0"/>
+              <w:rPr>
+                <w:rFonts w:ascii="Times New Roman" w:hAnsi="Times New Roman" w:cs="Times New Roman"/>
+                <w:sz w:val="28"/>
+                <w:szCs w:val="28"/>
+              </w:rPr>
+            </w:pPr>
+            <w:r>
+              <w:rPr>
+                <w:rFonts w:ascii="Times New Roman" w:hAnsi="Times New Roman" w:cs="Times New Roman"/>
+                <w:sz w:val="28"/>
+                <w:szCs w:val="28"/>
+              </w:rPr>
+              <w:t>Поле введення</w:t>
+            </w:r>
+          </w:p>
+        </w:tc>
+        <w:tc>
+          <w:tcPr>
+            <w:tcW w:w="0" w:type="auto"/>
+            <w:hideMark/>
+          </w:tcPr>
+          <w:p>
+            <w:pPr>
+              <w:spacing w:line="360" w:lineRule="auto"/>
+              <w:cnfStyle w:val="000000000000" w:firstRow="0" w:lastRow="0" w:firstColumn="0" w:lastColumn="0" w:oddVBand="0" w:evenVBand="0" w:oddHBand="0" w:evenHBand="0" w:firstRowFirstColumn="0" w:firstRowLastColumn="0" w:lastRowFirstColumn="0" w:lastRowLastColumn="0"/>
+              <w:rPr>
+                <w:rFonts w:ascii="Times New Roman" w:hAnsi="Times New Roman" w:cs="Times New Roman"/>
+                <w:sz w:val="28"/>
+                <w:szCs w:val="28"/>
+              </w:rPr>
+            </w:pPr>
+            <w:r>
+              <w:rPr>
+                <w:rFonts w:ascii="Times New Roman" w:hAnsi="Times New Roman" w:cs="Times New Roman"/>
+                <w:sz w:val="28"/>
+                <w:szCs w:val="28"/>
+              </w:rPr>
+              <w:t>Введення заголовка нотатки</w:t>
+            </w:r>
+          </w:p>
+        </w:tc>
+      </w:tr>
+      <w:tr>
+        <w:trPr>
+          <w:cnfStyle w:val="000000100000" w:firstRow="0" w:lastRow="0" w:firstColumn="0" w:lastColumn="0" w:oddVBand="0" w:evenVBand="0" w:oddHBand="1" w:evenHBand="0" w:firstRowFirstColumn="0" w:firstRowLastColumn="0" w:lastRowFirstColumn="0" w:lastRowLastColumn="0"/>
+        </w:trPr>
+        <w:tc>
+          <w:tcPr>
+            <w:cnfStyle w:val="001000000000" w:firstRow="0" w:lastRow="0" w:firstColumn="1" w:lastColumn="0" w:oddVBand="0" w:evenVBand="0" w:oddHBand="0" w:evenHBand="0" w:firstRowFirstColumn="0" w:firstRowLastColumn="0" w:lastRowFirstColumn="0" w:lastRowLastColumn="0"/>
+            <w:tcW w:w="0" w:type="auto"/>
+            <w:hideMark/>
+          </w:tcPr>
+          <w:p>
+            <w:pPr>
+              <w:spacing w:line="360" w:lineRule="auto"/>
+              <w:rPr>
+                <w:rFonts w:ascii="Times New Roman" w:hAnsi="Times New Roman" w:cs="Times New Roman"/>
+                <w:sz w:val="28"/>
+                <w:szCs w:val="28"/>
+              </w:rPr>
+            </w:pPr>
+            <w:proofErr w:type="spellStart"/>
+            <w:r>
+              <w:rPr>
+                <w:rFonts w:ascii="Times New Roman" w:hAnsi="Times New Roman" w:cs="Times New Roman"/>
+                <w:sz w:val="28"/>
+                <w:szCs w:val="28"/>
+              </w:rPr>
+              <w:t>Content</w:t>
+            </w:r>
+            <w:proofErr w:type="spellEnd"/>
+            <w:r>
+              <w:rPr>
+                <w:rFonts w:ascii="Times New Roman" w:hAnsi="Times New Roman" w:cs="Times New Roman"/>
+                <w:sz w:val="28"/>
+                <w:szCs w:val="28"/>
+              </w:rPr>
+              <w:t xml:space="preserve"> </w:t>
+            </w:r>
+            <w:proofErr w:type="spellStart"/>
+            <w:r>
+              <w:rPr>
+                <w:rFonts w:ascii="Times New Roman" w:hAnsi="Times New Roman" w:cs="Times New Roman"/>
+                <w:sz w:val="28"/>
+                <w:szCs w:val="28"/>
+              </w:rPr>
+              <w:t>Input</w:t>
+            </w:r>
+            <w:proofErr w:type="spellEnd"/>
+          </w:p>
+        </w:tc>
+        <w:tc>
+          <w:tcPr>
+            <w:tcW w:w="0" w:type="auto"/>
+            <w:hideMark/>
+          </w:tcPr>
+          <w:p>
+            <w:pPr>
+              <w:spacing w:line="360" w:lineRule="auto"/>
+              <w:cnfStyle w:val="000000100000" w:firstRow="0" w:lastRow="0" w:firstColumn="0" w:lastColumn="0" w:oddVBand="0" w:evenVBand="0" w:oddHBand="1" w:evenHBand="0" w:firstRowFirstColumn="0" w:firstRowLastColumn="0" w:lastRowFirstColumn="0" w:lastRowLastColumn="0"/>
+              <w:rPr>
+                <w:rFonts w:ascii="Times New Roman" w:hAnsi="Times New Roman" w:cs="Times New Roman"/>
+                <w:sz w:val="28"/>
+                <w:szCs w:val="28"/>
+              </w:rPr>
+            </w:pPr>
+            <w:r>
+              <w:rPr>
+                <w:rFonts w:ascii="Times New Roman" w:hAnsi="Times New Roman" w:cs="Times New Roman"/>
+                <w:sz w:val="28"/>
+                <w:szCs w:val="28"/>
+              </w:rPr>
+              <w:t>Поле введення</w:t>
+            </w:r>
+          </w:p>
+        </w:tc>
+        <w:tc>
+          <w:tcPr>
+            <w:tcW w:w="0" w:type="auto"/>
+            <w:hideMark/>
+          </w:tcPr>
+          <w:p>
+            <w:pPr>
+              <w:spacing w:line="360" w:lineRule="auto"/>
+              <w:cnfStyle w:val="000000100000" w:firstRow="0" w:lastRow="0" w:firstColumn="0" w:lastColumn="0" w:oddVBand="0" w:evenVBand="0" w:oddHBand="1" w:evenHBand="0" w:firstRowFirstColumn="0" w:firstRowLastColumn="0" w:lastRowFirstColumn="0" w:lastRowLastColumn="0"/>
+              <w:rPr>
+                <w:rFonts w:ascii="Times New Roman" w:hAnsi="Times New Roman" w:cs="Times New Roman"/>
+                <w:sz w:val="28"/>
+                <w:szCs w:val="28"/>
+              </w:rPr>
+            </w:pPr>
+            <w:r>
+              <w:rPr>
+                <w:rFonts w:ascii="Times New Roman" w:hAnsi="Times New Roman" w:cs="Times New Roman"/>
+                <w:sz w:val="28"/>
+                <w:szCs w:val="28"/>
+              </w:rPr>
+              <w:t>Введення основного тексту нотатки</w:t>
+            </w:r>
+          </w:p>
+        </w:tc>
+      </w:tr>
+      <w:tr>
+        <w:tc>
+          <w:tcPr>
+            <w:cnfStyle w:val="001000000000" w:firstRow="0" w:lastRow="0" w:firstColumn="1" w:lastColumn="0" w:oddVBand="0" w:evenVBand="0" w:oddHBand="0" w:evenHBand="0" w:firstRowFirstColumn="0" w:firstRowLastColumn="0" w:lastRowFirstColumn="0" w:lastRowLastColumn="0"/>
+            <w:tcW w:w="0" w:type="auto"/>
+            <w:hideMark/>
+          </w:tcPr>
+          <w:p>
+            <w:pPr>
+              <w:spacing w:line="360" w:lineRule="auto"/>
+              <w:rPr>
+                <w:rFonts w:ascii="Times New Roman" w:hAnsi="Times New Roman" w:cs="Times New Roman"/>
+                <w:sz w:val="28"/>
+                <w:szCs w:val="28"/>
+              </w:rPr>
+            </w:pPr>
+            <w:proofErr w:type="spellStart"/>
+            <w:r>
+              <w:rPr>
+                <w:rFonts w:ascii="Times New Roman" w:hAnsi="Times New Roman" w:cs="Times New Roman"/>
+                <w:sz w:val="28"/>
+                <w:szCs w:val="28"/>
+              </w:rPr>
+              <w:lastRenderedPageBreak/>
+              <w:t>Tag</w:t>
+            </w:r>
+            <w:proofErr w:type="spellEnd"/>
+            <w:r>
+              <w:rPr>
+                <w:rFonts w:ascii="Times New Roman" w:hAnsi="Times New Roman" w:cs="Times New Roman"/>
+                <w:sz w:val="28"/>
+                <w:szCs w:val="28"/>
+              </w:rPr>
+              <w:t xml:space="preserve"> </w:t>
+            </w:r>
+            <w:proofErr w:type="spellStart"/>
+            <w:r>
+              <w:rPr>
+                <w:rFonts w:ascii="Times New Roman" w:hAnsi="Times New Roman" w:cs="Times New Roman"/>
+                <w:sz w:val="28"/>
+                <w:szCs w:val="28"/>
+              </w:rPr>
+              <w:t>Chips</w:t>
+            </w:r>
+            <w:proofErr w:type="spellEnd"/>
+          </w:p>
+        </w:tc>
+        <w:tc>
+          <w:tcPr>
+            <w:tcW w:w="0" w:type="auto"/>
+            <w:hideMark/>
+          </w:tcPr>
+          <w:p>
+            <w:pPr>
+              <w:spacing w:line="360" w:lineRule="auto"/>
+              <w:cnfStyle w:val="000000000000" w:firstRow="0" w:lastRow="0" w:firstColumn="0" w:lastColumn="0" w:oddVBand="0" w:evenVBand="0" w:oddHBand="0" w:evenHBand="0" w:firstRowFirstColumn="0" w:firstRowLastColumn="0" w:lastRowFirstColumn="0" w:lastRowLastColumn="0"/>
+              <w:rPr>
+                <w:rFonts w:ascii="Times New Roman" w:hAnsi="Times New Roman" w:cs="Times New Roman"/>
+                <w:sz w:val="28"/>
+                <w:szCs w:val="28"/>
+              </w:rPr>
+            </w:pPr>
+            <w:r>
+              <w:rPr>
+                <w:rFonts w:ascii="Times New Roman" w:hAnsi="Times New Roman" w:cs="Times New Roman"/>
+                <w:sz w:val="28"/>
+                <w:szCs w:val="28"/>
+              </w:rPr>
+              <w:t>Елемент списку</w:t>
+            </w:r>
+          </w:p>
+        </w:tc>
+        <w:tc>
+          <w:tcPr>
+            <w:tcW w:w="0" w:type="auto"/>
+            <w:hideMark/>
+          </w:tcPr>
+          <w:p>
+            <w:pPr>
+              <w:spacing w:line="360" w:lineRule="auto"/>
+              <w:cnfStyle w:val="000000000000" w:firstRow="0" w:lastRow="0" w:firstColumn="0" w:lastColumn="0" w:oddVBand="0" w:evenVBand="0" w:oddHBand="0" w:evenHBand="0" w:firstRowFirstColumn="0" w:firstRowLastColumn="0" w:lastRowFirstColumn="0" w:lastRowLastColumn="0"/>
+              <w:rPr>
+                <w:rFonts w:ascii="Times New Roman" w:hAnsi="Times New Roman" w:cs="Times New Roman"/>
+                <w:sz w:val="28"/>
+                <w:szCs w:val="28"/>
+              </w:rPr>
+            </w:pPr>
+            <w:r>
+              <w:rPr>
+                <w:rFonts w:ascii="Times New Roman" w:hAnsi="Times New Roman" w:cs="Times New Roman"/>
+                <w:sz w:val="28"/>
+                <w:szCs w:val="28"/>
+              </w:rPr>
+              <w:t>Відображення прикріплених тегів до нотатки</w:t>
+            </w:r>
+          </w:p>
+        </w:tc>
+      </w:tr>
+      <w:tr>
+        <w:trPr>
+          <w:cnfStyle w:val="000000100000" w:firstRow="0" w:lastRow="0" w:firstColumn="0" w:lastColumn="0" w:oddVBand="0" w:evenVBand="0" w:oddHBand="1" w:evenHBand="0" w:firstRowFirstColumn="0" w:firstRowLastColumn="0" w:lastRowFirstColumn="0" w:lastRowLastColumn="0"/>
+        </w:trPr>
+        <w:tc>
+          <w:tcPr>
+            <w:cnfStyle w:val="001000000000" w:firstRow="0" w:lastRow="0" w:firstColumn="1" w:lastColumn="0" w:oddVBand="0" w:evenVBand="0" w:oddHBand="0" w:evenHBand="0" w:firstRowFirstColumn="0" w:firstRowLastColumn="0" w:lastRowFirstColumn="0" w:lastRowLastColumn="0"/>
+            <w:tcW w:w="0" w:type="auto"/>
+            <w:hideMark/>
+          </w:tcPr>
+          <w:p>
+            <w:pPr>
+              <w:spacing w:line="360" w:lineRule="auto"/>
+              <w:rPr>
+                <w:rFonts w:ascii="Times New Roman" w:hAnsi="Times New Roman" w:cs="Times New Roman"/>
+                <w:sz w:val="28"/>
+                <w:szCs w:val="28"/>
+              </w:rPr>
+            </w:pPr>
+            <w:proofErr w:type="spellStart"/>
+            <w:r>
+              <w:rPr>
+                <w:rFonts w:ascii="Times New Roman" w:hAnsi="Times New Roman" w:cs="Times New Roman"/>
+                <w:sz w:val="28"/>
+                <w:szCs w:val="28"/>
+              </w:rPr>
+              <w:t>Pin</w:t>
+            </w:r>
+            <w:proofErr w:type="spellEnd"/>
+            <w:r>
+              <w:rPr>
+                <w:rFonts w:ascii="Times New Roman" w:hAnsi="Times New Roman" w:cs="Times New Roman"/>
+                <w:sz w:val="28"/>
+                <w:szCs w:val="28"/>
+              </w:rPr>
+              <w:t xml:space="preserve"> </w:t>
+            </w:r>
+            <w:proofErr w:type="spellStart"/>
+            <w:r>
+              <w:rPr>
+                <w:rFonts w:ascii="Times New Roman" w:hAnsi="Times New Roman" w:cs="Times New Roman"/>
+                <w:sz w:val="28"/>
+                <w:szCs w:val="28"/>
+              </w:rPr>
+              <w:t>Note</w:t>
+            </w:r>
+            <w:proofErr w:type="spellEnd"/>
+          </w:p>
+        </w:tc>
+        <w:tc>
+          <w:tcPr>
+            <w:tcW w:w="0" w:type="auto"/>
+            <w:hideMark/>
+          </w:tcPr>
+          <w:p>
+            <w:pPr>
+              <w:spacing w:line="360" w:lineRule="auto"/>
+              <w:cnfStyle w:val="000000100000" w:firstRow="0" w:lastRow="0" w:firstColumn="0" w:lastColumn="0" w:oddVBand="0" w:evenVBand="0" w:oddHBand="1" w:evenHBand="0" w:firstRowFirstColumn="0" w:firstRowLastColumn="0" w:lastRowFirstColumn="0" w:lastRowLastColumn="0"/>
+              <w:rPr>
+                <w:rFonts w:ascii="Times New Roman" w:hAnsi="Times New Roman" w:cs="Times New Roman"/>
+                <w:sz w:val="28"/>
+                <w:szCs w:val="28"/>
+              </w:rPr>
+            </w:pPr>
+            <w:r>
+              <w:rPr>
+                <w:rFonts w:ascii="Times New Roman" w:hAnsi="Times New Roman" w:cs="Times New Roman"/>
+                <w:sz w:val="28"/>
+                <w:szCs w:val="28"/>
+              </w:rPr>
+              <w:t>Іконка/Кнопка</w:t>
+            </w:r>
+          </w:p>
+        </w:tc>
+        <w:tc>
+          <w:tcPr>
+            <w:tcW w:w="0" w:type="auto"/>
+            <w:hideMark/>
+          </w:tcPr>
+          <w:p>
+            <w:pPr>
+              <w:spacing w:line="360" w:lineRule="auto"/>
+              <w:cnfStyle w:val="000000100000" w:firstRow="0" w:lastRow="0" w:firstColumn="0" w:lastColumn="0" w:oddVBand="0" w:evenVBand="0" w:oddHBand="1" w:evenHBand="0" w:firstRowFirstColumn="0" w:firstRowLastColumn="0" w:lastRowFirstColumn="0" w:lastRowLastColumn="0"/>
+              <w:rPr>
+                <w:rFonts w:ascii="Times New Roman" w:hAnsi="Times New Roman" w:cs="Times New Roman"/>
+                <w:sz w:val="28"/>
+                <w:szCs w:val="28"/>
+              </w:rPr>
+            </w:pPr>
+            <w:r>
+              <w:rPr>
+                <w:rFonts w:ascii="Times New Roman" w:hAnsi="Times New Roman" w:cs="Times New Roman"/>
+                <w:sz w:val="28"/>
+                <w:szCs w:val="28"/>
+              </w:rPr>
+              <w:t>Закріплення нотатки у верхній частині списку</w:t>
+            </w:r>
+          </w:p>
+        </w:tc>
+      </w:tr>
+      <w:tr>
+        <w:tc>
+          <w:tcPr>
+            <w:cnfStyle w:val="001000000000" w:firstRow="0" w:lastRow="0" w:firstColumn="1" w:lastColumn="0" w:oddVBand="0" w:evenVBand="0" w:oddHBand="0" w:evenHBand="0" w:firstRowFirstColumn="0" w:firstRowLastColumn="0" w:lastRowFirstColumn="0" w:lastRowLastColumn="0"/>
+            <w:tcW w:w="0" w:type="auto"/>
+            <w:hideMark/>
+          </w:tcPr>
+          <w:p>
+            <w:pPr>
+              <w:spacing w:line="360" w:lineRule="auto"/>
+              <w:rPr>
+                <w:rFonts w:ascii="Times New Roman" w:hAnsi="Times New Roman" w:cs="Times New Roman"/>
+                <w:sz w:val="28"/>
+                <w:szCs w:val="28"/>
+              </w:rPr>
+            </w:pPr>
+            <w:proofErr w:type="spellStart"/>
+            <w:r>
+              <w:rPr>
+                <w:rFonts w:ascii="Times New Roman" w:hAnsi="Times New Roman" w:cs="Times New Roman"/>
+                <w:sz w:val="28"/>
+                <w:szCs w:val="28"/>
+              </w:rPr>
+              <w:t>Delete</w:t>
+            </w:r>
+            <w:proofErr w:type="spellEnd"/>
+            <w:r>
+              <w:rPr>
+                <w:rFonts w:ascii="Times New Roman" w:hAnsi="Times New Roman" w:cs="Times New Roman"/>
+                <w:sz w:val="28"/>
+                <w:szCs w:val="28"/>
+              </w:rPr>
+              <w:t xml:space="preserve"> </w:t>
+            </w:r>
+            <w:proofErr w:type="spellStart"/>
+            <w:r>
+              <w:rPr>
+                <w:rFonts w:ascii="Times New Roman" w:hAnsi="Times New Roman" w:cs="Times New Roman"/>
+                <w:sz w:val="28"/>
+                <w:szCs w:val="28"/>
+              </w:rPr>
+              <w:t>Note</w:t>
+            </w:r>
+            <w:proofErr w:type="spellEnd"/>
+          </w:p>
+        </w:tc>
+        <w:tc>
+          <w:tcPr>
+            <w:tcW w:w="0" w:type="auto"/>
+            <w:hideMark/>
+          </w:tcPr>
+          <w:p>
+            <w:pPr>
+              <w:spacing w:line="360" w:lineRule="auto"/>
+              <w:cnfStyle w:val="000000000000" w:firstRow="0" w:lastRow="0" w:firstColumn="0" w:lastColumn="0" w:oddVBand="0" w:evenVBand="0" w:oddHBand="0" w:evenHBand="0" w:firstRowFirstColumn="0" w:firstRowLastColumn="0" w:lastRowFirstColumn="0" w:lastRowLastColumn="0"/>
+              <w:rPr>
+                <w:rFonts w:ascii="Times New Roman" w:hAnsi="Times New Roman" w:cs="Times New Roman"/>
+                <w:sz w:val="28"/>
+                <w:szCs w:val="28"/>
+              </w:rPr>
+            </w:pPr>
+            <w:r>
+              <w:rPr>
+                <w:rFonts w:ascii="Times New Roman" w:hAnsi="Times New Roman" w:cs="Times New Roman"/>
+                <w:sz w:val="28"/>
+                <w:szCs w:val="28"/>
+              </w:rPr>
+              <w:t>Іконка/Кнопка</w:t>
+            </w:r>
+          </w:p>
+        </w:tc>
+        <w:tc>
+          <w:tcPr>
+            <w:tcW w:w="0" w:type="auto"/>
+            <w:hideMark/>
+          </w:tcPr>
+          <w:p>
+            <w:pPr>
+              <w:spacing w:line="360" w:lineRule="auto"/>
+              <w:cnfStyle w:val="000000000000" w:firstRow="0" w:lastRow="0" w:firstColumn="0" w:lastColumn="0" w:oddVBand="0" w:evenVBand="0" w:oddHBand="0" w:evenHBand="0" w:firstRowFirstColumn="0" w:firstRowLastColumn="0" w:lastRowFirstColumn="0" w:lastRowLastColumn="0"/>
+              <w:rPr>
+                <w:rFonts w:ascii="Times New Roman" w:hAnsi="Times New Roman" w:cs="Times New Roman"/>
+                <w:sz w:val="28"/>
+                <w:szCs w:val="28"/>
+              </w:rPr>
+            </w:pPr>
+            <w:r>
+              <w:rPr>
+                <w:rFonts w:ascii="Times New Roman" w:hAnsi="Times New Roman" w:cs="Times New Roman"/>
+                <w:sz w:val="28"/>
+                <w:szCs w:val="28"/>
+              </w:rPr>
+              <w:t>Видалення нотатки в корзину</w:t>
+            </w:r>
+          </w:p>
+        </w:tc>
+      </w:tr>
+      <w:tr>
+        <w:trPr>
+          <w:cnfStyle w:val="000000100000" w:firstRow="0" w:lastRow="0" w:firstColumn="0" w:lastColumn="0" w:oddVBand="0" w:evenVBand="0" w:oddHBand="1" w:evenHBand="0" w:firstRowFirstColumn="0" w:firstRowLastColumn="0" w:lastRowFirstColumn="0" w:lastRowLastColumn="0"/>
+        </w:trPr>
+        <w:tc>
+          <w:tcPr>
+            <w:cnfStyle w:val="001000000000" w:firstRow="0" w:lastRow="0" w:firstColumn="1" w:lastColumn="0" w:oddVBand="0" w:evenVBand="0" w:oddHBand="0" w:evenHBand="0" w:firstRowFirstColumn="0" w:firstRowLastColumn="0" w:lastRowFirstColumn="0" w:lastRowLastColumn="0"/>
+            <w:tcW w:w="0" w:type="auto"/>
+            <w:hideMark/>
+          </w:tcPr>
+          <w:p>
+            <w:pPr>
+              <w:spacing w:line="360" w:lineRule="auto"/>
+              <w:rPr>
+                <w:rFonts w:ascii="Times New Roman" w:hAnsi="Times New Roman" w:cs="Times New Roman"/>
+                <w:sz w:val="28"/>
+                <w:szCs w:val="28"/>
+              </w:rPr>
+            </w:pPr>
+            <w:proofErr w:type="spellStart"/>
+            <w:r>
+              <w:rPr>
+                <w:rFonts w:ascii="Times New Roman" w:hAnsi="Times New Roman" w:cs="Times New Roman"/>
+                <w:sz w:val="28"/>
+                <w:szCs w:val="28"/>
+              </w:rPr>
+              <w:t>Restore</w:t>
+            </w:r>
+            <w:proofErr w:type="spellEnd"/>
+            <w:r>
+              <w:rPr>
+                <w:rFonts w:ascii="Times New Roman" w:hAnsi="Times New Roman" w:cs="Times New Roman"/>
+                <w:sz w:val="28"/>
+                <w:szCs w:val="28"/>
+              </w:rPr>
+              <w:t xml:space="preserve"> </w:t>
+            </w:r>
+            <w:proofErr w:type="spellStart"/>
+            <w:r>
+              <w:rPr>
+                <w:rFonts w:ascii="Times New Roman" w:hAnsi="Times New Roman" w:cs="Times New Roman"/>
+                <w:sz w:val="28"/>
+                <w:szCs w:val="28"/>
+              </w:rPr>
+              <w:t>Note</w:t>
+            </w:r>
+            <w:proofErr w:type="spellEnd"/>
+          </w:p>
+        </w:tc>
+        <w:tc>
+          <w:tcPr>
+            <w:tcW w:w="0" w:type="auto"/>
+            <w:hideMark/>
+          </w:tcPr>
+          <w:p>
+            <w:pPr>
+              <w:spacing w:line="360" w:lineRule="auto"/>
+              <w:cnfStyle w:val="000000100000" w:firstRow="0" w:lastRow="0" w:firstColumn="0" w:lastColumn="0" w:oddVBand="0" w:evenVBand="0" w:oddHBand="1" w:evenHBand="0" w:firstRowFirstColumn="0" w:firstRowLastColumn="0" w:lastRowFirstColumn="0" w:lastRowLastColumn="0"/>
+              <w:rPr>
+                <w:rFonts w:ascii="Times New Roman" w:hAnsi="Times New Roman" w:cs="Times New Roman"/>
+                <w:sz w:val="28"/>
+                <w:szCs w:val="28"/>
+              </w:rPr>
+            </w:pPr>
+            <w:r>
+              <w:rPr>
+                <w:rFonts w:ascii="Times New Roman" w:hAnsi="Times New Roman" w:cs="Times New Roman"/>
+                <w:sz w:val="28"/>
+                <w:szCs w:val="28"/>
+              </w:rPr>
+              <w:t>Кнопка</w:t>
+            </w:r>
+          </w:p>
+        </w:tc>
+        <w:tc>
+          <w:tcPr>
+            <w:tcW w:w="0" w:type="auto"/>
+            <w:hideMark/>
+          </w:tcPr>
+          <w:p>
+            <w:pPr>
+              <w:spacing w:line="360" w:lineRule="auto"/>
+              <w:cnfStyle w:val="000000100000" w:firstRow="0" w:lastRow="0" w:firstColumn="0" w:lastColumn="0" w:oddVBand="0" w:evenVBand="0" w:oddHBand="1" w:evenHBand="0" w:firstRowFirstColumn="0" w:firstRowLastColumn="0" w:lastRowFirstColumn="0" w:lastRowLastColumn="0"/>
+              <w:rPr>
+                <w:rFonts w:ascii="Times New Roman" w:hAnsi="Times New Roman" w:cs="Times New Roman"/>
+                <w:sz w:val="28"/>
+                <w:szCs w:val="28"/>
+              </w:rPr>
+            </w:pPr>
+            <w:r>
+              <w:rPr>
+                <w:rFonts w:ascii="Times New Roman" w:hAnsi="Times New Roman" w:cs="Times New Roman"/>
+                <w:sz w:val="28"/>
+                <w:szCs w:val="28"/>
+              </w:rPr>
+              <w:t>Відновлення нотатки з корзини</w:t>
+            </w:r>
+          </w:p>
+        </w:tc>
+      </w:tr>
+    </w:tbl>
+    <w:p>
+      <w:pPr>
+        <w:rPr>
+          <w:rFonts w:ascii="Times New Roman" w:hAnsi="Times New Roman" w:cs="Times New Roman"/>
+          <w:b/>
+          <w:bCs/>
+          <w:sz w:val="28"/>
+          <w:szCs w:val="28"/>
+        </w:rPr>
+      </w:pPr>
+    </w:p>
+    <w:p>
+      <w:pPr>
+        <w:rPr>
+          <w:rFonts w:ascii="Times New Roman" w:eastAsiaTheme="majorEastAsia" w:hAnsi="Times New Roman" w:cs="Times New Roman"/>
+          <w:b/>
+          <w:bCs/>
+          <w:sz w:val="28"/>
+          <w:szCs w:val="28"/>
+        </w:rPr>
+      </w:pPr>
+      <w:r>
+        <w:rPr>
+          <w:rFonts w:ascii="Times New Roman" w:hAnsi="Times New Roman" w:cs="Times New Roman"/>
+          <w:b/>
+          <w:bCs/>
+          <w:sz w:val="28"/>
+          <w:szCs w:val="28"/>
+        </w:rPr>
+        <w:t>Аналіз інтерфейсів популярних програмних продуктів</w:t>
+      </w:r>
+    </w:p>
+    <w:p>
+      <w:pPr>
+        <w:spacing w:before="100" w:beforeAutospacing="1" w:after="100" w:afterAutospacing="1" w:line="360" w:lineRule="auto"/>
+        <w:jc w:val="both"/>
+        <w:rPr>
+          <w:rFonts w:ascii="Times New Roman" w:hAnsi="Times New Roman" w:cs="Times New Roman"/>
+          <w:sz w:val="28"/>
+          <w:szCs w:val="28"/>
+        </w:rPr>
+      </w:pPr>
+      <w:proofErr w:type="spellStart"/>
+      <w:r>
+        <w:rPr>
+          <w:rStyle w:val="a9"/>
+          <w:rFonts w:ascii="Times New Roman" w:hAnsi="Times New Roman" w:cs="Times New Roman"/>
+          <w:sz w:val="28"/>
+          <w:szCs w:val="28"/>
+        </w:rPr>
+        <w:t>Evernote</w:t>
+      </w:r>
+      <w:proofErr w:type="spellEnd"/>
+    </w:p>
+    <w:p>
+      <w:pPr>
+        <w:numPr>
+          <w:ilvl w:val="0"/>
+          <w:numId w:val="16"/>
+        </w:numPr>
+        <w:spacing w:before="100" w:beforeAutospacing="1" w:after="100" w:afterAutospacing="1" w:line="360" w:lineRule="auto"/>
+        <w:jc w:val="both"/>
+        <w:rPr>
+          <w:rFonts w:ascii="Times New Roman" w:hAnsi="Times New Roman" w:cs="Times New Roman"/>
+          <w:sz w:val="28"/>
+          <w:szCs w:val="28"/>
+        </w:rPr>
+      </w:pPr>
+      <w:r>
+        <w:rPr>
+          <w:rStyle w:val="a9"/>
+          <w:rFonts w:ascii="Times New Roman" w:hAnsi="Times New Roman" w:cs="Times New Roman"/>
+          <w:sz w:val="28"/>
+          <w:szCs w:val="28"/>
+        </w:rPr>
+        <w:t>Переваги:</w:t>
+      </w:r>
+    </w:p>
+    <w:p>
+      <w:pPr>
+        <w:numPr>
+          <w:ilvl w:val="1"/>
+          <w:numId w:val="16"/>
+        </w:numPr>
+        <w:spacing w:before="100" w:beforeAutospacing="1" w:after="100" w:afterAutospacing="1" w:line="360" w:lineRule="auto"/>
+        <w:jc w:val="both"/>
+        <w:rPr>
+          <w:rFonts w:ascii="Times New Roman" w:hAnsi="Times New Roman" w:cs="Times New Roman"/>
+          <w:sz w:val="28"/>
+          <w:szCs w:val="28"/>
+        </w:rPr>
+      </w:pPr>
+      <w:r>
+        <w:rPr>
+          <w:rFonts w:ascii="Times New Roman" w:hAnsi="Times New Roman" w:cs="Times New Roman"/>
+          <w:sz w:val="28"/>
+          <w:szCs w:val="28"/>
+        </w:rPr>
+        <w:t>Зручна навігація через бокове меню.</w:t>
+      </w:r>
+    </w:p>
+    <w:p>
+      <w:pPr>
+        <w:numPr>
+          <w:ilvl w:val="1"/>
+          <w:numId w:val="16"/>
+        </w:numPr>
+        <w:spacing w:before="100" w:beforeAutospacing="1" w:after="100" w:afterAutospacing="1" w:line="360" w:lineRule="auto"/>
+        <w:jc w:val="both"/>
+        <w:rPr>
+          <w:rFonts w:ascii="Times New Roman" w:hAnsi="Times New Roman" w:cs="Times New Roman"/>
+          <w:sz w:val="28"/>
+          <w:szCs w:val="28"/>
+        </w:rPr>
+      </w:pPr>
+      <w:r>
+        <w:rPr>
+          <w:rFonts w:ascii="Times New Roman" w:hAnsi="Times New Roman" w:cs="Times New Roman"/>
+          <w:sz w:val="28"/>
+          <w:szCs w:val="28"/>
+        </w:rPr>
+        <w:t>Швидкий пошук нотаток.</w:t>
+      </w:r>
+    </w:p>
+    <w:p>
+      <w:pPr>
+        <w:numPr>
+          <w:ilvl w:val="1"/>
+          <w:numId w:val="16"/>
+        </w:numPr>
+        <w:spacing w:before="100" w:beforeAutospacing="1" w:after="100" w:afterAutospacing="1" w:line="360" w:lineRule="auto"/>
+        <w:jc w:val="both"/>
+        <w:rPr>
+          <w:rFonts w:ascii="Times New Roman" w:hAnsi="Times New Roman" w:cs="Times New Roman"/>
+          <w:sz w:val="28"/>
+          <w:szCs w:val="28"/>
+        </w:rPr>
+      </w:pPr>
+      <w:r>
+        <w:rPr>
+          <w:rFonts w:ascii="Times New Roman" w:hAnsi="Times New Roman" w:cs="Times New Roman"/>
+          <w:sz w:val="28"/>
+          <w:szCs w:val="28"/>
+        </w:rPr>
+        <w:t>Інтуїтивно зрозумілий механізм закріплення важливих нотаток.</w:t>
+      </w:r>
+    </w:p>
+    <w:p>
+      <w:pPr>
+        <w:numPr>
+          <w:ilvl w:val="1"/>
+          <w:numId w:val="16"/>
+        </w:numPr>
+        <w:spacing w:before="100" w:beforeAutospacing="1" w:after="100" w:afterAutospacing="1" w:line="360" w:lineRule="auto"/>
+        <w:jc w:val="both"/>
+        <w:rPr>
+          <w:rFonts w:ascii="Times New Roman" w:hAnsi="Times New Roman" w:cs="Times New Roman"/>
+          <w:sz w:val="28"/>
+          <w:szCs w:val="28"/>
+        </w:rPr>
+      </w:pPr>
+      <w:r>
+        <w:rPr>
+          <w:rFonts w:ascii="Times New Roman" w:hAnsi="Times New Roman" w:cs="Times New Roman"/>
+          <w:sz w:val="28"/>
+          <w:szCs w:val="28"/>
+        </w:rPr>
+        <w:t>Підтримка тегів для організації нотаток.</w:t>
+      </w:r>
+    </w:p>
+    <w:p>
+      <w:pPr>
+        <w:numPr>
+          <w:ilvl w:val="0"/>
+          <w:numId w:val="16"/>
+        </w:numPr>
+        <w:spacing w:before="100" w:beforeAutospacing="1" w:after="100" w:afterAutospacing="1" w:line="360" w:lineRule="auto"/>
+        <w:jc w:val="both"/>
+        <w:rPr>
+          <w:rFonts w:ascii="Times New Roman" w:hAnsi="Times New Roman" w:cs="Times New Roman"/>
+          <w:sz w:val="28"/>
+          <w:szCs w:val="28"/>
+        </w:rPr>
+      </w:pPr>
+      <w:r>
+        <w:rPr>
+          <w:rStyle w:val="a9"/>
+          <w:rFonts w:ascii="Times New Roman" w:hAnsi="Times New Roman" w:cs="Times New Roman"/>
+          <w:sz w:val="28"/>
+          <w:szCs w:val="28"/>
+        </w:rPr>
+        <w:t>Недоліки:</w:t>
+      </w:r>
+    </w:p>
+    <w:p>
+      <w:pPr>
+        <w:numPr>
+          <w:ilvl w:val="1"/>
+          <w:numId w:val="16"/>
+        </w:numPr>
+        <w:spacing w:before="100" w:beforeAutospacing="1" w:after="100" w:afterAutospacing="1" w:line="360" w:lineRule="auto"/>
+        <w:jc w:val="both"/>
+        <w:rPr>
+          <w:rFonts w:ascii="Times New Roman" w:hAnsi="Times New Roman" w:cs="Times New Roman"/>
+          <w:sz w:val="28"/>
+          <w:szCs w:val="28"/>
+        </w:rPr>
+      </w:pPr>
+      <w:r>
+        <w:rPr>
+          <w:rFonts w:ascii="Times New Roman" w:hAnsi="Times New Roman" w:cs="Times New Roman"/>
+          <w:sz w:val="28"/>
+          <w:szCs w:val="28"/>
+        </w:rPr>
+        <w:t>Перевантаженість інтерфейсу в деяких розділах.</w:t>
+      </w:r>
+    </w:p>
+    <w:p>
+      <w:pPr>
+        <w:numPr>
+          <w:ilvl w:val="1"/>
+          <w:numId w:val="16"/>
+        </w:numPr>
+        <w:spacing w:before="100" w:beforeAutospacing="1" w:after="100" w:afterAutospacing="1" w:line="360" w:lineRule="auto"/>
+        <w:jc w:val="both"/>
+        <w:rPr>
+          <w:rFonts w:ascii="Times New Roman" w:hAnsi="Times New Roman" w:cs="Times New Roman"/>
+          <w:sz w:val="28"/>
+          <w:szCs w:val="28"/>
+        </w:rPr>
+      </w:pPr>
+      <w:r>
+        <w:rPr>
+          <w:rFonts w:ascii="Times New Roman" w:hAnsi="Times New Roman" w:cs="Times New Roman"/>
+          <w:sz w:val="28"/>
+          <w:szCs w:val="28"/>
+        </w:rPr>
+        <w:t>Багато прихованих функцій, складних для нових користувачів.</w:t>
+      </w:r>
+    </w:p>
+    <w:p>
+      <w:pPr>
+        <w:spacing w:before="100" w:beforeAutospacing="1" w:after="100" w:afterAutospacing="1" w:line="360" w:lineRule="auto"/>
+        <w:jc w:val="both"/>
+        <w:rPr>
+          <w:rFonts w:ascii="Times New Roman" w:hAnsi="Times New Roman" w:cs="Times New Roman"/>
+          <w:sz w:val="28"/>
+          <w:szCs w:val="28"/>
+        </w:rPr>
+      </w:pPr>
+      <w:r>
+        <w:rPr>
+          <w:rStyle w:val="a9"/>
+          <w:rFonts w:ascii="Times New Roman" w:hAnsi="Times New Roman" w:cs="Times New Roman"/>
+          <w:sz w:val="28"/>
+          <w:szCs w:val="28"/>
+        </w:rPr>
+        <w:t>Microsoft OneNote</w:t>
+      </w:r>
+    </w:p>
+    <w:p>
+      <w:pPr>
+        <w:numPr>
+          <w:ilvl w:val="0"/>
+          <w:numId w:val="17"/>
+        </w:numPr>
+        <w:spacing w:before="100" w:beforeAutospacing="1" w:after="100" w:afterAutospacing="1" w:line="360" w:lineRule="auto"/>
+        <w:jc w:val="both"/>
+        <w:rPr>
+          <w:rFonts w:ascii="Times New Roman" w:hAnsi="Times New Roman" w:cs="Times New Roman"/>
+          <w:sz w:val="28"/>
+          <w:szCs w:val="28"/>
+        </w:rPr>
+      </w:pPr>
+      <w:r>
+        <w:rPr>
+          <w:rStyle w:val="a9"/>
+          <w:rFonts w:ascii="Times New Roman" w:hAnsi="Times New Roman" w:cs="Times New Roman"/>
+          <w:sz w:val="28"/>
+          <w:szCs w:val="28"/>
+        </w:rPr>
+        <w:t>Переваги:</w:t>
+      </w:r>
+    </w:p>
+    <w:p>
+      <w:pPr>
+        <w:numPr>
+          <w:ilvl w:val="1"/>
+          <w:numId w:val="17"/>
+        </w:numPr>
+        <w:spacing w:before="100" w:beforeAutospacing="1" w:after="100" w:afterAutospacing="1" w:line="360" w:lineRule="auto"/>
+        <w:jc w:val="both"/>
+        <w:rPr>
+          <w:rFonts w:ascii="Times New Roman" w:hAnsi="Times New Roman" w:cs="Times New Roman"/>
+          <w:sz w:val="28"/>
+          <w:szCs w:val="28"/>
+        </w:rPr>
+      </w:pPr>
+      <w:r>
+        <w:rPr>
+          <w:rFonts w:ascii="Times New Roman" w:hAnsi="Times New Roman" w:cs="Times New Roman"/>
+          <w:sz w:val="28"/>
+          <w:szCs w:val="28"/>
+        </w:rPr>
+        <w:t>Зрозуміла структура записів у вигляді розділів і сторінок.</w:t>
+      </w:r>
+    </w:p>
+    <w:p>
+      <w:pPr>
+        <w:numPr>
+          <w:ilvl w:val="1"/>
+          <w:numId w:val="17"/>
+        </w:numPr>
+        <w:spacing w:before="100" w:beforeAutospacing="1" w:after="100" w:afterAutospacing="1" w:line="360" w:lineRule="auto"/>
+        <w:jc w:val="both"/>
+        <w:rPr>
+          <w:rFonts w:ascii="Times New Roman" w:hAnsi="Times New Roman" w:cs="Times New Roman"/>
+          <w:sz w:val="28"/>
+          <w:szCs w:val="28"/>
+        </w:rPr>
+      </w:pPr>
+      <w:r>
+        <w:rPr>
+          <w:rFonts w:ascii="Times New Roman" w:hAnsi="Times New Roman" w:cs="Times New Roman"/>
+          <w:sz w:val="28"/>
+          <w:szCs w:val="28"/>
+        </w:rPr>
+        <w:t>Висока інтеграція з Office 365.</w:t>
+      </w:r>
+    </w:p>
+    <w:p>
+      <w:pPr>
+        <w:numPr>
+          <w:ilvl w:val="1"/>
+          <w:numId w:val="17"/>
+        </w:numPr>
+        <w:spacing w:before="100" w:beforeAutospacing="1" w:after="100" w:afterAutospacing="1" w:line="360" w:lineRule="auto"/>
+        <w:jc w:val="both"/>
+        <w:rPr>
+          <w:rFonts w:ascii="Times New Roman" w:hAnsi="Times New Roman" w:cs="Times New Roman"/>
+          <w:sz w:val="28"/>
+          <w:szCs w:val="28"/>
+        </w:rPr>
+      </w:pPr>
+      <w:r>
+        <w:rPr>
+          <w:rFonts w:ascii="Times New Roman" w:hAnsi="Times New Roman" w:cs="Times New Roman"/>
+          <w:sz w:val="28"/>
+          <w:szCs w:val="28"/>
+        </w:rPr>
+        <w:t>Гнучка організація інформації для великих обсягів нотаток.</w:t>
+      </w:r>
+    </w:p>
+    <w:p>
+      <w:pPr>
+        <w:numPr>
+          <w:ilvl w:val="0"/>
+          <w:numId w:val="17"/>
+        </w:numPr>
+        <w:spacing w:before="100" w:beforeAutospacing="1" w:after="100" w:afterAutospacing="1" w:line="360" w:lineRule="auto"/>
+        <w:jc w:val="both"/>
+        <w:rPr>
+          <w:rFonts w:ascii="Times New Roman" w:hAnsi="Times New Roman" w:cs="Times New Roman"/>
+          <w:sz w:val="28"/>
+          <w:szCs w:val="28"/>
+        </w:rPr>
+      </w:pPr>
+      <w:r>
+        <w:rPr>
+          <w:rStyle w:val="a9"/>
+          <w:rFonts w:ascii="Times New Roman" w:hAnsi="Times New Roman" w:cs="Times New Roman"/>
+          <w:sz w:val="28"/>
+          <w:szCs w:val="28"/>
+        </w:rPr>
+        <w:t>Недоліки:</w:t>
+      </w:r>
+    </w:p>
+    <w:p>
+      <w:pPr>
+        <w:numPr>
+          <w:ilvl w:val="1"/>
+          <w:numId w:val="17"/>
+        </w:numPr>
+        <w:spacing w:before="100" w:beforeAutospacing="1" w:after="100" w:afterAutospacing="1" w:line="360" w:lineRule="auto"/>
+        <w:jc w:val="both"/>
+        <w:rPr>
+          <w:rFonts w:ascii="Times New Roman" w:hAnsi="Times New Roman" w:cs="Times New Roman"/>
+          <w:sz w:val="28"/>
+          <w:szCs w:val="28"/>
+        </w:rPr>
+      </w:pPr>
+      <w:r>
+        <w:rPr>
+          <w:rFonts w:ascii="Times New Roman" w:hAnsi="Times New Roman" w:cs="Times New Roman"/>
+          <w:sz w:val="28"/>
+          <w:szCs w:val="28"/>
+        </w:rPr>
+        <w:t xml:space="preserve">Менш інтуїтивний пошук порівняно з </w:t>
+      </w:r>
+      <w:proofErr w:type="spellStart"/>
+      <w:r>
+        <w:rPr>
+          <w:rFonts w:ascii="Times New Roman" w:hAnsi="Times New Roman" w:cs="Times New Roman"/>
+          <w:sz w:val="28"/>
+          <w:szCs w:val="28"/>
+        </w:rPr>
+        <w:t>Evernote</w:t>
+      </w:r>
+      <w:proofErr w:type="spellEnd"/>
+      <w:r>
+        <w:rPr>
+          <w:rFonts w:ascii="Times New Roman" w:hAnsi="Times New Roman" w:cs="Times New Roman"/>
+          <w:sz w:val="28"/>
+          <w:szCs w:val="28"/>
+        </w:rPr>
+        <w:t>.</w:t>
+      </w:r>
+    </w:p>
+    <w:p>
+      <w:pPr>
+        <w:numPr>
+          <w:ilvl w:val="1"/>
+          <w:numId w:val="17"/>
+        </w:numPr>
+        <w:spacing w:before="100" w:beforeAutospacing="1" w:after="100" w:afterAutospacing="1" w:line="360" w:lineRule="auto"/>
+        <w:jc w:val="both"/>
+        <w:rPr>
+          <w:rFonts w:ascii="Times New Roman" w:hAnsi="Times New Roman" w:cs="Times New Roman"/>
+          <w:sz w:val="28"/>
+          <w:szCs w:val="28"/>
+        </w:rPr>
+      </w:pPr>
+      <w:r>
+        <w:rPr>
+          <w:rFonts w:ascii="Times New Roman" w:hAnsi="Times New Roman" w:cs="Times New Roman"/>
+          <w:sz w:val="28"/>
+          <w:szCs w:val="28"/>
+        </w:rPr>
+        <w:t>Надлишкова кількість функцій може ускладнювати інтерфейс для новачків.</w:t>
+      </w:r>
+    </w:p>
+    <w:p>
+      <w:pPr>
+        <w:spacing w:before="100" w:beforeAutospacing="1" w:after="100" w:afterAutospacing="1" w:line="360" w:lineRule="auto"/>
+        <w:jc w:val="both"/>
+        <w:rPr>
+          <w:rFonts w:ascii="Times New Roman" w:hAnsi="Times New Roman" w:cs="Times New Roman"/>
+          <w:sz w:val="28"/>
+          <w:szCs w:val="28"/>
+        </w:rPr>
+      </w:pPr>
+      <w:proofErr w:type="spellStart"/>
+      <w:r>
+        <w:rPr>
+          <w:rStyle w:val="a9"/>
+          <w:rFonts w:ascii="Times New Roman" w:hAnsi="Times New Roman" w:cs="Times New Roman"/>
+          <w:sz w:val="28"/>
+          <w:szCs w:val="28"/>
+        </w:rPr>
+        <w:t>Google</w:t>
+      </w:r>
+      <w:proofErr w:type="spellEnd"/>
+      <w:r>
+        <w:rPr>
+          <w:rStyle w:val="a9"/>
+          <w:rFonts w:ascii="Times New Roman" w:hAnsi="Times New Roman" w:cs="Times New Roman"/>
+          <w:sz w:val="28"/>
+          <w:szCs w:val="28"/>
+        </w:rPr>
+        <w:t xml:space="preserve"> </w:t>
+      </w:r>
+      <w:proofErr w:type="spellStart"/>
+      <w:r>
+        <w:rPr>
+          <w:rStyle w:val="a9"/>
+          <w:rFonts w:ascii="Times New Roman" w:hAnsi="Times New Roman" w:cs="Times New Roman"/>
+          <w:sz w:val="28"/>
+          <w:szCs w:val="28"/>
+        </w:rPr>
+        <w:t>Keep</w:t>
+      </w:r>
+      <w:proofErr w:type="spellEnd"/>
+    </w:p>
+    <w:p>
+      <w:pPr>
+        <w:numPr>
+          <w:ilvl w:val="0"/>
+          <w:numId w:val="18"/>
+        </w:numPr>
+        <w:spacing w:before="100" w:beforeAutospacing="1" w:after="100" w:afterAutospacing="1" w:line="360" w:lineRule="auto"/>
+        <w:jc w:val="both"/>
+        <w:rPr>
+          <w:rFonts w:ascii="Times New Roman" w:hAnsi="Times New Roman" w:cs="Times New Roman"/>
+          <w:sz w:val="28"/>
+          <w:szCs w:val="28"/>
+        </w:rPr>
+      </w:pPr>
+      <w:r>
+        <w:rPr>
+          <w:rStyle w:val="a9"/>
+          <w:rFonts w:ascii="Times New Roman" w:hAnsi="Times New Roman" w:cs="Times New Roman"/>
+          <w:sz w:val="28"/>
+          <w:szCs w:val="28"/>
+        </w:rPr>
+        <w:t>Переваги:</w:t>
+      </w:r>
+    </w:p>
+    <w:p>
+      <w:pPr>
+        <w:numPr>
+          <w:ilvl w:val="1"/>
+          <w:numId w:val="18"/>
+        </w:numPr>
+        <w:spacing w:before="100" w:beforeAutospacing="1" w:after="100" w:afterAutospacing="1" w:line="360" w:lineRule="auto"/>
+        <w:jc w:val="both"/>
+        <w:rPr>
+          <w:rFonts w:ascii="Times New Roman" w:hAnsi="Times New Roman" w:cs="Times New Roman"/>
+          <w:sz w:val="28"/>
+          <w:szCs w:val="28"/>
+        </w:rPr>
+      </w:pPr>
+      <w:r>
+        <w:rPr>
+          <w:rFonts w:ascii="Times New Roman" w:hAnsi="Times New Roman" w:cs="Times New Roman"/>
+          <w:sz w:val="28"/>
+          <w:szCs w:val="28"/>
+        </w:rPr>
+        <w:lastRenderedPageBreak/>
+        <w:t>Дуже простий і мінімалістичний інтерфейс.</w:t>
+      </w:r>
+    </w:p>
+    <w:p>
+      <w:pPr>
+        <w:numPr>
+          <w:ilvl w:val="1"/>
+          <w:numId w:val="18"/>
+        </w:numPr>
+        <w:spacing w:before="100" w:beforeAutospacing="1" w:after="100" w:afterAutospacing="1" w:line="360" w:lineRule="auto"/>
+        <w:jc w:val="both"/>
+        <w:rPr>
+          <w:rFonts w:ascii="Times New Roman" w:hAnsi="Times New Roman" w:cs="Times New Roman"/>
+          <w:sz w:val="28"/>
+          <w:szCs w:val="28"/>
+        </w:rPr>
+      </w:pPr>
+      <w:r>
+        <w:rPr>
+          <w:rFonts w:ascii="Times New Roman" w:hAnsi="Times New Roman" w:cs="Times New Roman"/>
+          <w:sz w:val="28"/>
+          <w:szCs w:val="28"/>
+        </w:rPr>
+        <w:t>Швидке створення та редагування нотаток.</w:t>
+      </w:r>
+    </w:p>
+    <w:p>
+      <w:pPr>
+        <w:numPr>
+          <w:ilvl w:val="1"/>
+          <w:numId w:val="18"/>
+        </w:numPr>
+        <w:spacing w:before="100" w:beforeAutospacing="1" w:after="100" w:afterAutospacing="1" w:line="360" w:lineRule="auto"/>
+        <w:jc w:val="both"/>
+        <w:rPr>
+          <w:rFonts w:ascii="Times New Roman" w:hAnsi="Times New Roman" w:cs="Times New Roman"/>
+          <w:sz w:val="28"/>
+          <w:szCs w:val="28"/>
+        </w:rPr>
+      </w:pPr>
+      <w:r>
+        <w:rPr>
+          <w:rFonts w:ascii="Times New Roman" w:hAnsi="Times New Roman" w:cs="Times New Roman"/>
+          <w:sz w:val="28"/>
+          <w:szCs w:val="28"/>
+        </w:rPr>
+        <w:t>Використання кольорового маркування для зручності.</w:t>
+      </w:r>
+    </w:p>
+    <w:p>
+      <w:pPr>
+        <w:numPr>
+          <w:ilvl w:val="0"/>
+          <w:numId w:val="18"/>
+        </w:numPr>
+        <w:spacing w:before="100" w:beforeAutospacing="1" w:after="100" w:afterAutospacing="1" w:line="360" w:lineRule="auto"/>
+        <w:jc w:val="both"/>
+        <w:rPr>
+          <w:rFonts w:ascii="Times New Roman" w:hAnsi="Times New Roman" w:cs="Times New Roman"/>
+          <w:sz w:val="28"/>
+          <w:szCs w:val="28"/>
+        </w:rPr>
+      </w:pPr>
+      <w:r>
+        <w:rPr>
+          <w:rStyle w:val="a9"/>
+          <w:rFonts w:ascii="Times New Roman" w:hAnsi="Times New Roman" w:cs="Times New Roman"/>
+          <w:sz w:val="28"/>
+          <w:szCs w:val="28"/>
+        </w:rPr>
+        <w:t>Недоліки:</w:t>
+      </w:r>
+    </w:p>
+    <w:p>
+      <w:pPr>
+        <w:numPr>
+          <w:ilvl w:val="1"/>
+          <w:numId w:val="18"/>
+        </w:numPr>
+        <w:spacing w:before="100" w:beforeAutospacing="1" w:after="100" w:afterAutospacing="1" w:line="360" w:lineRule="auto"/>
+        <w:jc w:val="both"/>
+        <w:rPr>
+          <w:rFonts w:ascii="Times New Roman" w:hAnsi="Times New Roman" w:cs="Times New Roman"/>
+          <w:sz w:val="28"/>
+          <w:szCs w:val="28"/>
+        </w:rPr>
+      </w:pPr>
+      <w:r>
+        <w:rPr>
+          <w:rFonts w:ascii="Times New Roman" w:hAnsi="Times New Roman" w:cs="Times New Roman"/>
+          <w:sz w:val="28"/>
+          <w:szCs w:val="28"/>
+        </w:rPr>
+        <w:t>Обмежені можливості для детальної організації нотаток.</w:t>
+      </w:r>
+    </w:p>
+    <w:p>
+      <w:pPr>
+        <w:numPr>
+          <w:ilvl w:val="1"/>
+          <w:numId w:val="18"/>
+        </w:numPr>
+        <w:spacing w:before="100" w:beforeAutospacing="1" w:after="100" w:afterAutospacing="1" w:line="360" w:lineRule="auto"/>
+        <w:jc w:val="both"/>
+        <w:rPr>
+          <w:rFonts w:ascii="Times New Roman" w:hAnsi="Times New Roman" w:cs="Times New Roman"/>
+          <w:sz w:val="28"/>
+          <w:szCs w:val="28"/>
+        </w:rPr>
+      </w:pPr>
+      <w:r>
+        <w:rPr>
+          <w:rFonts w:ascii="Times New Roman" w:hAnsi="Times New Roman" w:cs="Times New Roman"/>
+          <w:sz w:val="28"/>
+          <w:szCs w:val="28"/>
+        </w:rPr>
+        <w:t>Відсутність розширених функцій управління (наприклад, папки, складні категорії).</w:t>
+      </w:r>
+    </w:p>
+    <w:p>
+      <w:pPr>
+        <w:spacing w:after="0" w:line="360" w:lineRule="auto"/>
         <w:rPr>
           <w:rFonts w:ascii="Times New Roman" w:eastAsia="Times New Roman" w:hAnsi="Times New Roman" w:cs="Times New Roman"/>
           <w:noProof/>
           <w:sz w:val="28"/>
           <w:szCs w:val="28"/>
         </w:rPr>
-        <w:t>4</w:t>
-      </w:r>
-    </w:p>
-    <w:p>
-      <w:pPr>
-        <w:rPr>
-          <w:rFonts w:ascii="Times New Roman" w:eastAsia="Times New Roman" w:hAnsi="Times New Roman" w:cs="Times New Roman"/>
-          <w:noProof/>
-          <w:sz w:val="28"/>
-          <w:szCs w:val="28"/>
-        </w:rPr>
-      </w:pPr>
-      <w:r>
-        <w:rPr>
-          <w:rFonts w:ascii="Times New Roman" w:eastAsia="Times New Roman" w:hAnsi="Times New Roman" w:cs="Times New Roman"/>
-          <w:noProof/>
-          <w:sz w:val="28"/>
-          <w:szCs w:val="28"/>
-        </w:rPr>
-        <w:br w:type="page"/>
-      </w:r>
-    </w:p>
-    <w:p>
-      <w:pPr>
-        <w:spacing w:after="0" w:line="360" w:lineRule="auto"/>
-        <w:rPr>
-          <w:rFonts w:ascii="Times New Roman" w:eastAsia="Times New Roman" w:hAnsi="Times New Roman" w:cs="Times New Roman"/>
-          <w:noProof/>
-          <w:sz w:val="28"/>
-          <w:szCs w:val="28"/>
-        </w:rPr>
       </w:pPr>
     </w:p>
     <w:sectPr>
-      <w:headerReference w:type="default" r:id="rId7"/>
+      <w:headerReference w:type="default" r:id="rId9"/>
       <w:pgSz w:w="11906" w:h="16838"/>
-      <w:pgMar w:top="567" w:right="567" w:bottom="567" w:left="567" w:header="284" w:footer="284" w:gutter="0"/>
+      <w:pgMar w:top="1134" w:right="851" w:bottom="1134" w:left="1134" w:header="284" w:footer="284" w:gutter="0"/>
       <w:cols w:space="708"/>
       <w:titlePg/>
       <w:docGrid w:linePitch="360"/>
@@ -899,6 +4405,453 @@
     </w:lvl>
   </w:abstractNum>
   <w:abstractNum w:abstractNumId="1" w15:restartNumberingAfterBreak="0">
+    <w:nsid w:val="0D6D485F"/>
+    <w:multiLevelType w:val="multilevel"/>
+    <w:tmpl w:val="48D219A8"/>
+    <w:lvl w:ilvl="0">
+      <w:start w:val="1"/>
+      <w:numFmt w:val="bullet"/>
+      <w:lvlText w:val=""/>
+      <w:lvlJc w:val="left"/>
+      <w:pPr>
+        <w:tabs>
+          <w:tab w:val="num" w:pos="720"/>
+        </w:tabs>
+        <w:ind w:left="720" w:hanging="360"/>
+      </w:pPr>
+      <w:rPr>
+        <w:rFonts w:ascii="Symbol" w:hAnsi="Symbol" w:hint="default"/>
+        <w:sz w:val="20"/>
+      </w:rPr>
+    </w:lvl>
+    <w:lvl w:ilvl="1" w:tentative="1">
+      <w:start w:val="1"/>
+      <w:numFmt w:val="bullet"/>
+      <w:lvlText w:val="o"/>
+      <w:lvlJc w:val="left"/>
+      <w:pPr>
+        <w:tabs>
+          <w:tab w:val="num" w:pos="1440"/>
+        </w:tabs>
+        <w:ind w:left="1440" w:hanging="360"/>
+      </w:pPr>
+      <w:rPr>
+        <w:rFonts w:ascii="Courier New" w:hAnsi="Courier New" w:hint="default"/>
+        <w:sz w:val="20"/>
+      </w:rPr>
+    </w:lvl>
+    <w:lvl w:ilvl="2" w:tentative="1">
+      <w:start w:val="1"/>
+      <w:numFmt w:val="bullet"/>
+      <w:lvlText w:val=""/>
+      <w:lvlJc w:val="left"/>
+      <w:pPr>
+        <w:tabs>
+          <w:tab w:val="num" w:pos="2160"/>
+        </w:tabs>
+        <w:ind w:left="2160" w:hanging="360"/>
+      </w:pPr>
+      <w:rPr>
+        <w:rFonts w:ascii="Wingdings" w:hAnsi="Wingdings" w:hint="default"/>
+        <w:sz w:val="20"/>
+      </w:rPr>
+    </w:lvl>
+    <w:lvl w:ilvl="3" w:tentative="1">
+      <w:start w:val="1"/>
+      <w:numFmt w:val="bullet"/>
+      <w:lvlText w:val=""/>
+      <w:lvlJc w:val="left"/>
+      <w:pPr>
+        <w:tabs>
+          <w:tab w:val="num" w:pos="2880"/>
+        </w:tabs>
+        <w:ind w:left="2880" w:hanging="360"/>
+      </w:pPr>
+      <w:rPr>
+        <w:rFonts w:ascii="Wingdings" w:hAnsi="Wingdings" w:hint="default"/>
+        <w:sz w:val="20"/>
+      </w:rPr>
+    </w:lvl>
+    <w:lvl w:ilvl="4" w:tentative="1">
+      <w:start w:val="1"/>
+      <w:numFmt w:val="bullet"/>
+      <w:lvlText w:val=""/>
+      <w:lvlJc w:val="left"/>
+      <w:pPr>
+        <w:tabs>
+          <w:tab w:val="num" w:pos="3600"/>
+        </w:tabs>
+        <w:ind w:left="3600" w:hanging="360"/>
+      </w:pPr>
+      <w:rPr>
+        <w:rFonts w:ascii="Wingdings" w:hAnsi="Wingdings" w:hint="default"/>
+        <w:sz w:val="20"/>
+      </w:rPr>
+    </w:lvl>
+    <w:lvl w:ilvl="5" w:tentative="1">
+      <w:start w:val="1"/>
+      <w:numFmt w:val="bullet"/>
+      <w:lvlText w:val=""/>
+      <w:lvlJc w:val="left"/>
+      <w:pPr>
+        <w:tabs>
+          <w:tab w:val="num" w:pos="4320"/>
+        </w:tabs>
+        <w:ind w:left="4320" w:hanging="360"/>
+      </w:pPr>
+      <w:rPr>
+        <w:rFonts w:ascii="Wingdings" w:hAnsi="Wingdings" w:hint="default"/>
+        <w:sz w:val="20"/>
+      </w:rPr>
+    </w:lvl>
+    <w:lvl w:ilvl="6" w:tentative="1">
+      <w:start w:val="1"/>
+      <w:numFmt w:val="bullet"/>
+      <w:lvlText w:val=""/>
+      <w:lvlJc w:val="left"/>
+      <w:pPr>
+        <w:tabs>
+          <w:tab w:val="num" w:pos="5040"/>
+        </w:tabs>
+        <w:ind w:left="5040" w:hanging="360"/>
+      </w:pPr>
+      <w:rPr>
+        <w:rFonts w:ascii="Wingdings" w:hAnsi="Wingdings" w:hint="default"/>
+        <w:sz w:val="20"/>
+      </w:rPr>
+    </w:lvl>
+    <w:lvl w:ilvl="7" w:tentative="1">
+      <w:start w:val="1"/>
+      <w:numFmt w:val="bullet"/>
+      <w:lvlText w:val=""/>
+      <w:lvlJc w:val="left"/>
+      <w:pPr>
+        <w:tabs>
+          <w:tab w:val="num" w:pos="5760"/>
+        </w:tabs>
+        <w:ind w:left="5760" w:hanging="360"/>
+      </w:pPr>
+      <w:rPr>
+        <w:rFonts w:ascii="Wingdings" w:hAnsi="Wingdings" w:hint="default"/>
+        <w:sz w:val="20"/>
+      </w:rPr>
+    </w:lvl>
+    <w:lvl w:ilvl="8" w:tentative="1">
+      <w:start w:val="1"/>
+      <w:numFmt w:val="bullet"/>
+      <w:lvlText w:val=""/>
+      <w:lvlJc w:val="left"/>
+      <w:pPr>
+        <w:tabs>
+          <w:tab w:val="num" w:pos="6480"/>
+        </w:tabs>
+        <w:ind w:left="6480" w:hanging="360"/>
+      </w:pPr>
+      <w:rPr>
+        <w:rFonts w:ascii="Wingdings" w:hAnsi="Wingdings" w:hint="default"/>
+        <w:sz w:val="20"/>
+      </w:rPr>
+    </w:lvl>
+  </w:abstractNum>
+  <w:abstractNum w:abstractNumId="2" w15:restartNumberingAfterBreak="0">
+    <w:nsid w:val="10F07373"/>
+    <w:multiLevelType w:val="multilevel"/>
+    <w:tmpl w:val="87D0B2CC"/>
+    <w:lvl w:ilvl="0">
+      <w:start w:val="1"/>
+      <w:numFmt w:val="bullet"/>
+      <w:lvlText w:val=""/>
+      <w:lvlJc w:val="left"/>
+      <w:pPr>
+        <w:tabs>
+          <w:tab w:val="num" w:pos="720"/>
+        </w:tabs>
+        <w:ind w:left="720" w:hanging="360"/>
+      </w:pPr>
+      <w:rPr>
+        <w:rFonts w:ascii="Symbol" w:hAnsi="Symbol" w:hint="default"/>
+        <w:sz w:val="20"/>
+      </w:rPr>
+    </w:lvl>
+    <w:lvl w:ilvl="1">
+      <w:start w:val="1"/>
+      <w:numFmt w:val="bullet"/>
+      <w:lvlText w:val="o"/>
+      <w:lvlJc w:val="left"/>
+      <w:pPr>
+        <w:tabs>
+          <w:tab w:val="num" w:pos="1440"/>
+        </w:tabs>
+        <w:ind w:left="1440" w:hanging="360"/>
+      </w:pPr>
+      <w:rPr>
+        <w:rFonts w:ascii="Courier New" w:hAnsi="Courier New" w:hint="default"/>
+        <w:sz w:val="20"/>
+      </w:rPr>
+    </w:lvl>
+    <w:lvl w:ilvl="2" w:tentative="1">
+      <w:start w:val="1"/>
+      <w:numFmt w:val="bullet"/>
+      <w:lvlText w:val=""/>
+      <w:lvlJc w:val="left"/>
+      <w:pPr>
+        <w:tabs>
+          <w:tab w:val="num" w:pos="2160"/>
+        </w:tabs>
+        <w:ind w:left="2160" w:hanging="360"/>
+      </w:pPr>
+      <w:rPr>
+        <w:rFonts w:ascii="Wingdings" w:hAnsi="Wingdings" w:hint="default"/>
+        <w:sz w:val="20"/>
+      </w:rPr>
+    </w:lvl>
+    <w:lvl w:ilvl="3" w:tentative="1">
+      <w:start w:val="1"/>
+      <w:numFmt w:val="bullet"/>
+      <w:lvlText w:val=""/>
+      <w:lvlJc w:val="left"/>
+      <w:pPr>
+        <w:tabs>
+          <w:tab w:val="num" w:pos="2880"/>
+        </w:tabs>
+        <w:ind w:left="2880" w:hanging="360"/>
+      </w:pPr>
+      <w:rPr>
+        <w:rFonts w:ascii="Wingdings" w:hAnsi="Wingdings" w:hint="default"/>
+        <w:sz w:val="20"/>
+      </w:rPr>
+    </w:lvl>
+    <w:lvl w:ilvl="4" w:tentative="1">
+      <w:start w:val="1"/>
+      <w:numFmt w:val="bullet"/>
+      <w:lvlText w:val=""/>
+      <w:lvlJc w:val="left"/>
+      <w:pPr>
+        <w:tabs>
+          <w:tab w:val="num" w:pos="3600"/>
+        </w:tabs>
+        <w:ind w:left="3600" w:hanging="360"/>
+      </w:pPr>
+      <w:rPr>
+        <w:rFonts w:ascii="Wingdings" w:hAnsi="Wingdings" w:hint="default"/>
+        <w:sz w:val="20"/>
+      </w:rPr>
+    </w:lvl>
+    <w:lvl w:ilvl="5" w:tentative="1">
+      <w:start w:val="1"/>
+      <w:numFmt w:val="bullet"/>
+      <w:lvlText w:val=""/>
+      <w:lvlJc w:val="left"/>
+      <w:pPr>
+        <w:tabs>
+          <w:tab w:val="num" w:pos="4320"/>
+        </w:tabs>
+        <w:ind w:left="4320" w:hanging="360"/>
+      </w:pPr>
+      <w:rPr>
+        <w:rFonts w:ascii="Wingdings" w:hAnsi="Wingdings" w:hint="default"/>
+        <w:sz w:val="20"/>
+      </w:rPr>
+    </w:lvl>
+    <w:lvl w:ilvl="6" w:tentative="1">
+      <w:start w:val="1"/>
+      <w:numFmt w:val="bullet"/>
+      <w:lvlText w:val=""/>
+      <w:lvlJc w:val="left"/>
+      <w:pPr>
+        <w:tabs>
+          <w:tab w:val="num" w:pos="5040"/>
+        </w:tabs>
+        <w:ind w:left="5040" w:hanging="360"/>
+      </w:pPr>
+      <w:rPr>
+        <w:rFonts w:ascii="Wingdings" w:hAnsi="Wingdings" w:hint="default"/>
+        <w:sz w:val="20"/>
+      </w:rPr>
+    </w:lvl>
+    <w:lvl w:ilvl="7" w:tentative="1">
+      <w:start w:val="1"/>
+      <w:numFmt w:val="bullet"/>
+      <w:lvlText w:val=""/>
+      <w:lvlJc w:val="left"/>
+      <w:pPr>
+        <w:tabs>
+          <w:tab w:val="num" w:pos="5760"/>
+        </w:tabs>
+        <w:ind w:left="5760" w:hanging="360"/>
+      </w:pPr>
+      <w:rPr>
+        <w:rFonts w:ascii="Wingdings" w:hAnsi="Wingdings" w:hint="default"/>
+        <w:sz w:val="20"/>
+      </w:rPr>
+    </w:lvl>
+    <w:lvl w:ilvl="8" w:tentative="1">
+      <w:start w:val="1"/>
+      <w:numFmt w:val="bullet"/>
+      <w:lvlText w:val=""/>
+      <w:lvlJc w:val="left"/>
+      <w:pPr>
+        <w:tabs>
+          <w:tab w:val="num" w:pos="6480"/>
+        </w:tabs>
+        <w:ind w:left="6480" w:hanging="360"/>
+      </w:pPr>
+      <w:rPr>
+        <w:rFonts w:ascii="Wingdings" w:hAnsi="Wingdings" w:hint="default"/>
+        <w:sz w:val="20"/>
+      </w:rPr>
+    </w:lvl>
+  </w:abstractNum>
+  <w:abstractNum w:abstractNumId="3" w15:restartNumberingAfterBreak="0">
+    <w:nsid w:val="14DC788C"/>
+    <w:multiLevelType w:val="multilevel"/>
+    <w:tmpl w:val="D13A5DA4"/>
+    <w:lvl w:ilvl="0">
+      <w:start w:val="1"/>
+      <w:numFmt w:val="bullet"/>
+      <w:lvlText w:val=""/>
+      <w:lvlJc w:val="left"/>
+      <w:pPr>
+        <w:tabs>
+          <w:tab w:val="num" w:pos="720"/>
+        </w:tabs>
+        <w:ind w:left="720" w:hanging="360"/>
+      </w:pPr>
+      <w:rPr>
+        <w:rFonts w:ascii="Symbol" w:hAnsi="Symbol" w:hint="default"/>
+        <w:sz w:val="20"/>
+      </w:rPr>
+    </w:lvl>
+    <w:lvl w:ilvl="1">
+      <w:start w:val="1"/>
+      <w:numFmt w:val="bullet"/>
+      <w:lvlText w:val="o"/>
+      <w:lvlJc w:val="left"/>
+      <w:pPr>
+        <w:tabs>
+          <w:tab w:val="num" w:pos="1440"/>
+        </w:tabs>
+        <w:ind w:left="1440" w:hanging="360"/>
+      </w:pPr>
+      <w:rPr>
+        <w:rFonts w:ascii="Courier New" w:hAnsi="Courier New" w:hint="default"/>
+        <w:sz w:val="20"/>
+      </w:rPr>
+    </w:lvl>
+    <w:lvl w:ilvl="2" w:tentative="1">
+      <w:start w:val="1"/>
+      <w:numFmt w:val="bullet"/>
+      <w:lvlText w:val=""/>
+      <w:lvlJc w:val="left"/>
+      <w:pPr>
+        <w:tabs>
+          <w:tab w:val="num" w:pos="2160"/>
+        </w:tabs>
+        <w:ind w:left="2160" w:hanging="360"/>
+      </w:pPr>
+      <w:rPr>
+        <w:rFonts w:ascii="Wingdings" w:hAnsi="Wingdings" w:hint="default"/>
+        <w:sz w:val="20"/>
+      </w:rPr>
+    </w:lvl>
+    <w:lvl w:ilvl="3" w:tentative="1">
+      <w:start w:val="1"/>
+      <w:numFmt w:val="bullet"/>
+      <w:lvlText w:val=""/>
+      <w:lvlJc w:val="left"/>
+      <w:pPr>
+        <w:tabs>
+          <w:tab w:val="num" w:pos="2880"/>
+        </w:tabs>
+        <w:ind w:left="2880" w:hanging="360"/>
+      </w:pPr>
+      <w:rPr>
+        <w:rFonts w:ascii="Wingdings" w:hAnsi="Wingdings" w:hint="default"/>
+        <w:sz w:val="20"/>
+      </w:rPr>
+    </w:lvl>
+    <w:lvl w:ilvl="4" w:tentative="1">
+      <w:start w:val="1"/>
+      <w:numFmt w:val="bullet"/>
+      <w:lvlText w:val=""/>
+      <w:lvlJc w:val="left"/>
+      <w:pPr>
+        <w:tabs>
+          <w:tab w:val="num" w:pos="3600"/>
+        </w:tabs>
+        <w:ind w:left="3600" w:hanging="360"/>
+      </w:pPr>
+      <w:rPr>
+        <w:rFonts w:ascii="Wingdings" w:hAnsi="Wingdings" w:hint="default"/>
+        <w:sz w:val="20"/>
+      </w:rPr>
+    </w:lvl>
+    <w:lvl w:ilvl="5" w:tentative="1">
+      <w:start w:val="1"/>
+      <w:numFmt w:val="bullet"/>
+      <w:lvlText w:val=""/>
+      <w:lvlJc w:val="left"/>
+      <w:pPr>
+        <w:tabs>
+          <w:tab w:val="num" w:pos="4320"/>
+        </w:tabs>
+        <w:ind w:left="4320" w:hanging="360"/>
+      </w:pPr>
+      <w:rPr>
+        <w:rFonts w:ascii="Wingdings" w:hAnsi="Wingdings" w:hint="default"/>
+        <w:sz w:val="20"/>
+      </w:rPr>
+    </w:lvl>
+    <w:lvl w:ilvl="6" w:tentative="1">
+      <w:start w:val="1"/>
+      <w:numFmt w:val="bullet"/>
+      <w:lvlText w:val=""/>
+      <w:lvlJc w:val="left"/>
+      <w:pPr>
+        <w:tabs>
+          <w:tab w:val="num" w:pos="5040"/>
+        </w:tabs>
+        <w:ind w:left="5040" w:hanging="360"/>
+      </w:pPr>
+      <w:rPr>
+        <w:rFonts w:ascii="Wingdings" w:hAnsi="Wingdings" w:hint="default"/>
+        <w:sz w:val="20"/>
+      </w:rPr>
+    </w:lvl>
+    <w:lvl w:ilvl="7" w:tentative="1">
+      <w:start w:val="1"/>
+      <w:numFmt w:val="bullet"/>
+      <w:lvlText w:val=""/>
+      <w:lvlJc w:val="left"/>
+      <w:pPr>
+        <w:tabs>
+          <w:tab w:val="num" w:pos="5760"/>
+        </w:tabs>
+        <w:ind w:left="5760" w:hanging="360"/>
+      </w:pPr>
+      <w:rPr>
+        <w:rFonts w:ascii="Wingdings" w:hAnsi="Wingdings" w:hint="default"/>
+        <w:sz w:val="20"/>
+      </w:rPr>
+    </w:lvl>
+    <w:lvl w:ilvl="8" w:tentative="1">
+      <w:start w:val="1"/>
+      <w:numFmt w:val="bullet"/>
+      <w:lvlText w:val=""/>
+      <w:lvlJc w:val="left"/>
+      <w:pPr>
+        <w:tabs>
+          <w:tab w:val="num" w:pos="6480"/>
+        </w:tabs>
+        <w:ind w:left="6480" w:hanging="360"/>
+      </w:pPr>
+      <w:rPr>
+        <w:rFonts w:ascii="Wingdings" w:hAnsi="Wingdings" w:hint="default"/>
+        <w:sz w:val="20"/>
+      </w:rPr>
+    </w:lvl>
+  </w:abstractNum>
+  <w:abstractNum w:abstractNumId="4" w15:restartNumberingAfterBreak="0">
     <w:nsid w:val="151F0AD4"/>
     <w:multiLevelType w:val="hybridMultilevel"/>
     <w:tmpl w:val="3692E32A"/>
@@ -987,7 +4940,156 @@
       </w:pPr>
     </w:lvl>
   </w:abstractNum>
-  <w:abstractNum w:abstractNumId="2" w15:restartNumberingAfterBreak="0">
+  <w:abstractNum w:abstractNumId="5" w15:restartNumberingAfterBreak="0">
+    <w:nsid w:val="272C0359"/>
+    <w:multiLevelType w:val="multilevel"/>
+    <w:tmpl w:val="1A20C5CE"/>
+    <w:lvl w:ilvl="0">
+      <w:start w:val="1"/>
+      <w:numFmt w:val="bullet"/>
+      <w:lvlText w:val=""/>
+      <w:lvlJc w:val="left"/>
+      <w:pPr>
+        <w:tabs>
+          <w:tab w:val="num" w:pos="720"/>
+        </w:tabs>
+        <w:ind w:left="720" w:hanging="360"/>
+      </w:pPr>
+      <w:rPr>
+        <w:rFonts w:ascii="Symbol" w:hAnsi="Symbol" w:hint="default"/>
+        <w:sz w:val="20"/>
+      </w:rPr>
+    </w:lvl>
+    <w:lvl w:ilvl="1" w:tentative="1">
+      <w:start w:val="1"/>
+      <w:numFmt w:val="bullet"/>
+      <w:lvlText w:val="o"/>
+      <w:lvlJc w:val="left"/>
+      <w:pPr>
+        <w:tabs>
+          <w:tab w:val="num" w:pos="1440"/>
+        </w:tabs>
+        <w:ind w:left="1440" w:hanging="360"/>
+      </w:pPr>
+      <w:rPr>
+        <w:rFonts w:ascii="Courier New" w:hAnsi="Courier New" w:hint="default"/>
+        <w:sz w:val="20"/>
+      </w:rPr>
+    </w:lvl>
+    <w:lvl w:ilvl="2" w:tentative="1">
+      <w:start w:val="1"/>
+      <w:numFmt w:val="bullet"/>
+      <w:lvlText w:val=""/>
+      <w:lvlJc w:val="left"/>
+      <w:pPr>
+        <w:tabs>
+          <w:tab w:val="num" w:pos="2160"/>
+        </w:tabs>
+        <w:ind w:left="2160" w:hanging="360"/>
+      </w:pPr>
+      <w:rPr>
+        <w:rFonts w:ascii="Wingdings" w:hAnsi="Wingdings" w:hint="default"/>
+        <w:sz w:val="20"/>
+      </w:rPr>
+    </w:lvl>
+    <w:lvl w:ilvl="3" w:tentative="1">
+      <w:start w:val="1"/>
+      <w:numFmt w:val="bullet"/>
+      <w:lvlText w:val=""/>
+      <w:lvlJc w:val="left"/>
+      <w:pPr>
+        <w:tabs>
+          <w:tab w:val="num" w:pos="2880"/>
+        </w:tabs>
+        <w:ind w:left="2880" w:hanging="360"/>
+      </w:pPr>
+      <w:rPr>
+        <w:rFonts w:ascii="Wingdings" w:hAnsi="Wingdings" w:hint="default"/>
+        <w:sz w:val="20"/>
+      </w:rPr>
+    </w:lvl>
+    <w:lvl w:ilvl="4" w:tentative="1">
+      <w:start w:val="1"/>
+      <w:numFmt w:val="bullet"/>
+      <w:lvlText w:val=""/>
+      <w:lvlJc w:val="left"/>
+      <w:pPr>
+        <w:tabs>
+          <w:tab w:val="num" w:pos="3600"/>
+        </w:tabs>
+        <w:ind w:left="3600" w:hanging="360"/>
+      </w:pPr>
+      <w:rPr>
+        <w:rFonts w:ascii="Wingdings" w:hAnsi="Wingdings" w:hint="default"/>
+        <w:sz w:val="20"/>
+      </w:rPr>
+    </w:lvl>
+    <w:lvl w:ilvl="5" w:tentative="1">
+      <w:start w:val="1"/>
+      <w:numFmt w:val="bullet"/>
+      <w:lvlText w:val=""/>
+      <w:lvlJc w:val="left"/>
+      <w:pPr>
+        <w:tabs>
+          <w:tab w:val="num" w:pos="4320"/>
+        </w:tabs>
+        <w:ind w:left="4320" w:hanging="360"/>
+      </w:pPr>
+      <w:rPr>
+        <w:rFonts w:ascii="Wingdings" w:hAnsi="Wingdings" w:hint="default"/>
+        <w:sz w:val="20"/>
+      </w:rPr>
+    </w:lvl>
+    <w:lvl w:ilvl="6" w:tentative="1">
+      <w:start w:val="1"/>
+      <w:numFmt w:val="bullet"/>
+      <w:lvlText w:val=""/>
+      <w:lvlJc w:val="left"/>
+      <w:pPr>
+        <w:tabs>
+          <w:tab w:val="num" w:pos="5040"/>
+        </w:tabs>
+        <w:ind w:left="5040" w:hanging="360"/>
+      </w:pPr>
+      <w:rPr>
+        <w:rFonts w:ascii="Wingdings" w:hAnsi="Wingdings" w:hint="default"/>
+        <w:sz w:val="20"/>
+      </w:rPr>
+    </w:lvl>
+    <w:lvl w:ilvl="7" w:tentative="1">
+      <w:start w:val="1"/>
+      <w:numFmt w:val="bullet"/>
+      <w:lvlText w:val=""/>
+      <w:lvlJc w:val="left"/>
+      <w:pPr>
+        <w:tabs>
+          <w:tab w:val="num" w:pos="5760"/>
+        </w:tabs>
+        <w:ind w:left="5760" w:hanging="360"/>
+      </w:pPr>
+      <w:rPr>
+        <w:rFonts w:ascii="Wingdings" w:hAnsi="Wingdings" w:hint="default"/>
+        <w:sz w:val="20"/>
+      </w:rPr>
+    </w:lvl>
+    <w:lvl w:ilvl="8" w:tentative="1">
+      <w:start w:val="1"/>
+      <w:numFmt w:val="bullet"/>
+      <w:lvlText w:val=""/>
+      <w:lvlJc w:val="left"/>
+      <w:pPr>
+        <w:tabs>
+          <w:tab w:val="num" w:pos="6480"/>
+        </w:tabs>
+        <w:ind w:left="6480" w:hanging="360"/>
+      </w:pPr>
+      <w:rPr>
+        <w:rFonts w:ascii="Wingdings" w:hAnsi="Wingdings" w:hint="default"/>
+        <w:sz w:val="20"/>
+      </w:rPr>
+    </w:lvl>
+  </w:abstractNum>
+  <w:abstractNum w:abstractNumId="6" w15:restartNumberingAfterBreak="0">
     <w:nsid w:val="356D5DCD"/>
     <w:multiLevelType w:val="hybridMultilevel"/>
     <w:tmpl w:val="18D64198"/>
@@ -1100,7 +5202,7 @@
       </w:pPr>
     </w:lvl>
   </w:abstractNum>
-  <w:abstractNum w:abstractNumId="3" w15:restartNumberingAfterBreak="0">
+  <w:abstractNum w:abstractNumId="7" w15:restartNumberingAfterBreak="0">
     <w:nsid w:val="36C74205"/>
     <w:multiLevelType w:val="hybridMultilevel"/>
     <w:tmpl w:val="18D64198"/>
@@ -1213,7 +5315,7 @@
       </w:pPr>
     </w:lvl>
   </w:abstractNum>
-  <w:abstractNum w:abstractNumId="4" w15:restartNumberingAfterBreak="0">
+  <w:abstractNum w:abstractNumId="8" w15:restartNumberingAfterBreak="0">
     <w:nsid w:val="39FF2542"/>
     <w:multiLevelType w:val="hybridMultilevel"/>
     <w:tmpl w:val="FC307726"/>
@@ -1299,7 +5401,382 @@
       </w:pPr>
     </w:lvl>
   </w:abstractNum>
-  <w:abstractNum w:abstractNumId="5" w15:restartNumberingAfterBreak="0">
+  <w:abstractNum w:abstractNumId="9" w15:restartNumberingAfterBreak="0">
+    <w:nsid w:val="44152B73"/>
+    <w:multiLevelType w:val="hybridMultilevel"/>
+    <w:tmpl w:val="0B74D7D8"/>
+    <w:lvl w:ilvl="0" w:tplc="04220001">
+      <w:start w:val="1"/>
+      <w:numFmt w:val="bullet"/>
+      <w:lvlText w:val=""/>
+      <w:lvlJc w:val="left"/>
+      <w:pPr>
+        <w:ind w:left="720" w:hanging="360"/>
+      </w:pPr>
+      <w:rPr>
+        <w:rFonts w:ascii="Symbol" w:hAnsi="Symbol" w:hint="default"/>
+      </w:rPr>
+    </w:lvl>
+    <w:lvl w:ilvl="1" w:tplc="04220003" w:tentative="1">
+      <w:start w:val="1"/>
+      <w:numFmt w:val="bullet"/>
+      <w:lvlText w:val="o"/>
+      <w:lvlJc w:val="left"/>
+      <w:pPr>
+        <w:ind w:left="1440" w:hanging="360"/>
+      </w:pPr>
+      <w:rPr>
+        <w:rFonts w:ascii="Courier New" w:hAnsi="Courier New" w:cs="Courier New" w:hint="default"/>
+      </w:rPr>
+    </w:lvl>
+    <w:lvl w:ilvl="2" w:tplc="04220005" w:tentative="1">
+      <w:start w:val="1"/>
+      <w:numFmt w:val="bullet"/>
+      <w:lvlText w:val=""/>
+      <w:lvlJc w:val="left"/>
+      <w:pPr>
+        <w:ind w:left="2160" w:hanging="360"/>
+      </w:pPr>
+      <w:rPr>
+        <w:rFonts w:ascii="Wingdings" w:hAnsi="Wingdings" w:hint="default"/>
+      </w:rPr>
+    </w:lvl>
+    <w:lvl w:ilvl="3" w:tplc="04220001" w:tentative="1">
+      <w:start w:val="1"/>
+      <w:numFmt w:val="bullet"/>
+      <w:lvlText w:val=""/>
+      <w:lvlJc w:val="left"/>
+      <w:pPr>
+        <w:ind w:left="2880" w:hanging="360"/>
+      </w:pPr>
+      <w:rPr>
+        <w:rFonts w:ascii="Symbol" w:hAnsi="Symbol" w:hint="default"/>
+      </w:rPr>
+    </w:lvl>
+    <w:lvl w:ilvl="4" w:tplc="04220003" w:tentative="1">
+      <w:start w:val="1"/>
+      <w:numFmt w:val="bullet"/>
+      <w:lvlText w:val="o"/>
+      <w:lvlJc w:val="left"/>
+      <w:pPr>
+        <w:ind w:left="3600" w:hanging="360"/>
+      </w:pPr>
+      <w:rPr>
+        <w:rFonts w:ascii="Courier New" w:hAnsi="Courier New" w:cs="Courier New" w:hint="default"/>
+      </w:rPr>
+    </w:lvl>
+    <w:lvl w:ilvl="5" w:tplc="04220005" w:tentative="1">
+      <w:start w:val="1"/>
+      <w:numFmt w:val="bullet"/>
+      <w:lvlText w:val=""/>
+      <w:lvlJc w:val="left"/>
+      <w:pPr>
+        <w:ind w:left="4320" w:hanging="360"/>
+      </w:pPr>
+      <w:rPr>
+        <w:rFonts w:ascii="Wingdings" w:hAnsi="Wingdings" w:hint="default"/>
+      </w:rPr>
+    </w:lvl>
+    <w:lvl w:ilvl="6" w:tplc="04220001" w:tentative="1">
+      <w:start w:val="1"/>
+      <w:numFmt w:val="bullet"/>
+      <w:lvlText w:val=""/>
+      <w:lvlJc w:val="left"/>
+      <w:pPr>
+        <w:ind w:left="5040" w:hanging="360"/>
+      </w:pPr>
+      <w:rPr>
+        <w:rFonts w:ascii="Symbol" w:hAnsi="Symbol" w:hint="default"/>
+      </w:rPr>
+    </w:lvl>
+    <w:lvl w:ilvl="7" w:tplc="04220003" w:tentative="1">
+      <w:start w:val="1"/>
+      <w:numFmt w:val="bullet"/>
+      <w:lvlText w:val="o"/>
+      <w:lvlJc w:val="left"/>
+      <w:pPr>
+        <w:ind w:left="5760" w:hanging="360"/>
+      </w:pPr>
+      <w:rPr>
+        <w:rFonts w:ascii="Courier New" w:hAnsi="Courier New" w:cs="Courier New" w:hint="default"/>
+      </w:rPr>
+    </w:lvl>
+    <w:lvl w:ilvl="8" w:tplc="04220005" w:tentative="1">
+      <w:start w:val="1"/>
+      <w:numFmt w:val="bullet"/>
+      <w:lvlText w:val=""/>
+      <w:lvlJc w:val="left"/>
+      <w:pPr>
+        <w:ind w:left="6480" w:hanging="360"/>
+      </w:pPr>
+      <w:rPr>
+        <w:rFonts w:ascii="Wingdings" w:hAnsi="Wingdings" w:hint="default"/>
+      </w:rPr>
+    </w:lvl>
+  </w:abstractNum>
+  <w:abstractNum w:abstractNumId="10" w15:restartNumberingAfterBreak="0">
+    <w:nsid w:val="50B61796"/>
+    <w:multiLevelType w:val="multilevel"/>
+    <w:tmpl w:val="149ACAA6"/>
+    <w:lvl w:ilvl="0">
+      <w:start w:val="1"/>
+      <w:numFmt w:val="bullet"/>
+      <w:lvlText w:val=""/>
+      <w:lvlJc w:val="left"/>
+      <w:pPr>
+        <w:tabs>
+          <w:tab w:val="num" w:pos="720"/>
+        </w:tabs>
+        <w:ind w:left="720" w:hanging="360"/>
+      </w:pPr>
+      <w:rPr>
+        <w:rFonts w:ascii="Symbol" w:hAnsi="Symbol" w:hint="default"/>
+        <w:sz w:val="20"/>
+      </w:rPr>
+    </w:lvl>
+    <w:lvl w:ilvl="1">
+      <w:start w:val="1"/>
+      <w:numFmt w:val="bullet"/>
+      <w:lvlText w:val="o"/>
+      <w:lvlJc w:val="left"/>
+      <w:pPr>
+        <w:tabs>
+          <w:tab w:val="num" w:pos="1440"/>
+        </w:tabs>
+        <w:ind w:left="1440" w:hanging="360"/>
+      </w:pPr>
+      <w:rPr>
+        <w:rFonts w:ascii="Courier New" w:hAnsi="Courier New" w:hint="default"/>
+        <w:sz w:val="20"/>
+      </w:rPr>
+    </w:lvl>
+    <w:lvl w:ilvl="2">
+      <w:start w:val="1"/>
+      <w:numFmt w:val="bullet"/>
+      <w:lvlText w:val=""/>
+      <w:lvlJc w:val="left"/>
+      <w:pPr>
+        <w:tabs>
+          <w:tab w:val="num" w:pos="2160"/>
+        </w:tabs>
+        <w:ind w:left="2160" w:hanging="360"/>
+      </w:pPr>
+      <w:rPr>
+        <w:rFonts w:ascii="Wingdings" w:hAnsi="Wingdings" w:hint="default"/>
+        <w:sz w:val="20"/>
+      </w:rPr>
+    </w:lvl>
+    <w:lvl w:ilvl="3" w:tentative="1">
+      <w:start w:val="1"/>
+      <w:numFmt w:val="bullet"/>
+      <w:lvlText w:val=""/>
+      <w:lvlJc w:val="left"/>
+      <w:pPr>
+        <w:tabs>
+          <w:tab w:val="num" w:pos="2880"/>
+        </w:tabs>
+        <w:ind w:left="2880" w:hanging="360"/>
+      </w:pPr>
+      <w:rPr>
+        <w:rFonts w:ascii="Wingdings" w:hAnsi="Wingdings" w:hint="default"/>
+        <w:sz w:val="20"/>
+      </w:rPr>
+    </w:lvl>
+    <w:lvl w:ilvl="4" w:tentative="1">
+      <w:start w:val="1"/>
+      <w:numFmt w:val="bullet"/>
+      <w:lvlText w:val=""/>
+      <w:lvlJc w:val="left"/>
+      <w:pPr>
+        <w:tabs>
+          <w:tab w:val="num" w:pos="3600"/>
+        </w:tabs>
+        <w:ind w:left="3600" w:hanging="360"/>
+      </w:pPr>
+      <w:rPr>
+        <w:rFonts w:ascii="Wingdings" w:hAnsi="Wingdings" w:hint="default"/>
+        <w:sz w:val="20"/>
+      </w:rPr>
+    </w:lvl>
+    <w:lvl w:ilvl="5" w:tentative="1">
+      <w:start w:val="1"/>
+      <w:numFmt w:val="bullet"/>
+      <w:lvlText w:val=""/>
+      <w:lvlJc w:val="left"/>
+      <w:pPr>
+        <w:tabs>
+          <w:tab w:val="num" w:pos="4320"/>
+        </w:tabs>
+        <w:ind w:left="4320" w:hanging="360"/>
+      </w:pPr>
+      <w:rPr>
+        <w:rFonts w:ascii="Wingdings" w:hAnsi="Wingdings" w:hint="default"/>
+        <w:sz w:val="20"/>
+      </w:rPr>
+    </w:lvl>
+    <w:lvl w:ilvl="6" w:tentative="1">
+      <w:start w:val="1"/>
+      <w:numFmt w:val="bullet"/>
+      <w:lvlText w:val=""/>
+      <w:lvlJc w:val="left"/>
+      <w:pPr>
+        <w:tabs>
+          <w:tab w:val="num" w:pos="5040"/>
+        </w:tabs>
+        <w:ind w:left="5040" w:hanging="360"/>
+      </w:pPr>
+      <w:rPr>
+        <w:rFonts w:ascii="Wingdings" w:hAnsi="Wingdings" w:hint="default"/>
+        <w:sz w:val="20"/>
+      </w:rPr>
+    </w:lvl>
+    <w:lvl w:ilvl="7" w:tentative="1">
+      <w:start w:val="1"/>
+      <w:numFmt w:val="bullet"/>
+      <w:lvlText w:val=""/>
+      <w:lvlJc w:val="left"/>
+      <w:pPr>
+        <w:tabs>
+          <w:tab w:val="num" w:pos="5760"/>
+        </w:tabs>
+        <w:ind w:left="5760" w:hanging="360"/>
+      </w:pPr>
+      <w:rPr>
+        <w:rFonts w:ascii="Wingdings" w:hAnsi="Wingdings" w:hint="default"/>
+        <w:sz w:val="20"/>
+      </w:rPr>
+    </w:lvl>
+    <w:lvl w:ilvl="8" w:tentative="1">
+      <w:start w:val="1"/>
+      <w:numFmt w:val="bullet"/>
+      <w:lvlText w:val=""/>
+      <w:lvlJc w:val="left"/>
+      <w:pPr>
+        <w:tabs>
+          <w:tab w:val="num" w:pos="6480"/>
+        </w:tabs>
+        <w:ind w:left="6480" w:hanging="360"/>
+      </w:pPr>
+      <w:rPr>
+        <w:rFonts w:ascii="Wingdings" w:hAnsi="Wingdings" w:hint="default"/>
+        <w:sz w:val="20"/>
+      </w:rPr>
+    </w:lvl>
+  </w:abstractNum>
+  <w:abstractNum w:abstractNumId="11" w15:restartNumberingAfterBreak="0">
+    <w:nsid w:val="588066C4"/>
+    <w:multiLevelType w:val="hybridMultilevel"/>
+    <w:tmpl w:val="8384EDB4"/>
+    <w:lvl w:ilvl="0" w:tplc="04220001">
+      <w:start w:val="1"/>
+      <w:numFmt w:val="bullet"/>
+      <w:lvlText w:val=""/>
+      <w:lvlJc w:val="left"/>
+      <w:pPr>
+        <w:ind w:left="1440" w:hanging="360"/>
+      </w:pPr>
+      <w:rPr>
+        <w:rFonts w:ascii="Symbol" w:hAnsi="Symbol" w:hint="default"/>
+      </w:rPr>
+    </w:lvl>
+    <w:lvl w:ilvl="1" w:tplc="04220003" w:tentative="1">
+      <w:start w:val="1"/>
+      <w:numFmt w:val="bullet"/>
+      <w:lvlText w:val="o"/>
+      <w:lvlJc w:val="left"/>
+      <w:pPr>
+        <w:ind w:left="2160" w:hanging="360"/>
+      </w:pPr>
+      <w:rPr>
+        <w:rFonts w:ascii="Courier New" w:hAnsi="Courier New" w:cs="Courier New" w:hint="default"/>
+      </w:rPr>
+    </w:lvl>
+    <w:lvl w:ilvl="2" w:tplc="04220005" w:tentative="1">
+      <w:start w:val="1"/>
+      <w:numFmt w:val="bullet"/>
+      <w:lvlText w:val=""/>
+      <w:lvlJc w:val="left"/>
+      <w:pPr>
+        <w:ind w:left="2880" w:hanging="360"/>
+      </w:pPr>
+      <w:rPr>
+        <w:rFonts w:ascii="Wingdings" w:hAnsi="Wingdings" w:hint="default"/>
+      </w:rPr>
+    </w:lvl>
+    <w:lvl w:ilvl="3" w:tplc="04220001" w:tentative="1">
+      <w:start w:val="1"/>
+      <w:numFmt w:val="bullet"/>
+      <w:lvlText w:val=""/>
+      <w:lvlJc w:val="left"/>
+      <w:pPr>
+        <w:ind w:left="3600" w:hanging="360"/>
+      </w:pPr>
+      <w:rPr>
+        <w:rFonts w:ascii="Symbol" w:hAnsi="Symbol" w:hint="default"/>
+      </w:rPr>
+    </w:lvl>
+    <w:lvl w:ilvl="4" w:tplc="04220003" w:tentative="1">
+      <w:start w:val="1"/>
+      <w:numFmt w:val="bullet"/>
+      <w:lvlText w:val="o"/>
+      <w:lvlJc w:val="left"/>
+      <w:pPr>
+        <w:ind w:left="4320" w:hanging="360"/>
+      </w:pPr>
+      <w:rPr>
+        <w:rFonts w:ascii="Courier New" w:hAnsi="Courier New" w:cs="Courier New" w:hint="default"/>
+      </w:rPr>
+    </w:lvl>
+    <w:lvl w:ilvl="5" w:tplc="04220005" w:tentative="1">
+      <w:start w:val="1"/>
+      <w:numFmt w:val="bullet"/>
+      <w:lvlText w:val=""/>
+      <w:lvlJc w:val="left"/>
+      <w:pPr>
+        <w:ind w:left="5040" w:hanging="360"/>
+      </w:pPr>
+      <w:rPr>
+        <w:rFonts w:ascii="Wingdings" w:hAnsi="Wingdings" w:hint="default"/>
+      </w:rPr>
+    </w:lvl>
+    <w:lvl w:ilvl="6" w:tplc="04220001" w:tentative="1">
+      <w:start w:val="1"/>
+      <w:numFmt w:val="bullet"/>
+      <w:lvlText w:val=""/>
+      <w:lvlJc w:val="left"/>
+      <w:pPr>
+        <w:ind w:left="5760" w:hanging="360"/>
+      </w:pPr>
+      <w:rPr>
+        <w:rFonts w:ascii="Symbol" w:hAnsi="Symbol" w:hint="default"/>
+      </w:rPr>
+    </w:lvl>
+    <w:lvl w:ilvl="7" w:tplc="04220003" w:tentative="1">
+      <w:start w:val="1"/>
+      <w:numFmt w:val="bullet"/>
+      <w:lvlText w:val="o"/>
+      <w:lvlJc w:val="left"/>
+      <w:pPr>
+        <w:ind w:left="6480" w:hanging="360"/>
+      </w:pPr>
+      <w:rPr>
+        <w:rFonts w:ascii="Courier New" w:hAnsi="Courier New" w:cs="Courier New" w:hint="default"/>
+      </w:rPr>
+    </w:lvl>
+    <w:lvl w:ilvl="8" w:tplc="04220005" w:tentative="1">
+      <w:start w:val="1"/>
+      <w:numFmt w:val="bullet"/>
+      <w:lvlText w:val=""/>
+      <w:lvlJc w:val="left"/>
+      <w:pPr>
+        <w:ind w:left="7200" w:hanging="360"/>
+      </w:pPr>
+      <w:rPr>
+        <w:rFonts w:ascii="Wingdings" w:hAnsi="Wingdings" w:hint="default"/>
+      </w:rPr>
+    </w:lvl>
+  </w:abstractNum>
+  <w:abstractNum w:abstractNumId="12" w15:restartNumberingAfterBreak="0">
     <w:nsid w:val="5A2D2A7D"/>
     <w:multiLevelType w:val="hybridMultilevel"/>
     <w:tmpl w:val="62E459AC"/>
@@ -1388,7 +5865,156 @@
       </w:pPr>
     </w:lvl>
   </w:abstractNum>
-  <w:abstractNum w:abstractNumId="6" w15:restartNumberingAfterBreak="0">
+  <w:abstractNum w:abstractNumId="13" w15:restartNumberingAfterBreak="0">
+    <w:nsid w:val="5A35670A"/>
+    <w:multiLevelType w:val="multilevel"/>
+    <w:tmpl w:val="91A28CC8"/>
+    <w:lvl w:ilvl="0">
+      <w:start w:val="1"/>
+      <w:numFmt w:val="bullet"/>
+      <w:lvlText w:val=""/>
+      <w:lvlJc w:val="left"/>
+      <w:pPr>
+        <w:tabs>
+          <w:tab w:val="num" w:pos="720"/>
+        </w:tabs>
+        <w:ind w:left="720" w:hanging="360"/>
+      </w:pPr>
+      <w:rPr>
+        <w:rFonts w:ascii="Symbol" w:hAnsi="Symbol" w:hint="default"/>
+        <w:sz w:val="20"/>
+      </w:rPr>
+    </w:lvl>
+    <w:lvl w:ilvl="1" w:tentative="1">
+      <w:start w:val="1"/>
+      <w:numFmt w:val="bullet"/>
+      <w:lvlText w:val="o"/>
+      <w:lvlJc w:val="left"/>
+      <w:pPr>
+        <w:tabs>
+          <w:tab w:val="num" w:pos="1440"/>
+        </w:tabs>
+        <w:ind w:left="1440" w:hanging="360"/>
+      </w:pPr>
+      <w:rPr>
+        <w:rFonts w:ascii="Courier New" w:hAnsi="Courier New" w:hint="default"/>
+        <w:sz w:val="20"/>
+      </w:rPr>
+    </w:lvl>
+    <w:lvl w:ilvl="2" w:tentative="1">
+      <w:start w:val="1"/>
+      <w:numFmt w:val="bullet"/>
+      <w:lvlText w:val=""/>
+      <w:lvlJc w:val="left"/>
+      <w:pPr>
+        <w:tabs>
+          <w:tab w:val="num" w:pos="2160"/>
+        </w:tabs>
+        <w:ind w:left="2160" w:hanging="360"/>
+      </w:pPr>
+      <w:rPr>
+        <w:rFonts w:ascii="Wingdings" w:hAnsi="Wingdings" w:hint="default"/>
+        <w:sz w:val="20"/>
+      </w:rPr>
+    </w:lvl>
+    <w:lvl w:ilvl="3" w:tentative="1">
+      <w:start w:val="1"/>
+      <w:numFmt w:val="bullet"/>
+      <w:lvlText w:val=""/>
+      <w:lvlJc w:val="left"/>
+      <w:pPr>
+        <w:tabs>
+          <w:tab w:val="num" w:pos="2880"/>
+        </w:tabs>
+        <w:ind w:left="2880" w:hanging="360"/>
+      </w:pPr>
+      <w:rPr>
+        <w:rFonts w:ascii="Wingdings" w:hAnsi="Wingdings" w:hint="default"/>
+        <w:sz w:val="20"/>
+      </w:rPr>
+    </w:lvl>
+    <w:lvl w:ilvl="4" w:tentative="1">
+      <w:start w:val="1"/>
+      <w:numFmt w:val="bullet"/>
+      <w:lvlText w:val=""/>
+      <w:lvlJc w:val="left"/>
+      <w:pPr>
+        <w:tabs>
+          <w:tab w:val="num" w:pos="3600"/>
+        </w:tabs>
+        <w:ind w:left="3600" w:hanging="360"/>
+      </w:pPr>
+      <w:rPr>
+        <w:rFonts w:ascii="Wingdings" w:hAnsi="Wingdings" w:hint="default"/>
+        <w:sz w:val="20"/>
+      </w:rPr>
+    </w:lvl>
+    <w:lvl w:ilvl="5" w:tentative="1">
+      <w:start w:val="1"/>
+      <w:numFmt w:val="bullet"/>
+      <w:lvlText w:val=""/>
+      <w:lvlJc w:val="left"/>
+      <w:pPr>
+        <w:tabs>
+          <w:tab w:val="num" w:pos="4320"/>
+        </w:tabs>
+        <w:ind w:left="4320" w:hanging="360"/>
+      </w:pPr>
+      <w:rPr>
+        <w:rFonts w:ascii="Wingdings" w:hAnsi="Wingdings" w:hint="default"/>
+        <w:sz w:val="20"/>
+      </w:rPr>
+    </w:lvl>
+    <w:lvl w:ilvl="6" w:tentative="1">
+      <w:start w:val="1"/>
+      <w:numFmt w:val="bullet"/>
+      <w:lvlText w:val=""/>
+      <w:lvlJc w:val="left"/>
+      <w:pPr>
+        <w:tabs>
+          <w:tab w:val="num" w:pos="5040"/>
+        </w:tabs>
+        <w:ind w:left="5040" w:hanging="360"/>
+      </w:pPr>
+      <w:rPr>
+        <w:rFonts w:ascii="Wingdings" w:hAnsi="Wingdings" w:hint="default"/>
+        <w:sz w:val="20"/>
+      </w:rPr>
+    </w:lvl>
+    <w:lvl w:ilvl="7" w:tentative="1">
+      <w:start w:val="1"/>
+      <w:numFmt w:val="bullet"/>
+      <w:lvlText w:val=""/>
+      <w:lvlJc w:val="left"/>
+      <w:pPr>
+        <w:tabs>
+          <w:tab w:val="num" w:pos="5760"/>
+        </w:tabs>
+        <w:ind w:left="5760" w:hanging="360"/>
+      </w:pPr>
+      <w:rPr>
+        <w:rFonts w:ascii="Wingdings" w:hAnsi="Wingdings" w:hint="default"/>
+        <w:sz w:val="20"/>
+      </w:rPr>
+    </w:lvl>
+    <w:lvl w:ilvl="8" w:tentative="1">
+      <w:start w:val="1"/>
+      <w:numFmt w:val="bullet"/>
+      <w:lvlText w:val=""/>
+      <w:lvlJc w:val="left"/>
+      <w:pPr>
+        <w:tabs>
+          <w:tab w:val="num" w:pos="6480"/>
+        </w:tabs>
+        <w:ind w:left="6480" w:hanging="360"/>
+      </w:pPr>
+      <w:rPr>
+        <w:rFonts w:ascii="Wingdings" w:hAnsi="Wingdings" w:hint="default"/>
+        <w:sz w:val="20"/>
+      </w:rPr>
+    </w:lvl>
+  </w:abstractNum>
+  <w:abstractNum w:abstractNumId="14" w15:restartNumberingAfterBreak="0">
     <w:nsid w:val="5E3D17AF"/>
     <w:multiLevelType w:val="hybridMultilevel"/>
     <w:tmpl w:val="D1D44AB8"/>
@@ -1477,7 +6103,156 @@
       </w:pPr>
     </w:lvl>
   </w:abstractNum>
-  <w:abstractNum w:abstractNumId="7" w15:restartNumberingAfterBreak="0">
+  <w:abstractNum w:abstractNumId="15" w15:restartNumberingAfterBreak="0">
+    <w:nsid w:val="61CD462C"/>
+    <w:multiLevelType w:val="multilevel"/>
+    <w:tmpl w:val="99A2644C"/>
+    <w:lvl w:ilvl="0">
+      <w:start w:val="1"/>
+      <w:numFmt w:val="bullet"/>
+      <w:lvlText w:val=""/>
+      <w:lvlJc w:val="left"/>
+      <w:pPr>
+        <w:tabs>
+          <w:tab w:val="num" w:pos="720"/>
+        </w:tabs>
+        <w:ind w:left="720" w:hanging="360"/>
+      </w:pPr>
+      <w:rPr>
+        <w:rFonts w:ascii="Symbol" w:hAnsi="Symbol" w:hint="default"/>
+        <w:sz w:val="20"/>
+      </w:rPr>
+    </w:lvl>
+    <w:lvl w:ilvl="1">
+      <w:start w:val="1"/>
+      <w:numFmt w:val="bullet"/>
+      <w:lvlText w:val="o"/>
+      <w:lvlJc w:val="left"/>
+      <w:pPr>
+        <w:tabs>
+          <w:tab w:val="num" w:pos="1440"/>
+        </w:tabs>
+        <w:ind w:left="1440" w:hanging="360"/>
+      </w:pPr>
+      <w:rPr>
+        <w:rFonts w:ascii="Courier New" w:hAnsi="Courier New" w:hint="default"/>
+        <w:sz w:val="20"/>
+      </w:rPr>
+    </w:lvl>
+    <w:lvl w:ilvl="2" w:tentative="1">
+      <w:start w:val="1"/>
+      <w:numFmt w:val="bullet"/>
+      <w:lvlText w:val=""/>
+      <w:lvlJc w:val="left"/>
+      <w:pPr>
+        <w:tabs>
+          <w:tab w:val="num" w:pos="2160"/>
+        </w:tabs>
+        <w:ind w:left="2160" w:hanging="360"/>
+      </w:pPr>
+      <w:rPr>
+        <w:rFonts w:ascii="Wingdings" w:hAnsi="Wingdings" w:hint="default"/>
+        <w:sz w:val="20"/>
+      </w:rPr>
+    </w:lvl>
+    <w:lvl w:ilvl="3" w:tentative="1">
+      <w:start w:val="1"/>
+      <w:numFmt w:val="bullet"/>
+      <w:lvlText w:val=""/>
+      <w:lvlJc w:val="left"/>
+      <w:pPr>
+        <w:tabs>
+          <w:tab w:val="num" w:pos="2880"/>
+        </w:tabs>
+        <w:ind w:left="2880" w:hanging="360"/>
+      </w:pPr>
+      <w:rPr>
+        <w:rFonts w:ascii="Wingdings" w:hAnsi="Wingdings" w:hint="default"/>
+        <w:sz w:val="20"/>
+      </w:rPr>
+    </w:lvl>
+    <w:lvl w:ilvl="4" w:tentative="1">
+      <w:start w:val="1"/>
+      <w:numFmt w:val="bullet"/>
+      <w:lvlText w:val=""/>
+      <w:lvlJc w:val="left"/>
+      <w:pPr>
+        <w:tabs>
+          <w:tab w:val="num" w:pos="3600"/>
+        </w:tabs>
+        <w:ind w:left="3600" w:hanging="360"/>
+      </w:pPr>
+      <w:rPr>
+        <w:rFonts w:ascii="Wingdings" w:hAnsi="Wingdings" w:hint="default"/>
+        <w:sz w:val="20"/>
+      </w:rPr>
+    </w:lvl>
+    <w:lvl w:ilvl="5" w:tentative="1">
+      <w:start w:val="1"/>
+      <w:numFmt w:val="bullet"/>
+      <w:lvlText w:val=""/>
+      <w:lvlJc w:val="left"/>
+      <w:pPr>
+        <w:tabs>
+          <w:tab w:val="num" w:pos="4320"/>
+        </w:tabs>
+        <w:ind w:left="4320" w:hanging="360"/>
+      </w:pPr>
+      <w:rPr>
+        <w:rFonts w:ascii="Wingdings" w:hAnsi="Wingdings" w:hint="default"/>
+        <w:sz w:val="20"/>
+      </w:rPr>
+    </w:lvl>
+    <w:lvl w:ilvl="6" w:tentative="1">
+      <w:start w:val="1"/>
+      <w:numFmt w:val="bullet"/>
+      <w:lvlText w:val=""/>
+      <w:lvlJc w:val="left"/>
+      <w:pPr>
+        <w:tabs>
+          <w:tab w:val="num" w:pos="5040"/>
+        </w:tabs>
+        <w:ind w:left="5040" w:hanging="360"/>
+      </w:pPr>
+      <w:rPr>
+        <w:rFonts w:ascii="Wingdings" w:hAnsi="Wingdings" w:hint="default"/>
+        <w:sz w:val="20"/>
+      </w:rPr>
+    </w:lvl>
+    <w:lvl w:ilvl="7" w:tentative="1">
+      <w:start w:val="1"/>
+      <w:numFmt w:val="bullet"/>
+      <w:lvlText w:val=""/>
+      <w:lvlJc w:val="left"/>
+      <w:pPr>
+        <w:tabs>
+          <w:tab w:val="num" w:pos="5760"/>
+        </w:tabs>
+        <w:ind w:left="5760" w:hanging="360"/>
+      </w:pPr>
+      <w:rPr>
+        <w:rFonts w:ascii="Wingdings" w:hAnsi="Wingdings" w:hint="default"/>
+        <w:sz w:val="20"/>
+      </w:rPr>
+    </w:lvl>
+    <w:lvl w:ilvl="8" w:tentative="1">
+      <w:start w:val="1"/>
+      <w:numFmt w:val="bullet"/>
+      <w:lvlText w:val=""/>
+      <w:lvlJc w:val="left"/>
+      <w:pPr>
+        <w:tabs>
+          <w:tab w:val="num" w:pos="6480"/>
+        </w:tabs>
+        <w:ind w:left="6480" w:hanging="360"/>
+      </w:pPr>
+      <w:rPr>
+        <w:rFonts w:ascii="Wingdings" w:hAnsi="Wingdings" w:hint="default"/>
+        <w:sz w:val="20"/>
+      </w:rPr>
+    </w:lvl>
+  </w:abstractNum>
+  <w:abstractNum w:abstractNumId="16" w15:restartNumberingAfterBreak="0">
     <w:nsid w:val="681F2AD2"/>
     <w:multiLevelType w:val="multilevel"/>
     <w:tmpl w:val="F64AF556"/>
@@ -1626,29 +6401,512 @@
       </w:rPr>
     </w:lvl>
   </w:abstractNum>
+  <w:abstractNum w:abstractNumId="17" w15:restartNumberingAfterBreak="0">
+    <w:nsid w:val="68C05B29"/>
+    <w:multiLevelType w:val="multilevel"/>
+    <w:tmpl w:val="E86ACC5E"/>
+    <w:lvl w:ilvl="0">
+      <w:start w:val="1"/>
+      <w:numFmt w:val="bullet"/>
+      <w:lvlText w:val=""/>
+      <w:lvlJc w:val="left"/>
+      <w:pPr>
+        <w:tabs>
+          <w:tab w:val="num" w:pos="720"/>
+        </w:tabs>
+        <w:ind w:left="720" w:hanging="360"/>
+      </w:pPr>
+      <w:rPr>
+        <w:rFonts w:ascii="Symbol" w:hAnsi="Symbol" w:hint="default"/>
+        <w:sz w:val="20"/>
+      </w:rPr>
+    </w:lvl>
+    <w:lvl w:ilvl="1" w:tentative="1">
+      <w:start w:val="1"/>
+      <w:numFmt w:val="bullet"/>
+      <w:lvlText w:val="o"/>
+      <w:lvlJc w:val="left"/>
+      <w:pPr>
+        <w:tabs>
+          <w:tab w:val="num" w:pos="1440"/>
+        </w:tabs>
+        <w:ind w:left="1440" w:hanging="360"/>
+      </w:pPr>
+      <w:rPr>
+        <w:rFonts w:ascii="Courier New" w:hAnsi="Courier New" w:hint="default"/>
+        <w:sz w:val="20"/>
+      </w:rPr>
+    </w:lvl>
+    <w:lvl w:ilvl="2" w:tentative="1">
+      <w:start w:val="1"/>
+      <w:numFmt w:val="bullet"/>
+      <w:lvlText w:val=""/>
+      <w:lvlJc w:val="left"/>
+      <w:pPr>
+        <w:tabs>
+          <w:tab w:val="num" w:pos="2160"/>
+        </w:tabs>
+        <w:ind w:left="2160" w:hanging="360"/>
+      </w:pPr>
+      <w:rPr>
+        <w:rFonts w:ascii="Wingdings" w:hAnsi="Wingdings" w:hint="default"/>
+        <w:sz w:val="20"/>
+      </w:rPr>
+    </w:lvl>
+    <w:lvl w:ilvl="3" w:tentative="1">
+      <w:start w:val="1"/>
+      <w:numFmt w:val="bullet"/>
+      <w:lvlText w:val=""/>
+      <w:lvlJc w:val="left"/>
+      <w:pPr>
+        <w:tabs>
+          <w:tab w:val="num" w:pos="2880"/>
+        </w:tabs>
+        <w:ind w:left="2880" w:hanging="360"/>
+      </w:pPr>
+      <w:rPr>
+        <w:rFonts w:ascii="Wingdings" w:hAnsi="Wingdings" w:hint="default"/>
+        <w:sz w:val="20"/>
+      </w:rPr>
+    </w:lvl>
+    <w:lvl w:ilvl="4" w:tentative="1">
+      <w:start w:val="1"/>
+      <w:numFmt w:val="bullet"/>
+      <w:lvlText w:val=""/>
+      <w:lvlJc w:val="left"/>
+      <w:pPr>
+        <w:tabs>
+          <w:tab w:val="num" w:pos="3600"/>
+        </w:tabs>
+        <w:ind w:left="3600" w:hanging="360"/>
+      </w:pPr>
+      <w:rPr>
+        <w:rFonts w:ascii="Wingdings" w:hAnsi="Wingdings" w:hint="default"/>
+        <w:sz w:val="20"/>
+      </w:rPr>
+    </w:lvl>
+    <w:lvl w:ilvl="5" w:tentative="1">
+      <w:start w:val="1"/>
+      <w:numFmt w:val="bullet"/>
+      <w:lvlText w:val=""/>
+      <w:lvlJc w:val="left"/>
+      <w:pPr>
+        <w:tabs>
+          <w:tab w:val="num" w:pos="4320"/>
+        </w:tabs>
+        <w:ind w:left="4320" w:hanging="360"/>
+      </w:pPr>
+      <w:rPr>
+        <w:rFonts w:ascii="Wingdings" w:hAnsi="Wingdings" w:hint="default"/>
+        <w:sz w:val="20"/>
+      </w:rPr>
+    </w:lvl>
+    <w:lvl w:ilvl="6" w:tentative="1">
+      <w:start w:val="1"/>
+      <w:numFmt w:val="bullet"/>
+      <w:lvlText w:val=""/>
+      <w:lvlJc w:val="left"/>
+      <w:pPr>
+        <w:tabs>
+          <w:tab w:val="num" w:pos="5040"/>
+        </w:tabs>
+        <w:ind w:left="5040" w:hanging="360"/>
+      </w:pPr>
+      <w:rPr>
+        <w:rFonts w:ascii="Wingdings" w:hAnsi="Wingdings" w:hint="default"/>
+        <w:sz w:val="20"/>
+      </w:rPr>
+    </w:lvl>
+    <w:lvl w:ilvl="7" w:tentative="1">
+      <w:start w:val="1"/>
+      <w:numFmt w:val="bullet"/>
+      <w:lvlText w:val=""/>
+      <w:lvlJc w:val="left"/>
+      <w:pPr>
+        <w:tabs>
+          <w:tab w:val="num" w:pos="5760"/>
+        </w:tabs>
+        <w:ind w:left="5760" w:hanging="360"/>
+      </w:pPr>
+      <w:rPr>
+        <w:rFonts w:ascii="Wingdings" w:hAnsi="Wingdings" w:hint="default"/>
+        <w:sz w:val="20"/>
+      </w:rPr>
+    </w:lvl>
+    <w:lvl w:ilvl="8" w:tentative="1">
+      <w:start w:val="1"/>
+      <w:numFmt w:val="bullet"/>
+      <w:lvlText w:val=""/>
+      <w:lvlJc w:val="left"/>
+      <w:pPr>
+        <w:tabs>
+          <w:tab w:val="num" w:pos="6480"/>
+        </w:tabs>
+        <w:ind w:left="6480" w:hanging="360"/>
+      </w:pPr>
+      <w:rPr>
+        <w:rFonts w:ascii="Wingdings" w:hAnsi="Wingdings" w:hint="default"/>
+        <w:sz w:val="20"/>
+      </w:rPr>
+    </w:lvl>
+  </w:abstractNum>
+  <w:abstractNum w:abstractNumId="18" w15:restartNumberingAfterBreak="0">
+    <w:nsid w:val="6D883922"/>
+    <w:multiLevelType w:val="multilevel"/>
+    <w:tmpl w:val="2C32C6AA"/>
+    <w:lvl w:ilvl="0">
+      <w:start w:val="1"/>
+      <w:numFmt w:val="bullet"/>
+      <w:lvlText w:val=""/>
+      <w:lvlJc w:val="left"/>
+      <w:pPr>
+        <w:tabs>
+          <w:tab w:val="num" w:pos="720"/>
+        </w:tabs>
+        <w:ind w:left="720" w:hanging="360"/>
+      </w:pPr>
+      <w:rPr>
+        <w:rFonts w:ascii="Symbol" w:hAnsi="Symbol" w:hint="default"/>
+        <w:sz w:val="20"/>
+      </w:rPr>
+    </w:lvl>
+    <w:lvl w:ilvl="1">
+      <w:start w:val="1"/>
+      <w:numFmt w:val="bullet"/>
+      <w:lvlText w:val="o"/>
+      <w:lvlJc w:val="left"/>
+      <w:pPr>
+        <w:tabs>
+          <w:tab w:val="num" w:pos="1440"/>
+        </w:tabs>
+        <w:ind w:left="1440" w:hanging="360"/>
+      </w:pPr>
+      <w:rPr>
+        <w:rFonts w:ascii="Courier New" w:hAnsi="Courier New" w:hint="default"/>
+        <w:sz w:val="20"/>
+      </w:rPr>
+    </w:lvl>
+    <w:lvl w:ilvl="2" w:tentative="1">
+      <w:start w:val="1"/>
+      <w:numFmt w:val="bullet"/>
+      <w:lvlText w:val=""/>
+      <w:lvlJc w:val="left"/>
+      <w:pPr>
+        <w:tabs>
+          <w:tab w:val="num" w:pos="2160"/>
+        </w:tabs>
+        <w:ind w:left="2160" w:hanging="360"/>
+      </w:pPr>
+      <w:rPr>
+        <w:rFonts w:ascii="Wingdings" w:hAnsi="Wingdings" w:hint="default"/>
+        <w:sz w:val="20"/>
+      </w:rPr>
+    </w:lvl>
+    <w:lvl w:ilvl="3" w:tentative="1">
+      <w:start w:val="1"/>
+      <w:numFmt w:val="bullet"/>
+      <w:lvlText w:val=""/>
+      <w:lvlJc w:val="left"/>
+      <w:pPr>
+        <w:tabs>
+          <w:tab w:val="num" w:pos="2880"/>
+        </w:tabs>
+        <w:ind w:left="2880" w:hanging="360"/>
+      </w:pPr>
+      <w:rPr>
+        <w:rFonts w:ascii="Wingdings" w:hAnsi="Wingdings" w:hint="default"/>
+        <w:sz w:val="20"/>
+      </w:rPr>
+    </w:lvl>
+    <w:lvl w:ilvl="4" w:tentative="1">
+      <w:start w:val="1"/>
+      <w:numFmt w:val="bullet"/>
+      <w:lvlText w:val=""/>
+      <w:lvlJc w:val="left"/>
+      <w:pPr>
+        <w:tabs>
+          <w:tab w:val="num" w:pos="3600"/>
+        </w:tabs>
+        <w:ind w:left="3600" w:hanging="360"/>
+      </w:pPr>
+      <w:rPr>
+        <w:rFonts w:ascii="Wingdings" w:hAnsi="Wingdings" w:hint="default"/>
+        <w:sz w:val="20"/>
+      </w:rPr>
+    </w:lvl>
+    <w:lvl w:ilvl="5" w:tentative="1">
+      <w:start w:val="1"/>
+      <w:numFmt w:val="bullet"/>
+      <w:lvlText w:val=""/>
+      <w:lvlJc w:val="left"/>
+      <w:pPr>
+        <w:tabs>
+          <w:tab w:val="num" w:pos="4320"/>
+        </w:tabs>
+        <w:ind w:left="4320" w:hanging="360"/>
+      </w:pPr>
+      <w:rPr>
+        <w:rFonts w:ascii="Wingdings" w:hAnsi="Wingdings" w:hint="default"/>
+        <w:sz w:val="20"/>
+      </w:rPr>
+    </w:lvl>
+    <w:lvl w:ilvl="6" w:tentative="1">
+      <w:start w:val="1"/>
+      <w:numFmt w:val="bullet"/>
+      <w:lvlText w:val=""/>
+      <w:lvlJc w:val="left"/>
+      <w:pPr>
+        <w:tabs>
+          <w:tab w:val="num" w:pos="5040"/>
+        </w:tabs>
+        <w:ind w:left="5040" w:hanging="360"/>
+      </w:pPr>
+      <w:rPr>
+        <w:rFonts w:ascii="Wingdings" w:hAnsi="Wingdings" w:hint="default"/>
+        <w:sz w:val="20"/>
+      </w:rPr>
+    </w:lvl>
+    <w:lvl w:ilvl="7" w:tentative="1">
+      <w:start w:val="1"/>
+      <w:numFmt w:val="bullet"/>
+      <w:lvlText w:val=""/>
+      <w:lvlJc w:val="left"/>
+      <w:pPr>
+        <w:tabs>
+          <w:tab w:val="num" w:pos="5760"/>
+        </w:tabs>
+        <w:ind w:left="5760" w:hanging="360"/>
+      </w:pPr>
+      <w:rPr>
+        <w:rFonts w:ascii="Wingdings" w:hAnsi="Wingdings" w:hint="default"/>
+        <w:sz w:val="20"/>
+      </w:rPr>
+    </w:lvl>
+    <w:lvl w:ilvl="8" w:tentative="1">
+      <w:start w:val="1"/>
+      <w:numFmt w:val="bullet"/>
+      <w:lvlText w:val=""/>
+      <w:lvlJc w:val="left"/>
+      <w:pPr>
+        <w:tabs>
+          <w:tab w:val="num" w:pos="6480"/>
+        </w:tabs>
+        <w:ind w:left="6480" w:hanging="360"/>
+      </w:pPr>
+      <w:rPr>
+        <w:rFonts w:ascii="Wingdings" w:hAnsi="Wingdings" w:hint="default"/>
+        <w:sz w:val="20"/>
+      </w:rPr>
+    </w:lvl>
+  </w:abstractNum>
+  <w:abstractNum w:abstractNumId="19" w15:restartNumberingAfterBreak="0">
+    <w:nsid w:val="6F5D05E7"/>
+    <w:multiLevelType w:val="multilevel"/>
+    <w:tmpl w:val="2E1E86FE"/>
+    <w:lvl w:ilvl="0">
+      <w:start w:val="1"/>
+      <w:numFmt w:val="bullet"/>
+      <w:lvlText w:val=""/>
+      <w:lvlJc w:val="left"/>
+      <w:pPr>
+        <w:tabs>
+          <w:tab w:val="num" w:pos="720"/>
+        </w:tabs>
+        <w:ind w:left="720" w:hanging="360"/>
+      </w:pPr>
+      <w:rPr>
+        <w:rFonts w:ascii="Symbol" w:hAnsi="Symbol" w:hint="default"/>
+        <w:sz w:val="20"/>
+      </w:rPr>
+    </w:lvl>
+    <w:lvl w:ilvl="1" w:tentative="1">
+      <w:start w:val="1"/>
+      <w:numFmt w:val="bullet"/>
+      <w:lvlText w:val="o"/>
+      <w:lvlJc w:val="left"/>
+      <w:pPr>
+        <w:tabs>
+          <w:tab w:val="num" w:pos="1440"/>
+        </w:tabs>
+        <w:ind w:left="1440" w:hanging="360"/>
+      </w:pPr>
+      <w:rPr>
+        <w:rFonts w:ascii="Courier New" w:hAnsi="Courier New" w:hint="default"/>
+        <w:sz w:val="20"/>
+      </w:rPr>
+    </w:lvl>
+    <w:lvl w:ilvl="2" w:tentative="1">
+      <w:start w:val="1"/>
+      <w:numFmt w:val="bullet"/>
+      <w:lvlText w:val=""/>
+      <w:lvlJc w:val="left"/>
+      <w:pPr>
+        <w:tabs>
+          <w:tab w:val="num" w:pos="2160"/>
+        </w:tabs>
+        <w:ind w:left="2160" w:hanging="360"/>
+      </w:pPr>
+      <w:rPr>
+        <w:rFonts w:ascii="Wingdings" w:hAnsi="Wingdings" w:hint="default"/>
+        <w:sz w:val="20"/>
+      </w:rPr>
+    </w:lvl>
+    <w:lvl w:ilvl="3" w:tentative="1">
+      <w:start w:val="1"/>
+      <w:numFmt w:val="bullet"/>
+      <w:lvlText w:val=""/>
+      <w:lvlJc w:val="left"/>
+      <w:pPr>
+        <w:tabs>
+          <w:tab w:val="num" w:pos="2880"/>
+        </w:tabs>
+        <w:ind w:left="2880" w:hanging="360"/>
+      </w:pPr>
+      <w:rPr>
+        <w:rFonts w:ascii="Wingdings" w:hAnsi="Wingdings" w:hint="default"/>
+        <w:sz w:val="20"/>
+      </w:rPr>
+    </w:lvl>
+    <w:lvl w:ilvl="4" w:tentative="1">
+      <w:start w:val="1"/>
+      <w:numFmt w:val="bullet"/>
+      <w:lvlText w:val=""/>
+      <w:lvlJc w:val="left"/>
+      <w:pPr>
+        <w:tabs>
+          <w:tab w:val="num" w:pos="3600"/>
+        </w:tabs>
+        <w:ind w:left="3600" w:hanging="360"/>
+      </w:pPr>
+      <w:rPr>
+        <w:rFonts w:ascii="Wingdings" w:hAnsi="Wingdings" w:hint="default"/>
+        <w:sz w:val="20"/>
+      </w:rPr>
+    </w:lvl>
+    <w:lvl w:ilvl="5" w:tentative="1">
+      <w:start w:val="1"/>
+      <w:numFmt w:val="bullet"/>
+      <w:lvlText w:val=""/>
+      <w:lvlJc w:val="left"/>
+      <w:pPr>
+        <w:tabs>
+          <w:tab w:val="num" w:pos="4320"/>
+        </w:tabs>
+        <w:ind w:left="4320" w:hanging="360"/>
+      </w:pPr>
+      <w:rPr>
+        <w:rFonts w:ascii="Wingdings" w:hAnsi="Wingdings" w:hint="default"/>
+        <w:sz w:val="20"/>
+      </w:rPr>
+    </w:lvl>
+    <w:lvl w:ilvl="6" w:tentative="1">
+      <w:start w:val="1"/>
+      <w:numFmt w:val="bullet"/>
+      <w:lvlText w:val=""/>
+      <w:lvlJc w:val="left"/>
+      <w:pPr>
+        <w:tabs>
+          <w:tab w:val="num" w:pos="5040"/>
+        </w:tabs>
+        <w:ind w:left="5040" w:hanging="360"/>
+      </w:pPr>
+      <w:rPr>
+        <w:rFonts w:ascii="Wingdings" w:hAnsi="Wingdings" w:hint="default"/>
+        <w:sz w:val="20"/>
+      </w:rPr>
+    </w:lvl>
+    <w:lvl w:ilvl="7" w:tentative="1">
+      <w:start w:val="1"/>
+      <w:numFmt w:val="bullet"/>
+      <w:lvlText w:val=""/>
+      <w:lvlJc w:val="left"/>
+      <w:pPr>
+        <w:tabs>
+          <w:tab w:val="num" w:pos="5760"/>
+        </w:tabs>
+        <w:ind w:left="5760" w:hanging="360"/>
+      </w:pPr>
+      <w:rPr>
+        <w:rFonts w:ascii="Wingdings" w:hAnsi="Wingdings" w:hint="default"/>
+        <w:sz w:val="20"/>
+      </w:rPr>
+    </w:lvl>
+    <w:lvl w:ilvl="8" w:tentative="1">
+      <w:start w:val="1"/>
+      <w:numFmt w:val="bullet"/>
+      <w:lvlText w:val=""/>
+      <w:lvlJc w:val="left"/>
+      <w:pPr>
+        <w:tabs>
+          <w:tab w:val="num" w:pos="6480"/>
+        </w:tabs>
+        <w:ind w:left="6480" w:hanging="360"/>
+      </w:pPr>
+      <w:rPr>
+        <w:rFonts w:ascii="Wingdings" w:hAnsi="Wingdings" w:hint="default"/>
+        <w:sz w:val="20"/>
+      </w:rPr>
+    </w:lvl>
+  </w:abstractNum>
   <w:num w:numId="1">
+    <w:abstractNumId w:val="8"/>
+  </w:num>
+  <w:num w:numId="2">
+    <w:abstractNumId w:val="12"/>
+  </w:num>
+  <w:num w:numId="3">
+    <w:abstractNumId w:val="14"/>
+  </w:num>
+  <w:num w:numId="4">
     <w:abstractNumId w:val="4"/>
   </w:num>
-  <w:num w:numId="2">
-    <w:abstractNumId w:val="5"/>
-  </w:num>
-  <w:num w:numId="3">
-    <w:abstractNumId w:val="6"/>
-  </w:num>
-  <w:num w:numId="4">
-    <w:abstractNumId w:val="1"/>
-  </w:num>
   <w:num w:numId="5">
-    <w:abstractNumId w:val="3"/>
+    <w:abstractNumId w:val="7"/>
   </w:num>
   <w:num w:numId="6">
-    <w:abstractNumId w:val="2"/>
+    <w:abstractNumId w:val="6"/>
   </w:num>
   <w:num w:numId="7">
     <w:abstractNumId w:val="0"/>
   </w:num>
   <w:num w:numId="8">
-    <w:abstractNumId w:val="7"/>
+    <w:abstractNumId w:val="16"/>
+  </w:num>
+  <w:num w:numId="9">
+    <w:abstractNumId w:val="10"/>
+  </w:num>
+  <w:num w:numId="10">
+    <w:abstractNumId w:val="17"/>
+  </w:num>
+  <w:num w:numId="11">
+    <w:abstractNumId w:val="19"/>
+  </w:num>
+  <w:num w:numId="12">
+    <w:abstractNumId w:val="5"/>
+  </w:num>
+  <w:num w:numId="13">
+    <w:abstractNumId w:val="1"/>
+  </w:num>
+  <w:num w:numId="14">
+    <w:abstractNumId w:val="13"/>
+  </w:num>
+  <w:num w:numId="15">
+    <w:abstractNumId w:val="18"/>
+  </w:num>
+  <w:num w:numId="16">
+    <w:abstractNumId w:val="3"/>
+  </w:num>
+  <w:num w:numId="17">
+    <w:abstractNumId w:val="15"/>
+  </w:num>
+  <w:num w:numId="18">
+    <w:abstractNumId w:val="2"/>
+  </w:num>
+  <w:num w:numId="19">
+    <w:abstractNumId w:val="11"/>
+  </w:num>
+  <w:num w:numId="20">
+    <w:abstractNumId w:val="9"/>
   </w:num>
 </w:numbering>
 </file>
@@ -2073,6 +7331,29 @@
       <w:lang w:eastAsia="uk-UA"/>
     </w:rPr>
   </w:style>
+  <w:style w:type="paragraph" w:styleId="3">
+    <w:name w:val="heading 3"/>
+    <w:basedOn w:val="a"/>
+    <w:next w:val="a"/>
+    <w:link w:val="30"/>
+    <w:uiPriority w:val="9"/>
+    <w:semiHidden/>
+    <w:unhideWhenUsed/>
+    <w:qFormat/>
+    <w:rsid w:val="00C24160"/>
+    <w:pPr>
+      <w:keepNext/>
+      <w:keepLines/>
+      <w:spacing w:before="40" w:after="0"/>
+      <w:outlineLvl w:val="2"/>
+    </w:pPr>
+    <w:rPr>
+      <w:rFonts w:asciiTheme="majorHAnsi" w:eastAsiaTheme="majorEastAsia" w:hAnsiTheme="majorHAnsi" w:cstheme="majorBidi"/>
+      <w:color w:val="1F3763" w:themeColor="accent1" w:themeShade="7F"/>
+      <w:sz w:val="24"/>
+      <w:szCs w:val="24"/>
+    </w:rPr>
+  </w:style>
   <w:style w:type="character" w:default="1" w:styleId="a0">
     <w:name w:val="Default Paragraph Font"/>
     <w:uiPriority w:val="1"/>
@@ -2246,6 +7527,149 @@
     <w:rPr>
       <w:b/>
       <w:bCs/>
+    </w:rPr>
+  </w:style>
+  <w:style w:type="character" w:customStyle="1" w:styleId="30">
+    <w:name w:val="Заголовок 3 Знак"/>
+    <w:basedOn w:val="a0"/>
+    <w:link w:val="3"/>
+    <w:uiPriority w:val="9"/>
+    <w:semiHidden/>
+    <w:rsid w:val="00C24160"/>
+    <w:rPr>
+      <w:rFonts w:asciiTheme="majorHAnsi" w:eastAsiaTheme="majorEastAsia" w:hAnsiTheme="majorHAnsi" w:cstheme="majorBidi"/>
+      <w:color w:val="1F3763" w:themeColor="accent1" w:themeShade="7F"/>
+      <w:sz w:val="24"/>
+      <w:szCs w:val="24"/>
+    </w:rPr>
+  </w:style>
+  <w:style w:type="table" w:styleId="aa">
+    <w:name w:val="Table Grid"/>
+    <w:basedOn w:val="a1"/>
+    <w:uiPriority w:val="39"/>
+    <w:rsid w:val="00C24160"/>
+    <w:pPr>
+      <w:spacing w:after="0" w:line="240" w:lineRule="auto"/>
+    </w:pPr>
+    <w:tblPr>
+      <w:tblBorders>
+        <w:top w:val="single" w:sz="4" w:space="0" w:color="auto"/>
+        <w:left w:val="single" w:sz="4" w:space="0" w:color="auto"/>
+        <w:bottom w:val="single" w:sz="4" w:space="0" w:color="auto"/>
+        <w:right w:val="single" w:sz="4" w:space="0" w:color="auto"/>
+        <w:insideH w:val="single" w:sz="4" w:space="0" w:color="auto"/>
+        <w:insideV w:val="single" w:sz="4" w:space="0" w:color="auto"/>
+      </w:tblBorders>
+    </w:tblPr>
+  </w:style>
+  <w:style w:type="table" w:styleId="-2">
+    <w:name w:val="Grid Table 2"/>
+    <w:basedOn w:val="a1"/>
+    <w:uiPriority w:val="47"/>
+    <w:rsid w:val="002F5C08"/>
+    <w:pPr>
+      <w:spacing w:after="0" w:line="240" w:lineRule="auto"/>
+    </w:pPr>
+    <w:tblPr>
+      <w:tblStyleRowBandSize w:val="1"/>
+      <w:tblStyleColBandSize w:val="1"/>
+      <w:tblBorders>
+        <w:top w:val="single" w:sz="2" w:space="0" w:color="666666" w:themeColor="text1" w:themeTint="99"/>
+        <w:bottom w:val="single" w:sz="2" w:space="0" w:color="666666" w:themeColor="text1" w:themeTint="99"/>
+        <w:insideH w:val="single" w:sz="2" w:space="0" w:color="666666" w:themeColor="text1" w:themeTint="99"/>
+        <w:insideV w:val="single" w:sz="2" w:space="0" w:color="666666" w:themeColor="text1" w:themeTint="99"/>
+      </w:tblBorders>
+    </w:tblPr>
+    <w:tblStylePr w:type="firstRow">
+      <w:rPr>
+        <w:b/>
+        <w:bCs/>
+      </w:rPr>
+      <w:tblPr/>
+      <w:tcPr>
+        <w:tcBorders>
+          <w:top w:val="nil"/>
+          <w:bottom w:val="single" w:sz="12" w:space="0" w:color="666666" w:themeColor="text1" w:themeTint="99"/>
+          <w:insideH w:val="nil"/>
+          <w:insideV w:val="nil"/>
+        </w:tcBorders>
+        <w:shd w:val="clear" w:color="auto" w:fill="FFFFFF" w:themeFill="background1"/>
+      </w:tcPr>
+    </w:tblStylePr>
+    <w:tblStylePr w:type="lastRow">
+      <w:rPr>
+        <w:b/>
+        <w:bCs/>
+      </w:rPr>
+      <w:tblPr/>
+      <w:tcPr>
+        <w:tcBorders>
+          <w:top w:val="double" w:sz="2" w:space="0" w:color="666666" w:themeColor="text1" w:themeTint="99"/>
+          <w:bottom w:val="nil"/>
+          <w:insideH w:val="nil"/>
+          <w:insideV w:val="nil"/>
+        </w:tcBorders>
+        <w:shd w:val="clear" w:color="auto" w:fill="FFFFFF" w:themeFill="background1"/>
+      </w:tcPr>
+    </w:tblStylePr>
+    <w:tblStylePr w:type="firstCol">
+      <w:rPr>
+        <w:b/>
+        <w:bCs/>
+      </w:rPr>
+    </w:tblStylePr>
+    <w:tblStylePr w:type="lastCol">
+      <w:rPr>
+        <w:b/>
+        <w:bCs/>
+      </w:rPr>
+    </w:tblStylePr>
+    <w:tblStylePr w:type="band1Vert">
+      <w:tblPr/>
+      <w:tcPr>
+        <w:shd w:val="clear" w:color="auto" w:fill="CCCCCC" w:themeFill="text1" w:themeFillTint="33"/>
+      </w:tcPr>
+    </w:tblStylePr>
+    <w:tblStylePr w:type="band1Horz">
+      <w:tblPr/>
+      <w:tcPr>
+        <w:shd w:val="clear" w:color="auto" w:fill="CCCCCC" w:themeFill="text1" w:themeFillTint="33"/>
+      </w:tcPr>
+    </w:tblStylePr>
+  </w:style>
+  <w:style w:type="character" w:styleId="ab">
+    <w:name w:val="Hyperlink"/>
+    <w:basedOn w:val="a0"/>
+    <w:uiPriority w:val="99"/>
+    <w:unhideWhenUsed/>
+    <w:rsid w:val="00A77CBD"/>
+    <w:rPr>
+      <w:color w:val="0563C1" w:themeColor="hyperlink"/>
+      <w:u w:val="single"/>
+    </w:rPr>
+  </w:style>
+  <w:style w:type="character" w:styleId="ac">
+    <w:name w:val="Unresolved Mention"/>
+    <w:basedOn w:val="a0"/>
+    <w:uiPriority w:val="99"/>
+    <w:semiHidden/>
+    <w:unhideWhenUsed/>
+    <w:rsid w:val="00A77CBD"/>
+    <w:rPr>
+      <w:color w:val="605E5C"/>
+      <w:shd w:val="clear" w:color="auto" w:fill="E1DFDD"/>
+    </w:rPr>
+  </w:style>
+  <w:style w:type="character" w:styleId="ad">
+    <w:name w:val="FollowedHyperlink"/>
+    <w:basedOn w:val="a0"/>
+    <w:uiPriority w:val="99"/>
+    <w:semiHidden/>
+    <w:unhideWhenUsed/>
+    <w:rsid w:val="00A77CBD"/>
+    <w:rPr>
+      <w:color w:val="954F72" w:themeColor="followedHyperlink"/>
+      <w:u w:val="single"/>
     </w:rPr>
   </w:style>
 </w:styles>
